--- a/TechnicalDesignDocument.docx
+++ b/TechnicalDesignDocument.docx
@@ -6,14 +6,14 @@
       <w:pPr>
         <w:jc w:val="center"/>
         <w:rPr>
-          <w:rFonts w:ascii="Arial" w:hAnsi="Arial" w:cs="Arial"/>
           <w:b/>
           <w:bCs/>
+          <w:sz w:val="32"/>
+          <w:szCs w:val="32"/>
         </w:rPr>
       </w:pPr>
       <w:r>
         <w:rPr>
-          <w:rFonts w:ascii="Arial" w:hAnsi="Arial" w:cs="Arial"/>
           <w:b/>
           <w:bCs/>
           <w:noProof/>
@@ -93,48 +93,26 @@
       </w:r>
       <w:r>
         <w:rPr>
-          <w:rFonts w:ascii="Arial" w:hAnsi="Arial" w:cs="Arial"/>
           <w:b/>
           <w:bCs/>
           <w:sz w:val="32"/>
           <w:szCs w:val="32"/>
         </w:rPr>
-        <w:t xml:space="preserve">QuatreFoil </w:t>
-      </w:r>
-      <w:r>
-        <w:rPr>
-          <w:rFonts w:ascii="Arial" w:hAnsi="Arial" w:cs="Arial"/>
-          <w:b/>
-          <w:bCs/>
-          <w:sz w:val="32"/>
-          <w:szCs w:val="32"/>
-        </w:rPr>
-        <w:t>Technical Design</w:t>
-      </w:r>
-    </w:p>
-    <w:p>
-      <w:pPr>
-        <w:rPr>
-          <w:rFonts w:ascii="Arial" w:hAnsi="Arial" w:cs="Arial"/>
-          <w:sz w:val="16"/>
-          <w:szCs w:val="16"/>
-        </w:rPr>
-      </w:pPr>
+        <w:t>QuatreFoil Technical Design</w:t>
+      </w:r>
     </w:p>
     <w:p>
       <w:pPr>
         <w:jc w:val="center"/>
         <w:rPr>
-          <w:rFonts w:ascii="Arial" w:hAnsi="Arial" w:cs="Arial"/>
-          <w:sz w:val="16"/>
-          <w:szCs w:val="16"/>
+          <w:sz w:val="18"/>
+          <w:szCs w:val="18"/>
         </w:rPr>
       </w:pPr>
       <w:r>
         <w:rPr>
-          <w:rFonts w:ascii="Arial" w:hAnsi="Arial" w:cs="Arial"/>
-          <w:sz w:val="16"/>
-          <w:szCs w:val="16"/>
+          <w:sz w:val="18"/>
+          <w:szCs w:val="18"/>
         </w:rPr>
         <w:t>Version 1.0</w:t>
       </w:r>
@@ -143,32 +121,28 @@
       <w:pPr>
         <w:jc w:val="center"/>
         <w:rPr>
-          <w:rFonts w:ascii="Arial" w:hAnsi="Arial" w:cs="Arial"/>
-          <w:sz w:val="16"/>
-          <w:szCs w:val="16"/>
+          <w:sz w:val="18"/>
+          <w:szCs w:val="18"/>
         </w:rPr>
       </w:pPr>
       <w:r>
         <w:rPr>
-          <w:rFonts w:ascii="Arial" w:hAnsi="Arial" w:cs="Arial"/>
-          <w:sz w:val="16"/>
-          <w:szCs w:val="16"/>
+          <w:sz w:val="18"/>
+          <w:szCs w:val="18"/>
         </w:rPr>
         <w:t>0</w:t>
       </w:r>
       <w:r>
         <w:rPr>
-          <w:rFonts w:ascii="Arial" w:hAnsi="Arial" w:cs="Arial"/>
-          <w:sz w:val="16"/>
-          <w:szCs w:val="16"/>
+          <w:sz w:val="18"/>
+          <w:szCs w:val="18"/>
         </w:rPr>
         <w:t>7</w:t>
       </w:r>
       <w:r>
         <w:rPr>
-          <w:rFonts w:ascii="Arial" w:hAnsi="Arial" w:cs="Arial"/>
-          <w:sz w:val="16"/>
-          <w:szCs w:val="16"/>
+          <w:sz w:val="18"/>
+          <w:szCs w:val="18"/>
         </w:rPr>
         <w:t>/05/25</w:t>
       </w:r>
@@ -178,10 +152,7 @@
         <w:pStyle w:val="Heading1"/>
       </w:pPr>
       <w:r>
-        <w:t xml:space="preserve">1. </w:t>
-      </w:r>
-      <w:r>
-        <w:t>Overview</w:t>
+        <w:t>1. Overview</w:t>
       </w:r>
     </w:p>
     <w:p>
@@ -195,117 +166,531 @@
       <w:bookmarkEnd w:id="0"/>
     </w:p>
     <w:p>
-      <w:pPr>
+      <w:r>
+        <w:t xml:space="preserve">This document </w:t>
+      </w:r>
+      <w:r>
+        <w:t>outlines and specifies the architecture of the underlying engine of QuatreFoil.</w:t>
+      </w:r>
+      <w:r>
+        <w:t xml:space="preserve"> This file is also in parallel with the Game Design Document, that explains the demo game which will be made </w:t>
+      </w:r>
+      <w:r>
+        <w:t xml:space="preserve">from </w:t>
+      </w:r>
+      <w:r>
+        <w:t>this engine.</w:t>
+      </w:r>
+      <w:r>
+        <w:t xml:space="preserve"> </w:t>
+      </w:r>
+    </w:p>
+    <w:p>
+      <w:pPr>
+        <w:pStyle w:val="Heading2"/>
+      </w:pPr>
+      <w:r>
+        <w:t>1.</w:t>
+      </w:r>
+      <w:r>
+        <w:t>2</w:t>
+      </w:r>
+      <w:r>
+        <w:t xml:space="preserve"> </w:t>
+      </w:r>
+      <w:r>
+        <w:t>Scope</w:t>
+      </w:r>
+    </w:p>
+    <w:p>
+      <w:r>
+        <w:t>This document</w:t>
+      </w:r>
+      <w:r>
+        <w:t xml:space="preserve"> is intended for developers contributing or understand the underlying </w:t>
+      </w:r>
+      <w:r>
+        <w:t>engine</w:t>
+      </w:r>
+      <w:r>
+        <w:t>.</w:t>
+      </w:r>
+    </w:p>
+    <w:p>
+      <w:pPr>
+        <w:pStyle w:val="Heading2"/>
+      </w:pPr>
+      <w:r>
+        <w:t>1.2 Description</w:t>
+      </w:r>
+    </w:p>
+    <w:p>
+      <w:r>
+        <w:t xml:space="preserve">QuatreFoil is a custom </w:t>
+      </w:r>
+      <w:r>
+        <w:t>game engine that uses the OpenGL graphics API</w:t>
+      </w:r>
+      <w:r>
+        <w:t xml:space="preserve"> and supplements the engine used for </w:t>
+      </w:r>
+      <w:r>
+        <w:t>its demo game. It is written in C++ and using some external libraries which will be t</w:t>
+      </w:r>
+      <w:r>
+        <w:t>alke</w:t>
+      </w:r>
+      <w:r>
+        <w:t>d about further in this document.</w:t>
+      </w:r>
+      <w:r>
+        <w:t xml:space="preserve"> It uses CMake for building so the engine is largely portable between than of Windows, Linux and macOS</w:t>
+      </w:r>
+      <w:r>
+        <w:t>.</w:t>
+      </w:r>
+    </w:p>
+    <w:p>
+      <w:pPr>
+        <w:pStyle w:val="Heading1"/>
+      </w:pPr>
+      <w:r>
+        <w:t>2. Architecture</w:t>
+      </w:r>
+    </w:p>
+    <w:p>
+      <w:pPr>
+        <w:pStyle w:val="Heading2"/>
+      </w:pPr>
+      <w:r>
+        <w:t>2</w:t>
+      </w:r>
+      <w:r>
+        <w:t>.1 Core modules</w:t>
+      </w:r>
+    </w:p>
+    <w:p>
+      <w:r>
         <w:rPr>
-          <w:rFonts w:ascii="Arial" w:hAnsi="Arial" w:cs="Arial"/>
-          <w:sz w:val="22"/>
-          <w:szCs w:val="22"/>
+          <w:noProof/>
         </w:rPr>
-      </w:pPr>
-      <w:r>
-        <w:rPr>
-          <w:rFonts w:ascii="Arial" w:hAnsi="Arial" w:cs="Arial"/>
-          <w:sz w:val="22"/>
-          <w:szCs w:val="22"/>
-        </w:rPr>
-        <w:t xml:space="preserve">This document </w:t>
-      </w:r>
-      <w:r>
-        <w:rPr>
-          <w:rFonts w:ascii="Arial" w:hAnsi="Arial" w:cs="Arial"/>
-          <w:sz w:val="22"/>
-          <w:szCs w:val="22"/>
-        </w:rPr>
-        <w:t>outlines and specifies the architecture of the underlying engine of QuatreFoil.</w:t>
-      </w:r>
-      <w:r>
-        <w:rPr>
-          <w:rFonts w:ascii="Arial" w:hAnsi="Arial" w:cs="Arial"/>
-          <w:sz w:val="22"/>
-          <w:szCs w:val="22"/>
-        </w:rPr>
-        <w:t xml:space="preserve"> This file is also in parallel with the Game Design Document, that explains the demo game which will be made </w:t>
-      </w:r>
-      <w:r>
-        <w:rPr>
-          <w:rFonts w:ascii="Arial" w:hAnsi="Arial" w:cs="Arial"/>
-          <w:sz w:val="22"/>
-          <w:szCs w:val="22"/>
-        </w:rPr>
-        <w:t xml:space="preserve">from </w:t>
-      </w:r>
-      <w:r>
-        <w:rPr>
-          <w:rFonts w:ascii="Arial" w:hAnsi="Arial" w:cs="Arial"/>
-          <w:sz w:val="22"/>
-          <w:szCs w:val="22"/>
-        </w:rPr>
-        <w:t>this engine.</w:t>
-      </w:r>
-      <w:r>
-        <w:rPr>
-          <w:rFonts w:ascii="Arial" w:hAnsi="Arial" w:cs="Arial"/>
-          <w:sz w:val="22"/>
-          <w:szCs w:val="22"/>
-        </w:rPr>
+        <w:drawing>
+          <wp:inline distT="0" distB="0" distL="0" distR="0" wp14:anchorId="22831B7A" wp14:editId="2D200BD8">
+            <wp:extent cx="5334000" cy="4171950"/>
+            <wp:effectExtent l="0" t="0" r="0" b="0"/>
+            <wp:docPr id="459183148" name="Picture 2" descr="Class setups.">
+              <a:extLst xmlns:a="http://schemas.openxmlformats.org/drawingml/2006/main">
+                <a:ext uri="{C183D7F6-B498-43B3-948B-1728B52AA6E4}">
+                  <adec:decorative xmlns:adec="http://schemas.microsoft.com/office/drawing/2017/decorative" val="0"/>
+                </a:ext>
+              </a:extLst>
+            </wp:docPr>
+            <wp:cNvGraphicFramePr>
+              <a:graphicFrameLocks xmlns:a="http://schemas.openxmlformats.org/drawingml/2006/main" noChangeAspect="1"/>
+            </wp:cNvGraphicFramePr>
+            <a:graphic xmlns:a="http://schemas.openxmlformats.org/drawingml/2006/main">
+              <a:graphicData uri="http://schemas.openxmlformats.org/drawingml/2006/picture">
+                <pic:pic xmlns:pic="http://schemas.openxmlformats.org/drawingml/2006/picture">
+                  <pic:nvPicPr>
+                    <pic:cNvPr id="459183148" name="Picture 2" descr="Class setups.">
+                      <a:extLst>
+                        <a:ext uri="{C183D7F6-B498-43B3-948B-1728B52AA6E4}">
+                          <adec:decorative xmlns:adec="http://schemas.microsoft.com/office/drawing/2017/decorative" val="0"/>
+                        </a:ext>
+                      </a:extLst>
+                    </pic:cNvPr>
+                    <pic:cNvPicPr/>
+                  </pic:nvPicPr>
+                  <pic:blipFill>
+                    <a:blip r:embed="rId6" cstate="print">
+                      <a:extLst>
+                        <a:ext uri="{28A0092B-C50C-407E-A947-70E740481C1C}">
+                          <a14:useLocalDpi xmlns:a14="http://schemas.microsoft.com/office/drawing/2010/main" val="0"/>
+                        </a:ext>
+                      </a:extLst>
+                    </a:blip>
+                    <a:stretch>
+                      <a:fillRect/>
+                    </a:stretch>
+                  </pic:blipFill>
+                  <pic:spPr>
+                    <a:xfrm>
+                      <a:off x="0" y="0"/>
+                      <a:ext cx="5338499" cy="4175469"/>
+                    </a:xfrm>
+                    <a:prstGeom prst="rect">
+                      <a:avLst/>
+                    </a:prstGeom>
+                  </pic:spPr>
+                </pic:pic>
+              </a:graphicData>
+            </a:graphic>
+          </wp:inline>
+        </w:drawing>
+      </w:r>
+    </w:p>
+    <w:p>
+      <w:r>
+        <w:lastRenderedPageBreak/>
+        <w:t>This is a very basic diagram of the classes and how they interact. The following sub sections describe these.</w:t>
+      </w:r>
+    </w:p>
+    <w:p>
+      <w:pPr>
+        <w:pStyle w:val="Heading3"/>
+      </w:pPr>
+      <w:r>
+        <w:t>2</w:t>
+      </w:r>
+      <w:r>
+        <w:t xml:space="preserve">.1.1 </w:t>
+      </w:r>
+      <w:r>
+        <w:t>Entry Point</w:t>
+      </w:r>
+    </w:p>
+    <w:p>
+      <w:r>
+        <w:t>Entry point is a file that the game programmer must make. This creates an instance of the engine, as well as attaching the game layer to the engine, so it can run the games code</w:t>
+      </w:r>
+      <w:r>
+        <w:t>.</w:t>
+      </w:r>
+    </w:p>
+    <w:p>
+      <w:pPr>
+        <w:pStyle w:val="Heading3"/>
+      </w:pPr>
+      <w:r>
+        <w:t>2</w:t>
+      </w:r>
+      <w:r>
+        <w:t>.1.2 Engine Core</w:t>
+      </w:r>
+    </w:p>
+    <w:p>
+      <w:r>
+        <w:t xml:space="preserve">The engine core is where the main loop is. Here, the GLFW window is </w:t>
+      </w:r>
+      <w:proofErr w:type="gramStart"/>
+      <w:r>
+        <w:t>made ,</w:t>
+      </w:r>
+      <w:proofErr w:type="gramEnd"/>
+      <w:r>
+        <w:t xml:space="preserve"> and glad loads </w:t>
+      </w:r>
+      <w:proofErr w:type="gramStart"/>
+      <w:r>
+        <w:t>all of</w:t>
+      </w:r>
+      <w:proofErr w:type="gramEnd"/>
+      <w:r>
+        <w:t xml:space="preserve"> the </w:t>
+      </w:r>
+      <w:proofErr w:type="gramStart"/>
+      <w:r>
+        <w:t>low level</w:t>
+      </w:r>
+      <w:proofErr w:type="gramEnd"/>
+      <w:r>
+        <w:t xml:space="preserve"> OpenGL code.</w:t>
+      </w:r>
+      <w:r>
+        <w:t xml:space="preserve"> The game layer interacts mainly here with the main loop. The game layers OnRender, OnUpdate and others run here. This is what allows the game to be attached to the engine.</w:t>
+      </w:r>
+      <w:r>
         <w:t xml:space="preserve"> </w:t>
       </w:r>
     </w:p>
     <w:p>
       <w:pPr>
+        <w:pStyle w:val="Heading3"/>
+      </w:pPr>
+      <w:r>
+        <w:t>2</w:t>
+      </w:r>
+      <w:r>
+        <w:t>.1.3 Renderer</w:t>
+      </w:r>
+    </w:p>
+    <w:p>
+      <w:r>
+        <w:t>The renderer takes powerful use of the entity component system here. This will be talked about further in the document. Firstly, it updates the cameras viewport so the camera can be live. Secondly, it takes all entities that have a renderable component (filled with the VAO’s, textures and shaders)</w:t>
+      </w:r>
+      <w:r>
+        <w:t xml:space="preserve"> </w:t>
+      </w:r>
+      <w:r>
+        <w:t>attached</w:t>
+      </w:r>
+      <w:r>
+        <w:t xml:space="preserve"> and binds and renders them to the screen. In the future this can be made to include batch or instanced rendering, but this would require more input from the game developer.</w:t>
+      </w:r>
+    </w:p>
+    <w:p>
+      <w:pPr>
+        <w:pStyle w:val="Heading3"/>
+      </w:pPr>
+      <w:r>
+        <w:t>2</w:t>
+      </w:r>
+      <w:r>
+        <w:t>.1.4 Layer</w:t>
+      </w:r>
+    </w:p>
+    <w:p>
+      <w:r>
+        <w:t>Layer is just an abstract class that is meant to be inherited by the user and create a child class of their own.</w:t>
+      </w:r>
+      <w:r>
+        <w:t xml:space="preserve"> This has the basic functions of OnRender, OnStart, OnUpdate and others which are ran in the engine core, so the users can attach their own game layer to the engine core via entry point and run their own code.</w:t>
+      </w:r>
+    </w:p>
+    <w:p>
+      <w:pPr>
+        <w:pStyle w:val="Heading3"/>
+      </w:pPr>
+      <w:r>
+        <w:t>2</w:t>
+      </w:r>
+      <w:r>
+        <w:t>.1.5 ImGuiLayer</w:t>
+      </w:r>
+    </w:p>
+    <w:p>
+      <w:r>
+        <w:t xml:space="preserve">The ImGui layer hosts all the </w:t>
+      </w:r>
+      <w:r>
+        <w:t>initialisation</w:t>
+      </w:r>
+      <w:r>
+        <w:t xml:space="preserve"> and boiler plate code that is needed for it to show up. This is fed into the Engine Core so that it can run the ImGui code and the user in their own layer, can customise which widgets appear and such.</w:t>
+      </w:r>
+    </w:p>
+    <w:p>
+      <w:pPr>
+        <w:pStyle w:val="Heading3"/>
+      </w:pPr>
+      <w:r>
+        <w:t>2</w:t>
+      </w:r>
+      <w:r>
+        <w:t>.1.6 Game Layer</w:t>
+      </w:r>
+    </w:p>
+    <w:p>
+      <w:r>
+        <w:t xml:space="preserve">This is up to the </w:t>
+      </w:r>
+      <w:proofErr w:type="gramStart"/>
+      <w:r>
+        <w:t>users</w:t>
+      </w:r>
+      <w:proofErr w:type="gramEnd"/>
+      <w:r>
+        <w:t xml:space="preserve"> decision on what code to implement. The only necessary ones are the functions that it inherits from the Layer class.</w:t>
+      </w:r>
+      <w:r>
+        <w:t xml:space="preserve"> Whatever code is inside of the functions from the Layer class are directly ran by the Engine Core.</w:t>
+      </w:r>
+    </w:p>
+    <w:p>
+      <w:pPr>
+        <w:pStyle w:val="Heading3"/>
+      </w:pPr>
+      <w:r>
+        <w:t>2</w:t>
+      </w:r>
+      <w:r>
+        <w:t>.1.7 VAO</w:t>
+      </w:r>
+    </w:p>
+    <w:p>
+      <w:r>
+        <w:t>The VAO class encapsulates additional functionality beyond a traditional Vertex Array Object</w:t>
+      </w:r>
+      <w:r>
+        <w:t>.</w:t>
+      </w:r>
+      <w:r>
+        <w:t xml:space="preserve"> From the extra data passed through the constructor for the VAO, is has the possibility to make a VBO and EBO by itself automatically.</w:t>
+      </w:r>
+      <w:r>
+        <w:t xml:space="preserve"> The user therefore does not need to make </w:t>
+      </w:r>
+      <w:r>
+        <w:t>these and</w:t>
+      </w:r>
+      <w:r>
+        <w:t xml:space="preserve"> are all managed within the VAO class.</w:t>
+      </w:r>
+      <w:r>
+        <w:t xml:space="preserve"> </w:t>
+      </w:r>
+      <w:r>
+        <w:t>It hosts the binding and unbinding functions and vertex buffers to allow information to be entered into shaders.</w:t>
+      </w:r>
+    </w:p>
+    <w:p>
+      <w:pPr>
+        <w:pStyle w:val="Heading3"/>
+      </w:pPr>
+      <w:r>
+        <w:t>2</w:t>
+      </w:r>
+      <w:r>
+        <w:t>.1.8 VBO</w:t>
+      </w:r>
+    </w:p>
+    <w:p>
+      <w:r>
+        <w:t>This simply generates and binds the buffers with the information passed down from the VAO.</w:t>
+      </w:r>
+    </w:p>
+    <w:p>
+      <w:pPr>
+        <w:pStyle w:val="Heading3"/>
+      </w:pPr>
+      <w:r>
+        <w:lastRenderedPageBreak/>
+        <w:t>2</w:t>
+      </w:r>
+      <w:r>
+        <w:t>.1.9 EBO</w:t>
+      </w:r>
+    </w:p>
+    <w:p>
+      <w:r>
+        <w:t>To make making loads of quads more efficient and limiting the amount of vertex data needed for every quad, an EBO is used. Instead of the user repeating vertex points where triangle corners would match up in the quad, they can specify unique corners, and indices of how the EBO should make the triangles from them.</w:t>
+      </w:r>
+      <w:r>
+        <w:t xml:space="preserve"> </w:t>
+      </w:r>
+    </w:p>
+    <w:p>
+      <w:pPr>
+        <w:pStyle w:val="Heading3"/>
+      </w:pPr>
+      <w:r>
+        <w:t>2</w:t>
+      </w:r>
+      <w:r>
+        <w:t>.1.10 Shader</w:t>
+      </w:r>
+    </w:p>
+    <w:p>
+      <w:r>
+        <w:t xml:space="preserve">Shader files are handled by GLSL type files here. The user can make the shader from simply making a shader and pointing to the file location of it. Currently, it can only utilise a vertex shader and fragment shader, but potentially in the future when newer </w:t>
+      </w:r>
+      <w:r>
+        <w:t>O</w:t>
+      </w:r>
+      <w:r>
+        <w:t>penGL versions release, a mesh shader would also be appropriate to add due to the nature of the 2D game, and being able to create quads on the GPU would be powerful.</w:t>
+      </w:r>
+    </w:p>
+    <w:p>
+      <w:pPr>
+        <w:pStyle w:val="Heading3"/>
+      </w:pPr>
+      <w:r>
+        <w:t>2</w:t>
+      </w:r>
+      <w:r>
+        <w:t>.1.11 Texture</w:t>
+      </w:r>
+    </w:p>
+    <w:p>
+      <w:r>
+        <w:t xml:space="preserve">The texture constructor argument is just a path to the image, and </w:t>
+      </w:r>
+      <w:proofErr w:type="gramStart"/>
+      <w:r>
+        <w:t>It</w:t>
+      </w:r>
+      <w:proofErr w:type="gramEnd"/>
+      <w:r>
+        <w:t xml:space="preserve"> then generates then texture buffers and creates the texture image and generates the mip maps.</w:t>
+      </w:r>
+      <w:r>
+        <w:t xml:space="preserve"> Just like the other buffers, it includes the functions to bind and unbind the texture, which is currently only used in the renderer.</w:t>
+      </w:r>
+    </w:p>
+    <w:p>
+      <w:pPr>
+        <w:pStyle w:val="Heading3"/>
+      </w:pPr>
+      <w:r>
+        <w:t>2</w:t>
+      </w:r>
+      <w:r>
+        <w:t>.1.12 Quad</w:t>
+      </w:r>
+    </w:p>
+    <w:p>
+      <w:r>
+        <w:t xml:space="preserve">The quad class is simply here for ease of use. </w:t>
+      </w:r>
+      <w:r>
+        <w:t xml:space="preserve">It takes in a position and a scale. It automatically has a VAO class and shaders and textures with it, so all the user </w:t>
+      </w:r>
+      <w:proofErr w:type="gramStart"/>
+      <w:r>
+        <w:t>has to</w:t>
+      </w:r>
+      <w:proofErr w:type="gramEnd"/>
+      <w:r>
+        <w:t xml:space="preserve"> do is create the quad with where it needs to be and how big it is.</w:t>
+      </w:r>
+    </w:p>
+    <w:p>
+      <w:pPr>
+        <w:pStyle w:val="Heading1"/>
+      </w:pPr>
+      <w:r>
+        <w:t>3. External Libraries</w:t>
+      </w:r>
+    </w:p>
+    <w:p>
+      <w:pPr>
         <w:pStyle w:val="Heading2"/>
       </w:pPr>
       <w:r>
-        <w:t>1.</w:t>
-      </w:r>
-      <w:r>
-        <w:t>2</w:t>
-      </w:r>
-      <w:r>
-        <w:t xml:space="preserve"> </w:t>
-      </w:r>
-      <w:r>
-        <w:t>Scope</w:t>
-      </w:r>
-    </w:p>
-    <w:p>
-      <w:pPr>
-        <w:rPr>
-          <w:rFonts w:ascii="Arial" w:hAnsi="Arial" w:cs="Arial"/>
-          <w:sz w:val="22"/>
-          <w:szCs w:val="22"/>
-        </w:rPr>
-      </w:pPr>
-      <w:r>
-        <w:rPr>
-          <w:rFonts w:ascii="Arial" w:hAnsi="Arial" w:cs="Arial"/>
-          <w:sz w:val="22"/>
-          <w:szCs w:val="22"/>
-        </w:rPr>
-        <w:t>This document</w:t>
-      </w:r>
-      <w:r>
-        <w:rPr>
-          <w:rFonts w:ascii="Arial" w:hAnsi="Arial" w:cs="Arial"/>
-          <w:sz w:val="22"/>
-          <w:szCs w:val="22"/>
-        </w:rPr>
-        <w:t xml:space="preserve"> is intended for developers contributing or understand the underlying </w:t>
-      </w:r>
-      <w:r>
-        <w:rPr>
-          <w:rFonts w:ascii="Arial" w:hAnsi="Arial" w:cs="Arial"/>
-          <w:sz w:val="22"/>
-          <w:szCs w:val="22"/>
-        </w:rPr>
-        <w:t>engine</w:t>
-      </w:r>
-      <w:r>
-        <w:rPr>
-          <w:rFonts w:ascii="Arial" w:hAnsi="Arial" w:cs="Arial"/>
-          <w:sz w:val="22"/>
-          <w:szCs w:val="22"/>
-        </w:rPr>
+        <w:t>3.1 CMake</w:t>
+      </w:r>
+    </w:p>
+    <w:p>
+      <w:r>
+        <w:t>CMake is used to build the solution in any file location. This allows portability with the engine, as all visual studios setups are different and all dependencies and include are handled here, easily.</w:t>
+      </w:r>
+    </w:p>
+    <w:p>
+      <w:pPr>
+        <w:pStyle w:val="Heading2"/>
+      </w:pPr>
+      <w:r>
+        <w:t>3.2 GLFW</w:t>
+      </w:r>
+    </w:p>
+    <w:p>
+      <w:r>
+        <w:t xml:space="preserve">GLFW is used to handle the creation and deletion of the window as well as in the </w:t>
+      </w:r>
+      <w:r>
+        <w:t>future,</w:t>
+      </w:r>
+      <w:r>
+        <w:t xml:space="preserve"> inputs.</w:t>
+      </w:r>
+      <w:r>
+        <w:t xml:space="preserve"> This is mainly created and used in the Engine Core class.</w:t>
+      </w:r>
+      <w:r>
+        <w:t xml:space="preserve"> It also handles the OpenGL context creation</w:t>
+      </w:r>
+      <w:r>
         <w:t>.</w:t>
       </w:r>
     </w:p>
@@ -314,67 +699,12 @@
         <w:pStyle w:val="Heading2"/>
       </w:pPr>
       <w:r>
-        <w:t>1.2 Description</w:t>
-      </w:r>
-    </w:p>
-    <w:p>
-      <w:pPr>
-        <w:rPr>
-          <w:rFonts w:ascii="Arial" w:hAnsi="Arial" w:cs="Arial"/>
-          <w:sz w:val="22"/>
-          <w:szCs w:val="22"/>
-        </w:rPr>
-      </w:pPr>
-      <w:r>
-        <w:rPr>
-          <w:rFonts w:ascii="Arial" w:hAnsi="Arial" w:cs="Arial"/>
-          <w:sz w:val="22"/>
-          <w:szCs w:val="22"/>
-        </w:rPr>
-        <w:t>QuatreFoil is a custom game engine that uses the OpenGL graphics API</w:t>
-      </w:r>
-      <w:r>
-        <w:rPr>
-          <w:rFonts w:ascii="Arial" w:hAnsi="Arial" w:cs="Arial"/>
-          <w:sz w:val="22"/>
-          <w:szCs w:val="22"/>
-        </w:rPr>
-        <w:t xml:space="preserve"> and supplements the engine used for its demo game. It is written in C++ and using some external libraries which will be t</w:t>
-      </w:r>
-      <w:r>
-        <w:t>alke</w:t>
-      </w:r>
-      <w:r>
-        <w:rPr>
-          <w:rFonts w:ascii="Arial" w:hAnsi="Arial" w:cs="Arial"/>
-          <w:sz w:val="22"/>
-          <w:szCs w:val="22"/>
-        </w:rPr>
-        <w:t>d about further in this document.</w:t>
-      </w:r>
-      <w:r>
-        <w:rPr>
-          <w:rFonts w:ascii="Arial" w:hAnsi="Arial" w:cs="Arial"/>
-          <w:sz w:val="22"/>
-          <w:szCs w:val="22"/>
-        </w:rPr>
-        <w:t xml:space="preserve"> It uses CMake for building so the engine is largely portable between than of Windows, Linux and macOS</w:t>
-      </w:r>
-      <w:r>
-        <w:rPr>
-          <w:rFonts w:ascii="Arial" w:hAnsi="Arial" w:cs="Arial"/>
-          <w:sz w:val="22"/>
-          <w:szCs w:val="22"/>
-        </w:rPr>
-        <w:t>.</w:t>
-      </w:r>
-    </w:p>
-    <w:p>
-      <w:pPr>
-        <w:pStyle w:val="Heading1"/>
-      </w:pPr>
-      <w:r>
-        <w:t>2. Architecture</w:t>
+        <w:t>3.3 GLAD</w:t>
+      </w:r>
+    </w:p>
+    <w:p>
+      <w:r>
+        <w:t>GLAD is used to expose OpenGL functions and allow most of the rendering to happen. It is initialised once during startup and then throughout the whole engine, OpenGL functions can be exposed and used.</w:t>
       </w:r>
     </w:p>
     <w:p>
@@ -382,62 +712,76 @@
         <w:pStyle w:val="Heading2"/>
       </w:pPr>
       <w:r>
-        <w:t>1.1 Core modules</w:t>
-      </w:r>
-    </w:p>
-    <w:p>
-      <w:pPr>
-        <w:rPr>
-          <w:rFonts w:ascii="Arial" w:hAnsi="Arial" w:cs="Arial"/>
-          <w:sz w:val="22"/>
-          <w:szCs w:val="22"/>
-        </w:rPr>
-      </w:pPr>
-      <w:r>
-        <w:rPr>
-          <w:rFonts w:ascii="Arial" w:hAnsi="Arial" w:cs="Arial"/>
-          <w:sz w:val="22"/>
-          <w:szCs w:val="22"/>
-        </w:rPr>
-        <w:t>The game engine is built around the ‘Core’.</w:t>
-      </w:r>
-    </w:p>
-    <w:p>
-      <w:pPr>
-        <w:rPr>
-          <w:rFonts w:ascii="Arial" w:hAnsi="Arial" w:cs="Arial"/>
-          <w:sz w:val="22"/>
-          <w:szCs w:val="22"/>
-        </w:rPr>
-      </w:pPr>
-    </w:p>
-    <w:p>
-      <w:pPr>
-        <w:rPr>
-          <w:rFonts w:ascii="Arial" w:hAnsi="Arial" w:cs="Arial"/>
-          <w:sz w:val="22"/>
-          <w:szCs w:val="22"/>
-        </w:rPr>
-      </w:pPr>
-    </w:p>
-    <w:p>
-      <w:pPr>
-        <w:rPr>
-          <w:rFonts w:ascii="Arial" w:hAnsi="Arial" w:cs="Arial"/>
-          <w:sz w:val="22"/>
-          <w:szCs w:val="22"/>
-        </w:rPr>
-      </w:pPr>
-    </w:p>
-    <w:p>
-      <w:pPr>
-        <w:rPr>
-          <w:rFonts w:ascii="Arial" w:hAnsi="Arial" w:cs="Arial"/>
-          <w:sz w:val="22"/>
-          <w:szCs w:val="22"/>
-        </w:rPr>
-      </w:pPr>
-    </w:p>
+        <w:t>3.4 stb_image</w:t>
+      </w:r>
+    </w:p>
+    <w:p>
+      <w:r>
+        <w:t xml:space="preserve">This is a simple image loading library to load image files of most kinds, such as PNG or JPG. It is mainly implemented in the texture class, </w:t>
+      </w:r>
+      <w:proofErr w:type="gramStart"/>
+      <w:r>
+        <w:t>in order to</w:t>
+      </w:r>
+      <w:proofErr w:type="gramEnd"/>
+      <w:r>
+        <w:t xml:space="preserve"> place textures from an image onto a quad</w:t>
+      </w:r>
+      <w:r>
+        <w:t xml:space="preserve"> using the texture coordinates.</w:t>
+      </w:r>
+    </w:p>
+    <w:p>
+      <w:pPr>
+        <w:pStyle w:val="Heading2"/>
+      </w:pPr>
+      <w:r>
+        <w:lastRenderedPageBreak/>
+        <w:t>3.5 ImGui</w:t>
+      </w:r>
+    </w:p>
+    <w:p>
+      <w:r>
+        <w:t xml:space="preserve">This is a large backbone of the game engine. It allows a user interface to be easily made. This can be customised by the user if needed, and currently, it is used by the game engine to be able to spawn entities, move entities, switch between gameplay and game engine mode </w:t>
+      </w:r>
+      <w:r>
+        <w:t>and in</w:t>
+      </w:r>
+      <w:r>
+        <w:t xml:space="preserve"> the future, will be capable of a lot more.</w:t>
+      </w:r>
+    </w:p>
+    <w:p>
+      <w:pPr>
+        <w:pStyle w:val="Heading2"/>
+      </w:pPr>
+      <w:r>
+        <w:t xml:space="preserve">3.6 </w:t>
+      </w:r>
+      <w:proofErr w:type="spellStart"/>
+      <w:r>
+        <w:t>EnTT</w:t>
+      </w:r>
+      <w:proofErr w:type="spellEnd"/>
+    </w:p>
+    <w:p>
+      <w:r>
+        <w:t>(Entity Component System)</w:t>
+      </w:r>
+      <w:r>
+        <w:t xml:space="preserve">. </w:t>
+      </w:r>
+      <w:r>
+        <w:t xml:space="preserve">This is the main external library used. The rendering and creation of entities relies on this, because it allows components to be added to an entity. This is currently in the form of a renderable component, and a transformable component, these hold the information </w:t>
+      </w:r>
+      <w:r>
+        <w:t>(per</w:t>
+      </w:r>
+      <w:r>
+        <w:t xml:space="preserve"> entity) of their buffers and such, and the ability to transform the entity in world space. </w:t>
+      </w:r>
+    </w:p>
+    <w:p/>
     <w:p/>
     <w:sectPr>
       <w:pgSz w:w="11906" w:h="16838"/>
@@ -452,16 +796,16 @@
 <file path=word/numbering.xml><?xml version="1.0" encoding="utf-8"?>
 <w:numbering xmlns:wpc="http://schemas.microsoft.com/office/word/2010/wordprocessingCanvas" xmlns:cx="http://schemas.microsoft.com/office/drawing/2014/chartex" xmlns:cx1="http://schemas.microsoft.com/office/drawing/2015/9/8/chartex" xmlns:cx2="http://schemas.microsoft.com/office/drawing/2015/10/21/chartex" xmlns:cx3="http://schemas.microsoft.com/office/drawing/2016/5/9/chartex" xmlns:cx4="http://schemas.microsoft.com/office/drawing/2016/5/10/chartex" xmlns:cx5="http://schemas.microsoft.com/office/drawing/2016/5/11/chartex" xmlns:cx6="http://schemas.microsoft.com/office/drawing/2016/5/12/chartex" xmlns:cx7="http://schemas.microsoft.com/office/drawing/2016/5/13/chartex" xmlns:cx8="http://schemas.microsoft.com/office/drawing/2016/5/14/chartex" xmlns:mc="http://schemas.openxmlformats.org/markup-compatibility/2006" xmlns:aink="http://schemas.microsoft.com/office/drawing/2016/ink" xmlns:am3d="http://schemas.microsoft.com/office/drawing/2017/model3d" xmlns:o="urn:schemas-microsoft-com:office:office" xmlns:oel="http://schemas.microsoft.com/office/2019/extlst" xmlns:r="http://schemas.openxmlformats.org/officeDocument/2006/relationships" xmlns:m="http://schemas.openxmlformats.org/officeDocument/2006/math" xmlns:v="urn:schemas-microsoft-com:vml" xmlns:wp14="http://schemas.microsoft.com/office/word/2010/wordprocessingDrawing" xmlns:wp="http://schemas.openxmlformats.org/drawingml/2006/wordprocessingDrawing" xmlns:w10="urn:schemas-microsoft-com:office:word" xmlns:w="http://schemas.openxmlformats.org/wordprocessingml/2006/main" xmlns:w14="http://schemas.microsoft.com/office/word/2010/wordml" xmlns:w15="http://schemas.microsoft.com/office/word/2012/wordml" xmlns:w16cex="http://schemas.microsoft.com/office/word/2018/wordml/cex" xmlns:w16cid="http://schemas.microsoft.com/office/word/2016/wordml/cid" xmlns:w16="http://schemas.microsoft.com/office/word/2018/wordml" xmlns:w16du="http://schemas.microsoft.com/office/word/2023/wordml/word16du" xmlns:w16sdtdh="http://schemas.microsoft.com/office/word/2020/wordml/sdtdatahash" xmlns:w16sdtfl="http://schemas.microsoft.com/office/word/2024/wordml/sdtformatlock" xmlns:w16se="http://schemas.microsoft.com/office/word/2015/wordml/symex" xmlns:wpg="http://schemas.microsoft.com/office/word/2010/wordprocessingGroup" xmlns:wpi="http://schemas.microsoft.com/office/word/2010/wordprocessingInk" xmlns:wne="http://schemas.microsoft.com/office/word/2006/wordml" xmlns:wps="http://schemas.microsoft.com/office/word/2010/wordprocessingShape" mc:Ignorable="w14 w15 w16se w16cid w16 w16cex w16sdtdh w16sdtfl w16du wp14">
   <w:abstractNum w:abstractNumId="0" w15:restartNumberingAfterBreak="0">
-    <w:nsid w:val="5A9B44AD"/>
+    <w:nsid w:val="2DA958E2"/>
     <w:multiLevelType w:val="multilevel"/>
-    <w:tmpl w:val="E1B2F886"/>
+    <w:tmpl w:val="2200E37A"/>
     <w:lvl w:ilvl="0">
       <w:start w:val="1"/>
       <w:numFmt w:val="decimal"/>
-      <w:lvlText w:val="%1.0"/>
+      <w:lvlText w:val="%1"/>
       <w:lvlJc w:val="left"/>
       <w:pPr>
-        <w:ind w:left="360" w:hanging="360"/>
+        <w:ind w:left="555" w:hanging="555"/>
       </w:pPr>
       <w:rPr>
         <w:rFonts w:hint="default"/>
@@ -473,7 +817,7 @@
       <w:lvlText w:val="%1.%2"/>
       <w:lvlJc w:val="left"/>
       <w:pPr>
-        <w:ind w:left="1080" w:hanging="360"/>
+        <w:ind w:left="555" w:hanging="555"/>
       </w:pPr>
       <w:rPr>
         <w:rFonts w:hint="default"/>
@@ -485,7 +829,7 @@
       <w:lvlText w:val="%1.%2.%3"/>
       <w:lvlJc w:val="left"/>
       <w:pPr>
-        <w:ind w:left="1800" w:hanging="360"/>
+        <w:ind w:left="720" w:hanging="720"/>
       </w:pPr>
       <w:rPr>
         <w:rFonts w:hint="default"/>
@@ -497,7 +841,7 @@
       <w:lvlText w:val="%1.%2.%3.%4"/>
       <w:lvlJc w:val="left"/>
       <w:pPr>
-        <w:ind w:left="2880" w:hanging="720"/>
+        <w:ind w:left="720" w:hanging="720"/>
       </w:pPr>
       <w:rPr>
         <w:rFonts w:hint="default"/>
@@ -509,7 +853,7 @@
       <w:lvlText w:val="%1.%2.%3.%4.%5"/>
       <w:lvlJc w:val="left"/>
       <w:pPr>
-        <w:ind w:left="3600" w:hanging="720"/>
+        <w:ind w:left="1080" w:hanging="1080"/>
       </w:pPr>
       <w:rPr>
         <w:rFonts w:hint="default"/>
@@ -521,7 +865,7 @@
       <w:lvlText w:val="%1.%2.%3.%4.%5.%6"/>
       <w:lvlJc w:val="left"/>
       <w:pPr>
-        <w:ind w:left="4680" w:hanging="1080"/>
+        <w:ind w:left="1080" w:hanging="1080"/>
       </w:pPr>
       <w:rPr>
         <w:rFonts w:hint="default"/>
@@ -533,7 +877,7 @@
       <w:lvlText w:val="%1.%2.%3.%4.%5.%6.%7"/>
       <w:lvlJc w:val="left"/>
       <w:pPr>
-        <w:ind w:left="5400" w:hanging="1080"/>
+        <w:ind w:left="1440" w:hanging="1440"/>
       </w:pPr>
       <w:rPr>
         <w:rFonts w:hint="default"/>
@@ -545,7 +889,7 @@
       <w:lvlText w:val="%1.%2.%3.%4.%5.%6.%7.%8"/>
       <w:lvlJc w:val="left"/>
       <w:pPr>
-        <w:ind w:left="6120" w:hanging="1080"/>
+        <w:ind w:left="1440" w:hanging="1440"/>
       </w:pPr>
       <w:rPr>
         <w:rFonts w:hint="default"/>
@@ -557,6 +901,119 @@
       <w:lvlText w:val="%1.%2.%3.%4.%5.%6.%7.%8.%9"/>
       <w:lvlJc w:val="left"/>
       <w:pPr>
+        <w:ind w:left="1800" w:hanging="1800"/>
+      </w:pPr>
+      <w:rPr>
+        <w:rFonts w:hint="default"/>
+      </w:rPr>
+    </w:lvl>
+  </w:abstractNum>
+  <w:abstractNum w:abstractNumId="1" w15:restartNumberingAfterBreak="0">
+    <w:nsid w:val="5A9B44AD"/>
+    <w:multiLevelType w:val="multilevel"/>
+    <w:tmpl w:val="E1B2F886"/>
+    <w:lvl w:ilvl="0">
+      <w:start w:val="1"/>
+      <w:numFmt w:val="decimal"/>
+      <w:lvlText w:val="%1.0"/>
+      <w:lvlJc w:val="left"/>
+      <w:pPr>
+        <w:ind w:left="360" w:hanging="360"/>
+      </w:pPr>
+      <w:rPr>
+        <w:rFonts w:hint="default"/>
+      </w:rPr>
+    </w:lvl>
+    <w:lvl w:ilvl="1">
+      <w:start w:val="1"/>
+      <w:numFmt w:val="decimal"/>
+      <w:lvlText w:val="%1.%2"/>
+      <w:lvlJc w:val="left"/>
+      <w:pPr>
+        <w:ind w:left="1080" w:hanging="360"/>
+      </w:pPr>
+      <w:rPr>
+        <w:rFonts w:hint="default"/>
+      </w:rPr>
+    </w:lvl>
+    <w:lvl w:ilvl="2">
+      <w:start w:val="1"/>
+      <w:numFmt w:val="decimal"/>
+      <w:lvlText w:val="%1.%2.%3"/>
+      <w:lvlJc w:val="left"/>
+      <w:pPr>
+        <w:ind w:left="1800" w:hanging="360"/>
+      </w:pPr>
+      <w:rPr>
+        <w:rFonts w:hint="default"/>
+      </w:rPr>
+    </w:lvl>
+    <w:lvl w:ilvl="3">
+      <w:start w:val="1"/>
+      <w:numFmt w:val="decimal"/>
+      <w:lvlText w:val="%1.%2.%3.%4"/>
+      <w:lvlJc w:val="left"/>
+      <w:pPr>
+        <w:ind w:left="2880" w:hanging="720"/>
+      </w:pPr>
+      <w:rPr>
+        <w:rFonts w:hint="default"/>
+      </w:rPr>
+    </w:lvl>
+    <w:lvl w:ilvl="4">
+      <w:start w:val="1"/>
+      <w:numFmt w:val="decimal"/>
+      <w:lvlText w:val="%1.%2.%3.%4.%5"/>
+      <w:lvlJc w:val="left"/>
+      <w:pPr>
+        <w:ind w:left="3600" w:hanging="720"/>
+      </w:pPr>
+      <w:rPr>
+        <w:rFonts w:hint="default"/>
+      </w:rPr>
+    </w:lvl>
+    <w:lvl w:ilvl="5">
+      <w:start w:val="1"/>
+      <w:numFmt w:val="decimal"/>
+      <w:lvlText w:val="%1.%2.%3.%4.%5.%6"/>
+      <w:lvlJc w:val="left"/>
+      <w:pPr>
+        <w:ind w:left="4680" w:hanging="1080"/>
+      </w:pPr>
+      <w:rPr>
+        <w:rFonts w:hint="default"/>
+      </w:rPr>
+    </w:lvl>
+    <w:lvl w:ilvl="6">
+      <w:start w:val="1"/>
+      <w:numFmt w:val="decimal"/>
+      <w:lvlText w:val="%1.%2.%3.%4.%5.%6.%7"/>
+      <w:lvlJc w:val="left"/>
+      <w:pPr>
+        <w:ind w:left="5400" w:hanging="1080"/>
+      </w:pPr>
+      <w:rPr>
+        <w:rFonts w:hint="default"/>
+      </w:rPr>
+    </w:lvl>
+    <w:lvl w:ilvl="7">
+      <w:start w:val="1"/>
+      <w:numFmt w:val="decimal"/>
+      <w:lvlText w:val="%1.%2.%3.%4.%5.%6.%7.%8"/>
+      <w:lvlJc w:val="left"/>
+      <w:pPr>
+        <w:ind w:left="6120" w:hanging="1080"/>
+      </w:pPr>
+      <w:rPr>
+        <w:rFonts w:hint="default"/>
+      </w:rPr>
+    </w:lvl>
+    <w:lvl w:ilvl="8">
+      <w:start w:val="1"/>
+      <w:numFmt w:val="decimal"/>
+      <w:lvlText w:val="%1.%2.%3.%4.%5.%6.%7.%8.%9"/>
+      <w:lvlJc w:val="left"/>
+      <w:pPr>
         <w:ind w:left="7200" w:hanging="1440"/>
       </w:pPr>
       <w:rPr>
@@ -565,6 +1022,9 @@
     </w:lvl>
   </w:abstractNum>
   <w:num w:numId="1" w16cid:durableId="1954552590">
+    <w:abstractNumId w:val="1"/>
+  </w:num>
+  <w:num w:numId="2" w16cid:durableId="601450434">
     <w:abstractNumId w:val="0"/>
   </w:num>
 </w:numbering>
@@ -970,7 +1430,12 @@
   <w:style w:type="paragraph" w:default="1" w:styleId="Normal">
     <w:name w:val="Normal"/>
     <w:qFormat/>
-    <w:rsid w:val="00015DCF"/>
+    <w:rsid w:val="005C4179"/>
+    <w:rPr>
+      <w:rFonts w:ascii="Arial" w:hAnsi="Arial" w:cs="Arial"/>
+      <w:sz w:val="22"/>
+      <w:szCs w:val="22"/>
+    </w:rPr>
   </w:style>
   <w:style w:type="paragraph" w:styleId="Heading1">
     <w:name w:val="heading 1"/>
@@ -987,7 +1452,7 @@
       <w:outlineLvl w:val="0"/>
     </w:pPr>
     <w:rPr>
-      <w:rFonts w:ascii="Arial" w:eastAsiaTheme="majorEastAsia" w:hAnsi="Arial" w:cs="Arial"/>
+      <w:rFonts w:eastAsiaTheme="majorEastAsia"/>
       <w:b/>
       <w:bCs/>
       <w:sz w:val="28"/>
@@ -1010,7 +1475,7 @@
       <w:outlineLvl w:val="1"/>
     </w:pPr>
     <w:rPr>
-      <w:rFonts w:ascii="Arial" w:eastAsiaTheme="majorEastAsia" w:hAnsi="Arial" w:cs="Arial"/>
+      <w:rFonts w:eastAsiaTheme="majorEastAsia"/>
       <w:b/>
       <w:bCs/>
       <w:u w:val="single"/>
@@ -1022,21 +1487,16 @@
     <w:next w:val="Normal"/>
     <w:link w:val="Heading3Char"/>
     <w:uiPriority w:val="9"/>
-    <w:semiHidden/>
     <w:unhideWhenUsed/>
     <w:qFormat/>
-    <w:rsid w:val="00DE237E"/>
+    <w:rsid w:val="005C4179"/>
     <w:pPr>
-      <w:keepNext/>
-      <w:keepLines/>
-      <w:spacing w:before="160" w:after="80"/>
       <w:outlineLvl w:val="2"/>
     </w:pPr>
     <w:rPr>
-      <w:rFonts w:eastAsiaTheme="majorEastAsia" w:cstheme="majorBidi"/>
-      <w:color w:val="0F4761" w:themeColor="accent1" w:themeShade="BF"/>
-      <w:sz w:val="28"/>
-      <w:szCs w:val="28"/>
+      <w:b/>
+      <w:bCs/>
+      <w:u w:val="single"/>
     </w:rPr>
   </w:style>
   <w:style w:type="paragraph" w:styleId="Heading4">
@@ -1229,13 +1689,12 @@
     <w:basedOn w:val="DefaultParagraphFont"/>
     <w:link w:val="Heading3"/>
     <w:uiPriority w:val="9"/>
-    <w:semiHidden/>
-    <w:rsid w:val="00DE237E"/>
-    <w:rPr>
-      <w:rFonts w:eastAsiaTheme="majorEastAsia" w:cstheme="majorBidi"/>
-      <w:color w:val="0F4761" w:themeColor="accent1" w:themeShade="BF"/>
-      <w:sz w:val="28"/>
-      <w:szCs w:val="28"/>
+    <w:rsid w:val="005C4179"/>
+    <w:rPr>
+      <w:rFonts w:ascii="Arial" w:hAnsi="Arial" w:cs="Arial"/>
+      <w:b/>
+      <w:bCs/>
+      <w:u w:val="single"/>
     </w:rPr>
   </w:style>
   <w:style w:type="character" w:customStyle="1" w:styleId="Heading4Char">

--- a/TechnicalDesignDocument.docx
+++ b/TechnicalDesignDocument.docx
@@ -149,21 +149,2754 @@
     </w:p>
     <w:p>
       <w:pPr>
+        <w:jc w:val="center"/>
+        <w:rPr>
+          <w:sz w:val="18"/>
+          <w:szCs w:val="18"/>
+        </w:rPr>
+      </w:pPr>
+    </w:p>
+    <w:sdt>
+      <w:sdtPr>
+        <w:id w:val="-1687367004"/>
+        <w:docPartObj>
+          <w:docPartGallery w:val="Table of Contents"/>
+          <w:docPartUnique/>
+        </w:docPartObj>
+      </w:sdtPr>
+      <w:sdtEndPr>
+        <w:rPr>
+          <w:rFonts w:ascii="Arial" w:eastAsiaTheme="minorHAnsi" w:hAnsi="Arial" w:cs="Arial"/>
+          <w:b/>
+          <w:bCs/>
+          <w:noProof/>
+          <w:color w:val="auto"/>
+          <w:kern w:val="2"/>
+          <w:sz w:val="22"/>
+          <w:szCs w:val="22"/>
+          <w:lang w:val="en-GB"/>
+          <w14:ligatures w14:val="standardContextual"/>
+        </w:rPr>
+      </w:sdtEndPr>
+      <w:sdtContent>
+        <w:p>
+          <w:pPr>
+            <w:pStyle w:val="TOCHeading"/>
+            <w:rPr>
+              <w:rStyle w:val="Heading1Char"/>
+              <w:color w:val="000000" w:themeColor="text1"/>
+            </w:rPr>
+          </w:pPr>
+          <w:r>
+            <w:rPr>
+              <w:rStyle w:val="Heading1Char"/>
+              <w:color w:val="000000" w:themeColor="text1"/>
+            </w:rPr>
+            <w:t>Table of Contents</w:t>
+          </w:r>
+        </w:p>
+        <w:p>
+          <w:pPr>
+            <w:pStyle w:val="TOC1"/>
+            <w:tabs>
+              <w:tab w:val="right" w:leader="dot" w:pos="9016"/>
+            </w:tabs>
+            <w:rPr>
+              <w:noProof/>
+            </w:rPr>
+          </w:pPr>
+          <w:r>
+            <w:fldChar w:fldCharType="begin"/>
+          </w:r>
+          <w:r>
+            <w:instrText xml:space="preserve"> TOC \o "1-3" \h \z \u </w:instrText>
+          </w:r>
+          <w:r>
+            <w:fldChar w:fldCharType="separate"/>
+          </w:r>
+          <w:hyperlink w:anchor="_Toc197637831" w:history="1">
+            <w:r>
+              <w:rPr>
+                <w:rStyle w:val="Hyperlink"/>
+                <w:noProof/>
+              </w:rPr>
+              <w:t>1. Overview</w:t>
+            </w:r>
+            <w:r>
+              <w:rPr>
+                <w:noProof/>
+                <w:webHidden/>
+              </w:rPr>
+              <w:tab/>
+            </w:r>
+            <w:r>
+              <w:rPr>
+                <w:noProof/>
+                <w:webHidden/>
+              </w:rPr>
+              <w:fldChar w:fldCharType="begin"/>
+            </w:r>
+            <w:r>
+              <w:rPr>
+                <w:noProof/>
+                <w:webHidden/>
+              </w:rPr>
+              <w:instrText xml:space="preserve"> PAGEREF _Toc197637831 \h </w:instrText>
+            </w:r>
+            <w:r>
+              <w:rPr>
+                <w:noProof/>
+                <w:webHidden/>
+              </w:rPr>
+            </w:r>
+            <w:r>
+              <w:rPr>
+                <w:noProof/>
+                <w:webHidden/>
+              </w:rPr>
+              <w:fldChar w:fldCharType="separate"/>
+            </w:r>
+            <w:r>
+              <w:rPr>
+                <w:noProof/>
+                <w:webHidden/>
+              </w:rPr>
+              <w:t>1</w:t>
+            </w:r>
+            <w:r>
+              <w:rPr>
+                <w:noProof/>
+                <w:webHidden/>
+              </w:rPr>
+              <w:fldChar w:fldCharType="end"/>
+            </w:r>
+          </w:hyperlink>
+        </w:p>
+        <w:p>
+          <w:pPr>
+            <w:pStyle w:val="TOC2"/>
+            <w:tabs>
+              <w:tab w:val="right" w:leader="dot" w:pos="9016"/>
+            </w:tabs>
+            <w:rPr>
+              <w:noProof/>
+            </w:rPr>
+          </w:pPr>
+          <w:hyperlink w:anchor="_Toc197637832" w:history="1">
+            <w:r>
+              <w:rPr>
+                <w:rStyle w:val="Hyperlink"/>
+                <w:noProof/>
+              </w:rPr>
+              <w:t>1.1 Introduction</w:t>
+            </w:r>
+            <w:r>
+              <w:rPr>
+                <w:noProof/>
+                <w:webHidden/>
+              </w:rPr>
+              <w:tab/>
+            </w:r>
+            <w:r>
+              <w:rPr>
+                <w:noProof/>
+                <w:webHidden/>
+              </w:rPr>
+              <w:fldChar w:fldCharType="begin"/>
+            </w:r>
+            <w:r>
+              <w:rPr>
+                <w:noProof/>
+                <w:webHidden/>
+              </w:rPr>
+              <w:instrText xml:space="preserve"> PAGEREF _Toc197637832 \h </w:instrText>
+            </w:r>
+            <w:r>
+              <w:rPr>
+                <w:noProof/>
+                <w:webHidden/>
+              </w:rPr>
+            </w:r>
+            <w:r>
+              <w:rPr>
+                <w:noProof/>
+                <w:webHidden/>
+              </w:rPr>
+              <w:fldChar w:fldCharType="separate"/>
+            </w:r>
+            <w:r>
+              <w:rPr>
+                <w:noProof/>
+                <w:webHidden/>
+              </w:rPr>
+              <w:t>1</w:t>
+            </w:r>
+            <w:r>
+              <w:rPr>
+                <w:noProof/>
+                <w:webHidden/>
+              </w:rPr>
+              <w:fldChar w:fldCharType="end"/>
+            </w:r>
+          </w:hyperlink>
+        </w:p>
+        <w:p>
+          <w:pPr>
+            <w:pStyle w:val="TOC2"/>
+            <w:tabs>
+              <w:tab w:val="right" w:leader="dot" w:pos="9016"/>
+            </w:tabs>
+            <w:rPr>
+              <w:noProof/>
+            </w:rPr>
+          </w:pPr>
+          <w:hyperlink w:anchor="_Toc197637833" w:history="1">
+            <w:r>
+              <w:rPr>
+                <w:rStyle w:val="Hyperlink"/>
+                <w:noProof/>
+              </w:rPr>
+              <w:t>1.2 Scope</w:t>
+            </w:r>
+            <w:r>
+              <w:rPr>
+                <w:noProof/>
+                <w:webHidden/>
+              </w:rPr>
+              <w:tab/>
+            </w:r>
+            <w:r>
+              <w:rPr>
+                <w:noProof/>
+                <w:webHidden/>
+              </w:rPr>
+              <w:fldChar w:fldCharType="begin"/>
+            </w:r>
+            <w:r>
+              <w:rPr>
+                <w:noProof/>
+                <w:webHidden/>
+              </w:rPr>
+              <w:instrText xml:space="preserve"> PAGEREF _Toc197637833 \h </w:instrText>
+            </w:r>
+            <w:r>
+              <w:rPr>
+                <w:noProof/>
+                <w:webHidden/>
+              </w:rPr>
+            </w:r>
+            <w:r>
+              <w:rPr>
+                <w:noProof/>
+                <w:webHidden/>
+              </w:rPr>
+              <w:fldChar w:fldCharType="separate"/>
+            </w:r>
+            <w:r>
+              <w:rPr>
+                <w:noProof/>
+                <w:webHidden/>
+              </w:rPr>
+              <w:t>1</w:t>
+            </w:r>
+            <w:r>
+              <w:rPr>
+                <w:noProof/>
+                <w:webHidden/>
+              </w:rPr>
+              <w:fldChar w:fldCharType="end"/>
+            </w:r>
+          </w:hyperlink>
+        </w:p>
+        <w:p>
+          <w:pPr>
+            <w:pStyle w:val="TOC2"/>
+            <w:tabs>
+              <w:tab w:val="right" w:leader="dot" w:pos="9016"/>
+            </w:tabs>
+            <w:rPr>
+              <w:noProof/>
+            </w:rPr>
+          </w:pPr>
+          <w:hyperlink w:anchor="_Toc197637834" w:history="1">
+            <w:r>
+              <w:rPr>
+                <w:rStyle w:val="Hyperlink"/>
+                <w:noProof/>
+              </w:rPr>
+              <w:t>1.2 Description</w:t>
+            </w:r>
+            <w:r>
+              <w:rPr>
+                <w:noProof/>
+                <w:webHidden/>
+              </w:rPr>
+              <w:tab/>
+            </w:r>
+            <w:r>
+              <w:rPr>
+                <w:noProof/>
+                <w:webHidden/>
+              </w:rPr>
+              <w:fldChar w:fldCharType="begin"/>
+            </w:r>
+            <w:r>
+              <w:rPr>
+                <w:noProof/>
+                <w:webHidden/>
+              </w:rPr>
+              <w:instrText xml:space="preserve"> PAGEREF _Toc197637834 \h </w:instrText>
+            </w:r>
+            <w:r>
+              <w:rPr>
+                <w:noProof/>
+                <w:webHidden/>
+              </w:rPr>
+            </w:r>
+            <w:r>
+              <w:rPr>
+                <w:noProof/>
+                <w:webHidden/>
+              </w:rPr>
+              <w:fldChar w:fldCharType="separate"/>
+            </w:r>
+            <w:r>
+              <w:rPr>
+                <w:noProof/>
+                <w:webHidden/>
+              </w:rPr>
+              <w:t>1</w:t>
+            </w:r>
+            <w:r>
+              <w:rPr>
+                <w:noProof/>
+                <w:webHidden/>
+              </w:rPr>
+              <w:fldChar w:fldCharType="end"/>
+            </w:r>
+          </w:hyperlink>
+        </w:p>
+        <w:p>
+          <w:pPr>
+            <w:pStyle w:val="TOC1"/>
+            <w:tabs>
+              <w:tab w:val="right" w:leader="dot" w:pos="9016"/>
+            </w:tabs>
+            <w:rPr>
+              <w:noProof/>
+            </w:rPr>
+          </w:pPr>
+          <w:hyperlink w:anchor="_Toc197637835" w:history="1">
+            <w:r>
+              <w:rPr>
+                <w:rStyle w:val="Hyperlink"/>
+                <w:noProof/>
+              </w:rPr>
+              <w:t>2. Architecture</w:t>
+            </w:r>
+            <w:r>
+              <w:rPr>
+                <w:noProof/>
+                <w:webHidden/>
+              </w:rPr>
+              <w:tab/>
+            </w:r>
+            <w:r>
+              <w:rPr>
+                <w:noProof/>
+                <w:webHidden/>
+              </w:rPr>
+              <w:fldChar w:fldCharType="begin"/>
+            </w:r>
+            <w:r>
+              <w:rPr>
+                <w:noProof/>
+                <w:webHidden/>
+              </w:rPr>
+              <w:instrText xml:space="preserve"> PAGEREF _Toc197637835 \h </w:instrText>
+            </w:r>
+            <w:r>
+              <w:rPr>
+                <w:noProof/>
+                <w:webHidden/>
+              </w:rPr>
+            </w:r>
+            <w:r>
+              <w:rPr>
+                <w:noProof/>
+                <w:webHidden/>
+              </w:rPr>
+              <w:fldChar w:fldCharType="separate"/>
+            </w:r>
+            <w:r>
+              <w:rPr>
+                <w:noProof/>
+                <w:webHidden/>
+              </w:rPr>
+              <w:t>2</w:t>
+            </w:r>
+            <w:r>
+              <w:rPr>
+                <w:noProof/>
+                <w:webHidden/>
+              </w:rPr>
+              <w:fldChar w:fldCharType="end"/>
+            </w:r>
+          </w:hyperlink>
+        </w:p>
+        <w:p>
+          <w:pPr>
+            <w:pStyle w:val="TOC2"/>
+            <w:tabs>
+              <w:tab w:val="right" w:leader="dot" w:pos="9016"/>
+            </w:tabs>
+            <w:rPr>
+              <w:noProof/>
+            </w:rPr>
+          </w:pPr>
+          <w:hyperlink w:anchor="_Toc197637836" w:history="1">
+            <w:r>
+              <w:rPr>
+                <w:rStyle w:val="Hyperlink"/>
+                <w:noProof/>
+              </w:rPr>
+              <w:t>2.1 Core modules</w:t>
+            </w:r>
+            <w:r>
+              <w:rPr>
+                <w:noProof/>
+                <w:webHidden/>
+              </w:rPr>
+              <w:tab/>
+            </w:r>
+            <w:r>
+              <w:rPr>
+                <w:noProof/>
+                <w:webHidden/>
+              </w:rPr>
+              <w:fldChar w:fldCharType="begin"/>
+            </w:r>
+            <w:r>
+              <w:rPr>
+                <w:noProof/>
+                <w:webHidden/>
+              </w:rPr>
+              <w:instrText xml:space="preserve"> PAGEREF _Toc197637836 \h </w:instrText>
+            </w:r>
+            <w:r>
+              <w:rPr>
+                <w:noProof/>
+                <w:webHidden/>
+              </w:rPr>
+            </w:r>
+            <w:r>
+              <w:rPr>
+                <w:noProof/>
+                <w:webHidden/>
+              </w:rPr>
+              <w:fldChar w:fldCharType="separate"/>
+            </w:r>
+            <w:r>
+              <w:rPr>
+                <w:noProof/>
+                <w:webHidden/>
+              </w:rPr>
+              <w:t>2</w:t>
+            </w:r>
+            <w:r>
+              <w:rPr>
+                <w:noProof/>
+                <w:webHidden/>
+              </w:rPr>
+              <w:fldChar w:fldCharType="end"/>
+            </w:r>
+          </w:hyperlink>
+        </w:p>
+        <w:p>
+          <w:pPr>
+            <w:pStyle w:val="TOC3"/>
+            <w:tabs>
+              <w:tab w:val="right" w:leader="dot" w:pos="9016"/>
+            </w:tabs>
+            <w:rPr>
+              <w:noProof/>
+            </w:rPr>
+          </w:pPr>
+          <w:hyperlink w:anchor="_Toc197637837" w:history="1">
+            <w:r>
+              <w:rPr>
+                <w:rStyle w:val="Hyperlink"/>
+                <w:noProof/>
+              </w:rPr>
+              <w:t>2.1.1 Entry Point</w:t>
+            </w:r>
+            <w:r>
+              <w:rPr>
+                <w:noProof/>
+                <w:webHidden/>
+              </w:rPr>
+              <w:tab/>
+            </w:r>
+            <w:r>
+              <w:rPr>
+                <w:noProof/>
+                <w:webHidden/>
+              </w:rPr>
+              <w:fldChar w:fldCharType="begin"/>
+            </w:r>
+            <w:r>
+              <w:rPr>
+                <w:noProof/>
+                <w:webHidden/>
+              </w:rPr>
+              <w:instrText xml:space="preserve"> PAGEREF _Toc197637837 \h </w:instrText>
+            </w:r>
+            <w:r>
+              <w:rPr>
+                <w:noProof/>
+                <w:webHidden/>
+              </w:rPr>
+            </w:r>
+            <w:r>
+              <w:rPr>
+                <w:noProof/>
+                <w:webHidden/>
+              </w:rPr>
+              <w:fldChar w:fldCharType="separate"/>
+            </w:r>
+            <w:r>
+              <w:rPr>
+                <w:noProof/>
+                <w:webHidden/>
+              </w:rPr>
+              <w:t>2</w:t>
+            </w:r>
+            <w:r>
+              <w:rPr>
+                <w:noProof/>
+                <w:webHidden/>
+              </w:rPr>
+              <w:fldChar w:fldCharType="end"/>
+            </w:r>
+          </w:hyperlink>
+        </w:p>
+        <w:p>
+          <w:pPr>
+            <w:pStyle w:val="TOC3"/>
+            <w:tabs>
+              <w:tab w:val="right" w:leader="dot" w:pos="9016"/>
+            </w:tabs>
+            <w:rPr>
+              <w:noProof/>
+            </w:rPr>
+          </w:pPr>
+          <w:hyperlink w:anchor="_Toc197637838" w:history="1">
+            <w:r>
+              <w:rPr>
+                <w:rStyle w:val="Hyperlink"/>
+                <w:noProof/>
+              </w:rPr>
+              <w:t>2.1.2 Engine Core</w:t>
+            </w:r>
+            <w:r>
+              <w:rPr>
+                <w:noProof/>
+                <w:webHidden/>
+              </w:rPr>
+              <w:tab/>
+            </w:r>
+            <w:r>
+              <w:rPr>
+                <w:noProof/>
+                <w:webHidden/>
+              </w:rPr>
+              <w:fldChar w:fldCharType="begin"/>
+            </w:r>
+            <w:r>
+              <w:rPr>
+                <w:noProof/>
+                <w:webHidden/>
+              </w:rPr>
+              <w:instrText xml:space="preserve"> PAGEREF _Toc197637838 \h </w:instrText>
+            </w:r>
+            <w:r>
+              <w:rPr>
+                <w:noProof/>
+                <w:webHidden/>
+              </w:rPr>
+            </w:r>
+            <w:r>
+              <w:rPr>
+                <w:noProof/>
+                <w:webHidden/>
+              </w:rPr>
+              <w:fldChar w:fldCharType="separate"/>
+            </w:r>
+            <w:r>
+              <w:rPr>
+                <w:noProof/>
+                <w:webHidden/>
+              </w:rPr>
+              <w:t>2</w:t>
+            </w:r>
+            <w:r>
+              <w:rPr>
+                <w:noProof/>
+                <w:webHidden/>
+              </w:rPr>
+              <w:fldChar w:fldCharType="end"/>
+            </w:r>
+          </w:hyperlink>
+        </w:p>
+        <w:p>
+          <w:pPr>
+            <w:pStyle w:val="TOC3"/>
+            <w:tabs>
+              <w:tab w:val="right" w:leader="dot" w:pos="9016"/>
+            </w:tabs>
+            <w:rPr>
+              <w:noProof/>
+            </w:rPr>
+          </w:pPr>
+          <w:hyperlink w:anchor="_Toc197637839" w:history="1">
+            <w:r>
+              <w:rPr>
+                <w:rStyle w:val="Hyperlink"/>
+                <w:noProof/>
+              </w:rPr>
+              <w:t>2.1.3 Renderer</w:t>
+            </w:r>
+            <w:r>
+              <w:rPr>
+                <w:noProof/>
+                <w:webHidden/>
+              </w:rPr>
+              <w:tab/>
+            </w:r>
+            <w:r>
+              <w:rPr>
+                <w:noProof/>
+                <w:webHidden/>
+              </w:rPr>
+              <w:fldChar w:fldCharType="begin"/>
+            </w:r>
+            <w:r>
+              <w:rPr>
+                <w:noProof/>
+                <w:webHidden/>
+              </w:rPr>
+              <w:instrText xml:space="preserve"> PAGEREF _Toc197637839 \h </w:instrText>
+            </w:r>
+            <w:r>
+              <w:rPr>
+                <w:noProof/>
+                <w:webHidden/>
+              </w:rPr>
+            </w:r>
+            <w:r>
+              <w:rPr>
+                <w:noProof/>
+                <w:webHidden/>
+              </w:rPr>
+              <w:fldChar w:fldCharType="separate"/>
+            </w:r>
+            <w:r>
+              <w:rPr>
+                <w:noProof/>
+                <w:webHidden/>
+              </w:rPr>
+              <w:t>2</w:t>
+            </w:r>
+            <w:r>
+              <w:rPr>
+                <w:noProof/>
+                <w:webHidden/>
+              </w:rPr>
+              <w:fldChar w:fldCharType="end"/>
+            </w:r>
+          </w:hyperlink>
+        </w:p>
+        <w:p>
+          <w:pPr>
+            <w:pStyle w:val="TOC3"/>
+            <w:tabs>
+              <w:tab w:val="right" w:leader="dot" w:pos="9016"/>
+            </w:tabs>
+            <w:rPr>
+              <w:noProof/>
+            </w:rPr>
+          </w:pPr>
+          <w:hyperlink w:anchor="_Toc197637840" w:history="1">
+            <w:r>
+              <w:rPr>
+                <w:rStyle w:val="Hyperlink"/>
+                <w:noProof/>
+              </w:rPr>
+              <w:t>2.1.4 Layer</w:t>
+            </w:r>
+            <w:r>
+              <w:rPr>
+                <w:noProof/>
+                <w:webHidden/>
+              </w:rPr>
+              <w:tab/>
+            </w:r>
+            <w:r>
+              <w:rPr>
+                <w:noProof/>
+                <w:webHidden/>
+              </w:rPr>
+              <w:fldChar w:fldCharType="begin"/>
+            </w:r>
+            <w:r>
+              <w:rPr>
+                <w:noProof/>
+                <w:webHidden/>
+              </w:rPr>
+              <w:instrText xml:space="preserve"> PAGEREF _Toc197637840 \h </w:instrText>
+            </w:r>
+            <w:r>
+              <w:rPr>
+                <w:noProof/>
+                <w:webHidden/>
+              </w:rPr>
+            </w:r>
+            <w:r>
+              <w:rPr>
+                <w:noProof/>
+                <w:webHidden/>
+              </w:rPr>
+              <w:fldChar w:fldCharType="separate"/>
+            </w:r>
+            <w:r>
+              <w:rPr>
+                <w:noProof/>
+                <w:webHidden/>
+              </w:rPr>
+              <w:t>3</w:t>
+            </w:r>
+            <w:r>
+              <w:rPr>
+                <w:noProof/>
+                <w:webHidden/>
+              </w:rPr>
+              <w:fldChar w:fldCharType="end"/>
+            </w:r>
+          </w:hyperlink>
+        </w:p>
+        <w:p>
+          <w:pPr>
+            <w:pStyle w:val="TOC3"/>
+            <w:tabs>
+              <w:tab w:val="right" w:leader="dot" w:pos="9016"/>
+            </w:tabs>
+            <w:rPr>
+              <w:noProof/>
+            </w:rPr>
+          </w:pPr>
+          <w:hyperlink w:anchor="_Toc197637841" w:history="1">
+            <w:r>
+              <w:rPr>
+                <w:rStyle w:val="Hyperlink"/>
+                <w:noProof/>
+              </w:rPr>
+              <w:t>2.1.5 ImGuiLayer</w:t>
+            </w:r>
+            <w:r>
+              <w:rPr>
+                <w:noProof/>
+                <w:webHidden/>
+              </w:rPr>
+              <w:tab/>
+            </w:r>
+            <w:r>
+              <w:rPr>
+                <w:noProof/>
+                <w:webHidden/>
+              </w:rPr>
+              <w:fldChar w:fldCharType="begin"/>
+            </w:r>
+            <w:r>
+              <w:rPr>
+                <w:noProof/>
+                <w:webHidden/>
+              </w:rPr>
+              <w:instrText xml:space="preserve"> PAGEREF _Toc197637841 \h </w:instrText>
+            </w:r>
+            <w:r>
+              <w:rPr>
+                <w:noProof/>
+                <w:webHidden/>
+              </w:rPr>
+            </w:r>
+            <w:r>
+              <w:rPr>
+                <w:noProof/>
+                <w:webHidden/>
+              </w:rPr>
+              <w:fldChar w:fldCharType="separate"/>
+            </w:r>
+            <w:r>
+              <w:rPr>
+                <w:noProof/>
+                <w:webHidden/>
+              </w:rPr>
+              <w:t>3</w:t>
+            </w:r>
+            <w:r>
+              <w:rPr>
+                <w:noProof/>
+                <w:webHidden/>
+              </w:rPr>
+              <w:fldChar w:fldCharType="end"/>
+            </w:r>
+          </w:hyperlink>
+        </w:p>
+        <w:p>
+          <w:pPr>
+            <w:pStyle w:val="TOC3"/>
+            <w:tabs>
+              <w:tab w:val="right" w:leader="dot" w:pos="9016"/>
+            </w:tabs>
+            <w:rPr>
+              <w:noProof/>
+            </w:rPr>
+          </w:pPr>
+          <w:hyperlink w:anchor="_Toc197637842" w:history="1">
+            <w:r>
+              <w:rPr>
+                <w:rStyle w:val="Hyperlink"/>
+                <w:noProof/>
+              </w:rPr>
+              <w:t>2.1.6 Game Layer</w:t>
+            </w:r>
+            <w:r>
+              <w:rPr>
+                <w:noProof/>
+                <w:webHidden/>
+              </w:rPr>
+              <w:tab/>
+            </w:r>
+            <w:r>
+              <w:rPr>
+                <w:noProof/>
+                <w:webHidden/>
+              </w:rPr>
+              <w:fldChar w:fldCharType="begin"/>
+            </w:r>
+            <w:r>
+              <w:rPr>
+                <w:noProof/>
+                <w:webHidden/>
+              </w:rPr>
+              <w:instrText xml:space="preserve"> PAGEREF _Toc197637842 \h </w:instrText>
+            </w:r>
+            <w:r>
+              <w:rPr>
+                <w:noProof/>
+                <w:webHidden/>
+              </w:rPr>
+            </w:r>
+            <w:r>
+              <w:rPr>
+                <w:noProof/>
+                <w:webHidden/>
+              </w:rPr>
+              <w:fldChar w:fldCharType="separate"/>
+            </w:r>
+            <w:r>
+              <w:rPr>
+                <w:noProof/>
+                <w:webHidden/>
+              </w:rPr>
+              <w:t>3</w:t>
+            </w:r>
+            <w:r>
+              <w:rPr>
+                <w:noProof/>
+                <w:webHidden/>
+              </w:rPr>
+              <w:fldChar w:fldCharType="end"/>
+            </w:r>
+          </w:hyperlink>
+        </w:p>
+        <w:p>
+          <w:pPr>
+            <w:pStyle w:val="TOC3"/>
+            <w:tabs>
+              <w:tab w:val="right" w:leader="dot" w:pos="9016"/>
+            </w:tabs>
+            <w:rPr>
+              <w:noProof/>
+            </w:rPr>
+          </w:pPr>
+          <w:hyperlink w:anchor="_Toc197637843" w:history="1">
+            <w:r>
+              <w:rPr>
+                <w:rStyle w:val="Hyperlink"/>
+                <w:noProof/>
+              </w:rPr>
+              <w:t>2.1.7 VAO</w:t>
+            </w:r>
+            <w:r>
+              <w:rPr>
+                <w:noProof/>
+                <w:webHidden/>
+              </w:rPr>
+              <w:tab/>
+            </w:r>
+            <w:r>
+              <w:rPr>
+                <w:noProof/>
+                <w:webHidden/>
+              </w:rPr>
+              <w:fldChar w:fldCharType="begin"/>
+            </w:r>
+            <w:r>
+              <w:rPr>
+                <w:noProof/>
+                <w:webHidden/>
+              </w:rPr>
+              <w:instrText xml:space="preserve"> PAGEREF _Toc197637843 \h </w:instrText>
+            </w:r>
+            <w:r>
+              <w:rPr>
+                <w:noProof/>
+                <w:webHidden/>
+              </w:rPr>
+            </w:r>
+            <w:r>
+              <w:rPr>
+                <w:noProof/>
+                <w:webHidden/>
+              </w:rPr>
+              <w:fldChar w:fldCharType="separate"/>
+            </w:r>
+            <w:r>
+              <w:rPr>
+                <w:noProof/>
+                <w:webHidden/>
+              </w:rPr>
+              <w:t>3</w:t>
+            </w:r>
+            <w:r>
+              <w:rPr>
+                <w:noProof/>
+                <w:webHidden/>
+              </w:rPr>
+              <w:fldChar w:fldCharType="end"/>
+            </w:r>
+          </w:hyperlink>
+        </w:p>
+        <w:p>
+          <w:pPr>
+            <w:pStyle w:val="TOC3"/>
+            <w:tabs>
+              <w:tab w:val="right" w:leader="dot" w:pos="9016"/>
+            </w:tabs>
+            <w:rPr>
+              <w:noProof/>
+            </w:rPr>
+          </w:pPr>
+          <w:hyperlink w:anchor="_Toc197637844" w:history="1">
+            <w:r>
+              <w:rPr>
+                <w:rStyle w:val="Hyperlink"/>
+                <w:noProof/>
+              </w:rPr>
+              <w:t>2.1.8 VBO</w:t>
+            </w:r>
+            <w:r>
+              <w:rPr>
+                <w:noProof/>
+                <w:webHidden/>
+              </w:rPr>
+              <w:tab/>
+            </w:r>
+            <w:r>
+              <w:rPr>
+                <w:noProof/>
+                <w:webHidden/>
+              </w:rPr>
+              <w:fldChar w:fldCharType="begin"/>
+            </w:r>
+            <w:r>
+              <w:rPr>
+                <w:noProof/>
+                <w:webHidden/>
+              </w:rPr>
+              <w:instrText xml:space="preserve"> PAGEREF _Toc197637844 \h </w:instrText>
+            </w:r>
+            <w:r>
+              <w:rPr>
+                <w:noProof/>
+                <w:webHidden/>
+              </w:rPr>
+            </w:r>
+            <w:r>
+              <w:rPr>
+                <w:noProof/>
+                <w:webHidden/>
+              </w:rPr>
+              <w:fldChar w:fldCharType="separate"/>
+            </w:r>
+            <w:r>
+              <w:rPr>
+                <w:noProof/>
+                <w:webHidden/>
+              </w:rPr>
+              <w:t>3</w:t>
+            </w:r>
+            <w:r>
+              <w:rPr>
+                <w:noProof/>
+                <w:webHidden/>
+              </w:rPr>
+              <w:fldChar w:fldCharType="end"/>
+            </w:r>
+          </w:hyperlink>
+        </w:p>
+        <w:p>
+          <w:pPr>
+            <w:pStyle w:val="TOC3"/>
+            <w:tabs>
+              <w:tab w:val="right" w:leader="dot" w:pos="9016"/>
+            </w:tabs>
+            <w:rPr>
+              <w:noProof/>
+            </w:rPr>
+          </w:pPr>
+          <w:hyperlink w:anchor="_Toc197637845" w:history="1">
+            <w:r>
+              <w:rPr>
+                <w:rStyle w:val="Hyperlink"/>
+                <w:noProof/>
+              </w:rPr>
+              <w:t>2.1.9 EBO</w:t>
+            </w:r>
+            <w:r>
+              <w:rPr>
+                <w:noProof/>
+                <w:webHidden/>
+              </w:rPr>
+              <w:tab/>
+            </w:r>
+            <w:r>
+              <w:rPr>
+                <w:noProof/>
+                <w:webHidden/>
+              </w:rPr>
+              <w:fldChar w:fldCharType="begin"/>
+            </w:r>
+            <w:r>
+              <w:rPr>
+                <w:noProof/>
+                <w:webHidden/>
+              </w:rPr>
+              <w:instrText xml:space="preserve"> PAGEREF _Toc197637845 \h </w:instrText>
+            </w:r>
+            <w:r>
+              <w:rPr>
+                <w:noProof/>
+                <w:webHidden/>
+              </w:rPr>
+            </w:r>
+            <w:r>
+              <w:rPr>
+                <w:noProof/>
+                <w:webHidden/>
+              </w:rPr>
+              <w:fldChar w:fldCharType="separate"/>
+            </w:r>
+            <w:r>
+              <w:rPr>
+                <w:noProof/>
+                <w:webHidden/>
+              </w:rPr>
+              <w:t>3</w:t>
+            </w:r>
+            <w:r>
+              <w:rPr>
+                <w:noProof/>
+                <w:webHidden/>
+              </w:rPr>
+              <w:fldChar w:fldCharType="end"/>
+            </w:r>
+          </w:hyperlink>
+        </w:p>
+        <w:p>
+          <w:pPr>
+            <w:pStyle w:val="TOC3"/>
+            <w:tabs>
+              <w:tab w:val="right" w:leader="dot" w:pos="9016"/>
+            </w:tabs>
+            <w:rPr>
+              <w:noProof/>
+            </w:rPr>
+          </w:pPr>
+          <w:hyperlink w:anchor="_Toc197637846" w:history="1">
+            <w:r>
+              <w:rPr>
+                <w:rStyle w:val="Hyperlink"/>
+                <w:noProof/>
+              </w:rPr>
+              <w:t>2.1.10 Shader</w:t>
+            </w:r>
+            <w:r>
+              <w:rPr>
+                <w:noProof/>
+                <w:webHidden/>
+              </w:rPr>
+              <w:tab/>
+            </w:r>
+            <w:r>
+              <w:rPr>
+                <w:noProof/>
+                <w:webHidden/>
+              </w:rPr>
+              <w:fldChar w:fldCharType="begin"/>
+            </w:r>
+            <w:r>
+              <w:rPr>
+                <w:noProof/>
+                <w:webHidden/>
+              </w:rPr>
+              <w:instrText xml:space="preserve"> PAGEREF _Toc197637846 \h </w:instrText>
+            </w:r>
+            <w:r>
+              <w:rPr>
+                <w:noProof/>
+                <w:webHidden/>
+              </w:rPr>
+            </w:r>
+            <w:r>
+              <w:rPr>
+                <w:noProof/>
+                <w:webHidden/>
+              </w:rPr>
+              <w:fldChar w:fldCharType="separate"/>
+            </w:r>
+            <w:r>
+              <w:rPr>
+                <w:noProof/>
+                <w:webHidden/>
+              </w:rPr>
+              <w:t>3</w:t>
+            </w:r>
+            <w:r>
+              <w:rPr>
+                <w:noProof/>
+                <w:webHidden/>
+              </w:rPr>
+              <w:fldChar w:fldCharType="end"/>
+            </w:r>
+          </w:hyperlink>
+        </w:p>
+        <w:p>
+          <w:pPr>
+            <w:pStyle w:val="TOC3"/>
+            <w:tabs>
+              <w:tab w:val="right" w:leader="dot" w:pos="9016"/>
+            </w:tabs>
+            <w:rPr>
+              <w:noProof/>
+            </w:rPr>
+          </w:pPr>
+          <w:hyperlink w:anchor="_Toc197637847" w:history="1">
+            <w:r>
+              <w:rPr>
+                <w:rStyle w:val="Hyperlink"/>
+                <w:noProof/>
+              </w:rPr>
+              <w:t>2.1.11 Texture</w:t>
+            </w:r>
+            <w:r>
+              <w:rPr>
+                <w:noProof/>
+                <w:webHidden/>
+              </w:rPr>
+              <w:tab/>
+            </w:r>
+            <w:r>
+              <w:rPr>
+                <w:noProof/>
+                <w:webHidden/>
+              </w:rPr>
+              <w:fldChar w:fldCharType="begin"/>
+            </w:r>
+            <w:r>
+              <w:rPr>
+                <w:noProof/>
+                <w:webHidden/>
+              </w:rPr>
+              <w:instrText xml:space="preserve"> PAGEREF _Toc197637847 \h </w:instrText>
+            </w:r>
+            <w:r>
+              <w:rPr>
+                <w:noProof/>
+                <w:webHidden/>
+              </w:rPr>
+            </w:r>
+            <w:r>
+              <w:rPr>
+                <w:noProof/>
+                <w:webHidden/>
+              </w:rPr>
+              <w:fldChar w:fldCharType="separate"/>
+            </w:r>
+            <w:r>
+              <w:rPr>
+                <w:noProof/>
+                <w:webHidden/>
+              </w:rPr>
+              <w:t>3</w:t>
+            </w:r>
+            <w:r>
+              <w:rPr>
+                <w:noProof/>
+                <w:webHidden/>
+              </w:rPr>
+              <w:fldChar w:fldCharType="end"/>
+            </w:r>
+          </w:hyperlink>
+        </w:p>
+        <w:p>
+          <w:pPr>
+            <w:pStyle w:val="TOC3"/>
+            <w:tabs>
+              <w:tab w:val="right" w:leader="dot" w:pos="9016"/>
+            </w:tabs>
+            <w:rPr>
+              <w:noProof/>
+            </w:rPr>
+          </w:pPr>
+          <w:hyperlink w:anchor="_Toc197637848" w:history="1">
+            <w:r>
+              <w:rPr>
+                <w:rStyle w:val="Hyperlink"/>
+                <w:noProof/>
+              </w:rPr>
+              <w:t>2.1.12 Quad</w:t>
+            </w:r>
+            <w:r>
+              <w:rPr>
+                <w:noProof/>
+                <w:webHidden/>
+              </w:rPr>
+              <w:tab/>
+            </w:r>
+            <w:r>
+              <w:rPr>
+                <w:noProof/>
+                <w:webHidden/>
+              </w:rPr>
+              <w:fldChar w:fldCharType="begin"/>
+            </w:r>
+            <w:r>
+              <w:rPr>
+                <w:noProof/>
+                <w:webHidden/>
+              </w:rPr>
+              <w:instrText xml:space="preserve"> PAGEREF _Toc197637848 \h </w:instrText>
+            </w:r>
+            <w:r>
+              <w:rPr>
+                <w:noProof/>
+                <w:webHidden/>
+              </w:rPr>
+            </w:r>
+            <w:r>
+              <w:rPr>
+                <w:noProof/>
+                <w:webHidden/>
+              </w:rPr>
+              <w:fldChar w:fldCharType="separate"/>
+            </w:r>
+            <w:r>
+              <w:rPr>
+                <w:noProof/>
+                <w:webHidden/>
+              </w:rPr>
+              <w:t>3</w:t>
+            </w:r>
+            <w:r>
+              <w:rPr>
+                <w:noProof/>
+                <w:webHidden/>
+              </w:rPr>
+              <w:fldChar w:fldCharType="end"/>
+            </w:r>
+          </w:hyperlink>
+        </w:p>
+        <w:p>
+          <w:pPr>
+            <w:pStyle w:val="TOC1"/>
+            <w:tabs>
+              <w:tab w:val="right" w:leader="dot" w:pos="9016"/>
+            </w:tabs>
+            <w:rPr>
+              <w:noProof/>
+            </w:rPr>
+          </w:pPr>
+          <w:hyperlink w:anchor="_Toc197637849" w:history="1">
+            <w:r>
+              <w:rPr>
+                <w:rStyle w:val="Hyperlink"/>
+                <w:noProof/>
+              </w:rPr>
+              <w:t>3. External Libraries</w:t>
+            </w:r>
+            <w:r>
+              <w:rPr>
+                <w:noProof/>
+                <w:webHidden/>
+              </w:rPr>
+              <w:tab/>
+            </w:r>
+            <w:r>
+              <w:rPr>
+                <w:noProof/>
+                <w:webHidden/>
+              </w:rPr>
+              <w:fldChar w:fldCharType="begin"/>
+            </w:r>
+            <w:r>
+              <w:rPr>
+                <w:noProof/>
+                <w:webHidden/>
+              </w:rPr>
+              <w:instrText xml:space="preserve"> PAGEREF _Toc197637849 \h </w:instrText>
+            </w:r>
+            <w:r>
+              <w:rPr>
+                <w:noProof/>
+                <w:webHidden/>
+              </w:rPr>
+            </w:r>
+            <w:r>
+              <w:rPr>
+                <w:noProof/>
+                <w:webHidden/>
+              </w:rPr>
+              <w:fldChar w:fldCharType="separate"/>
+            </w:r>
+            <w:r>
+              <w:rPr>
+                <w:noProof/>
+                <w:webHidden/>
+              </w:rPr>
+              <w:t>4</w:t>
+            </w:r>
+            <w:r>
+              <w:rPr>
+                <w:noProof/>
+                <w:webHidden/>
+              </w:rPr>
+              <w:fldChar w:fldCharType="end"/>
+            </w:r>
+          </w:hyperlink>
+        </w:p>
+        <w:p>
+          <w:pPr>
+            <w:pStyle w:val="TOC2"/>
+            <w:tabs>
+              <w:tab w:val="right" w:leader="dot" w:pos="9016"/>
+            </w:tabs>
+            <w:rPr>
+              <w:noProof/>
+            </w:rPr>
+          </w:pPr>
+          <w:hyperlink w:anchor="_Toc197637850" w:history="1">
+            <w:r>
+              <w:rPr>
+                <w:rStyle w:val="Hyperlink"/>
+                <w:noProof/>
+              </w:rPr>
+              <w:t>3.1 CMake</w:t>
+            </w:r>
+            <w:r>
+              <w:rPr>
+                <w:noProof/>
+                <w:webHidden/>
+              </w:rPr>
+              <w:tab/>
+            </w:r>
+            <w:r>
+              <w:rPr>
+                <w:noProof/>
+                <w:webHidden/>
+              </w:rPr>
+              <w:fldChar w:fldCharType="begin"/>
+            </w:r>
+            <w:r>
+              <w:rPr>
+                <w:noProof/>
+                <w:webHidden/>
+              </w:rPr>
+              <w:instrText xml:space="preserve"> PAGEREF _Toc197637850 \h </w:instrText>
+            </w:r>
+            <w:r>
+              <w:rPr>
+                <w:noProof/>
+                <w:webHidden/>
+              </w:rPr>
+            </w:r>
+            <w:r>
+              <w:rPr>
+                <w:noProof/>
+                <w:webHidden/>
+              </w:rPr>
+              <w:fldChar w:fldCharType="separate"/>
+            </w:r>
+            <w:r>
+              <w:rPr>
+                <w:noProof/>
+                <w:webHidden/>
+              </w:rPr>
+              <w:t>4</w:t>
+            </w:r>
+            <w:r>
+              <w:rPr>
+                <w:noProof/>
+                <w:webHidden/>
+              </w:rPr>
+              <w:fldChar w:fldCharType="end"/>
+            </w:r>
+          </w:hyperlink>
+        </w:p>
+        <w:p>
+          <w:pPr>
+            <w:pStyle w:val="TOC2"/>
+            <w:tabs>
+              <w:tab w:val="right" w:leader="dot" w:pos="9016"/>
+            </w:tabs>
+            <w:rPr>
+              <w:noProof/>
+            </w:rPr>
+          </w:pPr>
+          <w:hyperlink w:anchor="_Toc197637851" w:history="1">
+            <w:r>
+              <w:rPr>
+                <w:rStyle w:val="Hyperlink"/>
+                <w:noProof/>
+              </w:rPr>
+              <w:t>3.2 GLFW</w:t>
+            </w:r>
+            <w:r>
+              <w:rPr>
+                <w:noProof/>
+                <w:webHidden/>
+              </w:rPr>
+              <w:tab/>
+            </w:r>
+            <w:r>
+              <w:rPr>
+                <w:noProof/>
+                <w:webHidden/>
+              </w:rPr>
+              <w:fldChar w:fldCharType="begin"/>
+            </w:r>
+            <w:r>
+              <w:rPr>
+                <w:noProof/>
+                <w:webHidden/>
+              </w:rPr>
+              <w:instrText xml:space="preserve"> PAGEREF _Toc197637851 \h </w:instrText>
+            </w:r>
+            <w:r>
+              <w:rPr>
+                <w:noProof/>
+                <w:webHidden/>
+              </w:rPr>
+            </w:r>
+            <w:r>
+              <w:rPr>
+                <w:noProof/>
+                <w:webHidden/>
+              </w:rPr>
+              <w:fldChar w:fldCharType="separate"/>
+            </w:r>
+            <w:r>
+              <w:rPr>
+                <w:noProof/>
+                <w:webHidden/>
+              </w:rPr>
+              <w:t>4</w:t>
+            </w:r>
+            <w:r>
+              <w:rPr>
+                <w:noProof/>
+                <w:webHidden/>
+              </w:rPr>
+              <w:fldChar w:fldCharType="end"/>
+            </w:r>
+          </w:hyperlink>
+        </w:p>
+        <w:p>
+          <w:pPr>
+            <w:pStyle w:val="TOC2"/>
+            <w:tabs>
+              <w:tab w:val="right" w:leader="dot" w:pos="9016"/>
+            </w:tabs>
+            <w:rPr>
+              <w:noProof/>
+            </w:rPr>
+          </w:pPr>
+          <w:hyperlink w:anchor="_Toc197637852" w:history="1">
+            <w:r>
+              <w:rPr>
+                <w:rStyle w:val="Hyperlink"/>
+                <w:noProof/>
+              </w:rPr>
+              <w:t>3.3 GLAD</w:t>
+            </w:r>
+            <w:r>
+              <w:rPr>
+                <w:noProof/>
+                <w:webHidden/>
+              </w:rPr>
+              <w:tab/>
+            </w:r>
+            <w:r>
+              <w:rPr>
+                <w:noProof/>
+                <w:webHidden/>
+              </w:rPr>
+              <w:fldChar w:fldCharType="begin"/>
+            </w:r>
+            <w:r>
+              <w:rPr>
+                <w:noProof/>
+                <w:webHidden/>
+              </w:rPr>
+              <w:instrText xml:space="preserve"> PAGEREF _Toc197637852 \h </w:instrText>
+            </w:r>
+            <w:r>
+              <w:rPr>
+                <w:noProof/>
+                <w:webHidden/>
+              </w:rPr>
+            </w:r>
+            <w:r>
+              <w:rPr>
+                <w:noProof/>
+                <w:webHidden/>
+              </w:rPr>
+              <w:fldChar w:fldCharType="separate"/>
+            </w:r>
+            <w:r>
+              <w:rPr>
+                <w:noProof/>
+                <w:webHidden/>
+              </w:rPr>
+              <w:t>4</w:t>
+            </w:r>
+            <w:r>
+              <w:rPr>
+                <w:noProof/>
+                <w:webHidden/>
+              </w:rPr>
+              <w:fldChar w:fldCharType="end"/>
+            </w:r>
+          </w:hyperlink>
+        </w:p>
+        <w:p>
+          <w:pPr>
+            <w:pStyle w:val="TOC2"/>
+            <w:tabs>
+              <w:tab w:val="right" w:leader="dot" w:pos="9016"/>
+            </w:tabs>
+            <w:rPr>
+              <w:noProof/>
+            </w:rPr>
+          </w:pPr>
+          <w:hyperlink w:anchor="_Toc197637853" w:history="1">
+            <w:r>
+              <w:rPr>
+                <w:rStyle w:val="Hyperlink"/>
+                <w:noProof/>
+              </w:rPr>
+              <w:t>3.4 stb_image</w:t>
+            </w:r>
+            <w:r>
+              <w:rPr>
+                <w:noProof/>
+                <w:webHidden/>
+              </w:rPr>
+              <w:tab/>
+            </w:r>
+            <w:r>
+              <w:rPr>
+                <w:noProof/>
+                <w:webHidden/>
+              </w:rPr>
+              <w:fldChar w:fldCharType="begin"/>
+            </w:r>
+            <w:r>
+              <w:rPr>
+                <w:noProof/>
+                <w:webHidden/>
+              </w:rPr>
+              <w:instrText xml:space="preserve"> PAGEREF _Toc197637853 \h </w:instrText>
+            </w:r>
+            <w:r>
+              <w:rPr>
+                <w:noProof/>
+                <w:webHidden/>
+              </w:rPr>
+            </w:r>
+            <w:r>
+              <w:rPr>
+                <w:noProof/>
+                <w:webHidden/>
+              </w:rPr>
+              <w:fldChar w:fldCharType="separate"/>
+            </w:r>
+            <w:r>
+              <w:rPr>
+                <w:noProof/>
+                <w:webHidden/>
+              </w:rPr>
+              <w:t>4</w:t>
+            </w:r>
+            <w:r>
+              <w:rPr>
+                <w:noProof/>
+                <w:webHidden/>
+              </w:rPr>
+              <w:fldChar w:fldCharType="end"/>
+            </w:r>
+          </w:hyperlink>
+        </w:p>
+        <w:p>
+          <w:pPr>
+            <w:pStyle w:val="TOC2"/>
+            <w:tabs>
+              <w:tab w:val="right" w:leader="dot" w:pos="9016"/>
+            </w:tabs>
+            <w:rPr>
+              <w:noProof/>
+            </w:rPr>
+          </w:pPr>
+          <w:hyperlink w:anchor="_Toc197637854" w:history="1">
+            <w:r>
+              <w:rPr>
+                <w:rStyle w:val="Hyperlink"/>
+                <w:noProof/>
+              </w:rPr>
+              <w:t>3.5 ImGui</w:t>
+            </w:r>
+            <w:r>
+              <w:rPr>
+                <w:noProof/>
+                <w:webHidden/>
+              </w:rPr>
+              <w:tab/>
+            </w:r>
+            <w:r>
+              <w:rPr>
+                <w:noProof/>
+                <w:webHidden/>
+              </w:rPr>
+              <w:fldChar w:fldCharType="begin"/>
+            </w:r>
+            <w:r>
+              <w:rPr>
+                <w:noProof/>
+                <w:webHidden/>
+              </w:rPr>
+              <w:instrText xml:space="preserve"> PAGEREF _Toc197637854 \h </w:instrText>
+            </w:r>
+            <w:r>
+              <w:rPr>
+                <w:noProof/>
+                <w:webHidden/>
+              </w:rPr>
+            </w:r>
+            <w:r>
+              <w:rPr>
+                <w:noProof/>
+                <w:webHidden/>
+              </w:rPr>
+              <w:fldChar w:fldCharType="separate"/>
+            </w:r>
+            <w:r>
+              <w:rPr>
+                <w:noProof/>
+                <w:webHidden/>
+              </w:rPr>
+              <w:t>4</w:t>
+            </w:r>
+            <w:r>
+              <w:rPr>
+                <w:noProof/>
+                <w:webHidden/>
+              </w:rPr>
+              <w:fldChar w:fldCharType="end"/>
+            </w:r>
+          </w:hyperlink>
+        </w:p>
+        <w:p>
+          <w:pPr>
+            <w:pStyle w:val="TOC2"/>
+            <w:tabs>
+              <w:tab w:val="right" w:leader="dot" w:pos="9016"/>
+            </w:tabs>
+            <w:rPr>
+              <w:noProof/>
+            </w:rPr>
+          </w:pPr>
+          <w:hyperlink w:anchor="_Toc197637855" w:history="1">
+            <w:r>
+              <w:rPr>
+                <w:rStyle w:val="Hyperlink"/>
+                <w:noProof/>
+              </w:rPr>
+              <w:t>3.6 EnTT</w:t>
+            </w:r>
+            <w:r>
+              <w:rPr>
+                <w:noProof/>
+                <w:webHidden/>
+              </w:rPr>
+              <w:tab/>
+            </w:r>
+            <w:r>
+              <w:rPr>
+                <w:noProof/>
+                <w:webHidden/>
+              </w:rPr>
+              <w:fldChar w:fldCharType="begin"/>
+            </w:r>
+            <w:r>
+              <w:rPr>
+                <w:noProof/>
+                <w:webHidden/>
+              </w:rPr>
+              <w:instrText xml:space="preserve"> PAGEREF _Toc197637855 \h </w:instrText>
+            </w:r>
+            <w:r>
+              <w:rPr>
+                <w:noProof/>
+                <w:webHidden/>
+              </w:rPr>
+            </w:r>
+            <w:r>
+              <w:rPr>
+                <w:noProof/>
+                <w:webHidden/>
+              </w:rPr>
+              <w:fldChar w:fldCharType="separate"/>
+            </w:r>
+            <w:r>
+              <w:rPr>
+                <w:noProof/>
+                <w:webHidden/>
+              </w:rPr>
+              <w:t>4</w:t>
+            </w:r>
+            <w:r>
+              <w:rPr>
+                <w:noProof/>
+                <w:webHidden/>
+              </w:rPr>
+              <w:fldChar w:fldCharType="end"/>
+            </w:r>
+          </w:hyperlink>
+        </w:p>
+        <w:p>
+          <w:pPr>
+            <w:pStyle w:val="TOC1"/>
+            <w:tabs>
+              <w:tab w:val="right" w:leader="dot" w:pos="9016"/>
+            </w:tabs>
+            <w:rPr>
+              <w:noProof/>
+            </w:rPr>
+          </w:pPr>
+          <w:hyperlink w:anchor="_Toc197637856" w:history="1">
+            <w:r>
+              <w:rPr>
+                <w:rStyle w:val="Hyperlink"/>
+                <w:noProof/>
+              </w:rPr>
+              <w:t>4. Entity component system</w:t>
+            </w:r>
+            <w:r>
+              <w:rPr>
+                <w:noProof/>
+                <w:webHidden/>
+              </w:rPr>
+              <w:tab/>
+            </w:r>
+            <w:r>
+              <w:rPr>
+                <w:noProof/>
+                <w:webHidden/>
+              </w:rPr>
+              <w:fldChar w:fldCharType="begin"/>
+            </w:r>
+            <w:r>
+              <w:rPr>
+                <w:noProof/>
+                <w:webHidden/>
+              </w:rPr>
+              <w:instrText xml:space="preserve"> PAGEREF _Toc197637856 \h </w:instrText>
+            </w:r>
+            <w:r>
+              <w:rPr>
+                <w:noProof/>
+                <w:webHidden/>
+              </w:rPr>
+            </w:r>
+            <w:r>
+              <w:rPr>
+                <w:noProof/>
+                <w:webHidden/>
+              </w:rPr>
+              <w:fldChar w:fldCharType="separate"/>
+            </w:r>
+            <w:r>
+              <w:rPr>
+                <w:noProof/>
+                <w:webHidden/>
+              </w:rPr>
+              <w:t>4</w:t>
+            </w:r>
+            <w:r>
+              <w:rPr>
+                <w:noProof/>
+                <w:webHidden/>
+              </w:rPr>
+              <w:fldChar w:fldCharType="end"/>
+            </w:r>
+          </w:hyperlink>
+        </w:p>
+        <w:p>
+          <w:pPr>
+            <w:pStyle w:val="TOC2"/>
+            <w:tabs>
+              <w:tab w:val="right" w:leader="dot" w:pos="9016"/>
+            </w:tabs>
+            <w:rPr>
+              <w:noProof/>
+            </w:rPr>
+          </w:pPr>
+          <w:hyperlink w:anchor="_Toc197637857" w:history="1">
+            <w:r>
+              <w:rPr>
+                <w:rStyle w:val="Hyperlink"/>
+                <w:noProof/>
+              </w:rPr>
+              <w:t>4.1 Creation of an entity</w:t>
+            </w:r>
+            <w:r>
+              <w:rPr>
+                <w:noProof/>
+                <w:webHidden/>
+              </w:rPr>
+              <w:tab/>
+            </w:r>
+            <w:r>
+              <w:rPr>
+                <w:noProof/>
+                <w:webHidden/>
+              </w:rPr>
+              <w:fldChar w:fldCharType="begin"/>
+            </w:r>
+            <w:r>
+              <w:rPr>
+                <w:noProof/>
+                <w:webHidden/>
+              </w:rPr>
+              <w:instrText xml:space="preserve"> PAGEREF _Toc197637857 \h </w:instrText>
+            </w:r>
+            <w:r>
+              <w:rPr>
+                <w:noProof/>
+                <w:webHidden/>
+              </w:rPr>
+            </w:r>
+            <w:r>
+              <w:rPr>
+                <w:noProof/>
+                <w:webHidden/>
+              </w:rPr>
+              <w:fldChar w:fldCharType="separate"/>
+            </w:r>
+            <w:r>
+              <w:rPr>
+                <w:noProof/>
+                <w:webHidden/>
+              </w:rPr>
+              <w:t>4</w:t>
+            </w:r>
+            <w:r>
+              <w:rPr>
+                <w:noProof/>
+                <w:webHidden/>
+              </w:rPr>
+              <w:fldChar w:fldCharType="end"/>
+            </w:r>
+          </w:hyperlink>
+        </w:p>
+        <w:p>
+          <w:pPr>
+            <w:pStyle w:val="TOC2"/>
+            <w:tabs>
+              <w:tab w:val="right" w:leader="dot" w:pos="9016"/>
+            </w:tabs>
+            <w:rPr>
+              <w:noProof/>
+            </w:rPr>
+          </w:pPr>
+          <w:hyperlink w:anchor="_Toc197637858" w:history="1">
+            <w:r>
+              <w:rPr>
+                <w:rStyle w:val="Hyperlink"/>
+                <w:noProof/>
+              </w:rPr>
+              <w:t>4.2 Components</w:t>
+            </w:r>
+            <w:r>
+              <w:rPr>
+                <w:noProof/>
+                <w:webHidden/>
+              </w:rPr>
+              <w:tab/>
+            </w:r>
+            <w:r>
+              <w:rPr>
+                <w:noProof/>
+                <w:webHidden/>
+              </w:rPr>
+              <w:fldChar w:fldCharType="begin"/>
+            </w:r>
+            <w:r>
+              <w:rPr>
+                <w:noProof/>
+                <w:webHidden/>
+              </w:rPr>
+              <w:instrText xml:space="preserve"> PAGEREF _Toc197637858 \h </w:instrText>
+            </w:r>
+            <w:r>
+              <w:rPr>
+                <w:noProof/>
+                <w:webHidden/>
+              </w:rPr>
+            </w:r>
+            <w:r>
+              <w:rPr>
+                <w:noProof/>
+                <w:webHidden/>
+              </w:rPr>
+              <w:fldChar w:fldCharType="separate"/>
+            </w:r>
+            <w:r>
+              <w:rPr>
+                <w:noProof/>
+                <w:webHidden/>
+              </w:rPr>
+              <w:t>5</w:t>
+            </w:r>
+            <w:r>
+              <w:rPr>
+                <w:noProof/>
+                <w:webHidden/>
+              </w:rPr>
+              <w:fldChar w:fldCharType="end"/>
+            </w:r>
+          </w:hyperlink>
+        </w:p>
+        <w:p>
+          <w:pPr>
+            <w:pStyle w:val="TOC3"/>
+            <w:tabs>
+              <w:tab w:val="right" w:leader="dot" w:pos="9016"/>
+            </w:tabs>
+            <w:rPr>
+              <w:noProof/>
+            </w:rPr>
+          </w:pPr>
+          <w:hyperlink w:anchor="_Toc197637859" w:history="1">
+            <w:r>
+              <w:rPr>
+                <w:rStyle w:val="Hyperlink"/>
+                <w:noProof/>
+              </w:rPr>
+              <w:t>4.2.1 Renderable</w:t>
+            </w:r>
+            <w:r>
+              <w:rPr>
+                <w:noProof/>
+                <w:webHidden/>
+              </w:rPr>
+              <w:tab/>
+            </w:r>
+            <w:r>
+              <w:rPr>
+                <w:noProof/>
+                <w:webHidden/>
+              </w:rPr>
+              <w:fldChar w:fldCharType="begin"/>
+            </w:r>
+            <w:r>
+              <w:rPr>
+                <w:noProof/>
+                <w:webHidden/>
+              </w:rPr>
+              <w:instrText xml:space="preserve"> PAGEREF _Toc197637859 \h </w:instrText>
+            </w:r>
+            <w:r>
+              <w:rPr>
+                <w:noProof/>
+                <w:webHidden/>
+              </w:rPr>
+            </w:r>
+            <w:r>
+              <w:rPr>
+                <w:noProof/>
+                <w:webHidden/>
+              </w:rPr>
+              <w:fldChar w:fldCharType="separate"/>
+            </w:r>
+            <w:r>
+              <w:rPr>
+                <w:noProof/>
+                <w:webHidden/>
+              </w:rPr>
+              <w:t>5</w:t>
+            </w:r>
+            <w:r>
+              <w:rPr>
+                <w:noProof/>
+                <w:webHidden/>
+              </w:rPr>
+              <w:fldChar w:fldCharType="end"/>
+            </w:r>
+          </w:hyperlink>
+        </w:p>
+        <w:p>
+          <w:pPr>
+            <w:pStyle w:val="TOC3"/>
+            <w:tabs>
+              <w:tab w:val="right" w:leader="dot" w:pos="9016"/>
+            </w:tabs>
+            <w:rPr>
+              <w:noProof/>
+            </w:rPr>
+          </w:pPr>
+          <w:hyperlink w:anchor="_Toc197637860" w:history="1">
+            <w:r>
+              <w:rPr>
+                <w:rStyle w:val="Hyperlink"/>
+                <w:noProof/>
+              </w:rPr>
+              <w:t>4.2.2 Transform</w:t>
+            </w:r>
+            <w:r>
+              <w:rPr>
+                <w:noProof/>
+                <w:webHidden/>
+              </w:rPr>
+              <w:tab/>
+            </w:r>
+            <w:r>
+              <w:rPr>
+                <w:noProof/>
+                <w:webHidden/>
+              </w:rPr>
+              <w:fldChar w:fldCharType="begin"/>
+            </w:r>
+            <w:r>
+              <w:rPr>
+                <w:noProof/>
+                <w:webHidden/>
+              </w:rPr>
+              <w:instrText xml:space="preserve"> PAGEREF _Toc197637860 \h </w:instrText>
+            </w:r>
+            <w:r>
+              <w:rPr>
+                <w:noProof/>
+                <w:webHidden/>
+              </w:rPr>
+            </w:r>
+            <w:r>
+              <w:rPr>
+                <w:noProof/>
+                <w:webHidden/>
+              </w:rPr>
+              <w:fldChar w:fldCharType="separate"/>
+            </w:r>
+            <w:r>
+              <w:rPr>
+                <w:noProof/>
+                <w:webHidden/>
+              </w:rPr>
+              <w:t>5</w:t>
+            </w:r>
+            <w:r>
+              <w:rPr>
+                <w:noProof/>
+                <w:webHidden/>
+              </w:rPr>
+              <w:fldChar w:fldCharType="end"/>
+            </w:r>
+          </w:hyperlink>
+        </w:p>
+        <w:p>
+          <w:pPr>
+            <w:pStyle w:val="TOC2"/>
+            <w:tabs>
+              <w:tab w:val="right" w:leader="dot" w:pos="9016"/>
+            </w:tabs>
+            <w:rPr>
+              <w:noProof/>
+            </w:rPr>
+          </w:pPr>
+          <w:hyperlink w:anchor="_Toc197637861" w:history="1">
+            <w:r>
+              <w:rPr>
+                <w:rStyle w:val="Hyperlink"/>
+                <w:noProof/>
+              </w:rPr>
+              <w:t>4.3 Future Components</w:t>
+            </w:r>
+            <w:r>
+              <w:rPr>
+                <w:noProof/>
+                <w:webHidden/>
+              </w:rPr>
+              <w:tab/>
+            </w:r>
+            <w:r>
+              <w:rPr>
+                <w:noProof/>
+                <w:webHidden/>
+              </w:rPr>
+              <w:fldChar w:fldCharType="begin"/>
+            </w:r>
+            <w:r>
+              <w:rPr>
+                <w:noProof/>
+                <w:webHidden/>
+              </w:rPr>
+              <w:instrText xml:space="preserve"> PAGEREF _Toc197637861 \h </w:instrText>
+            </w:r>
+            <w:r>
+              <w:rPr>
+                <w:noProof/>
+                <w:webHidden/>
+              </w:rPr>
+            </w:r>
+            <w:r>
+              <w:rPr>
+                <w:noProof/>
+                <w:webHidden/>
+              </w:rPr>
+              <w:fldChar w:fldCharType="separate"/>
+            </w:r>
+            <w:r>
+              <w:rPr>
+                <w:noProof/>
+                <w:webHidden/>
+              </w:rPr>
+              <w:t>5</w:t>
+            </w:r>
+            <w:r>
+              <w:rPr>
+                <w:noProof/>
+                <w:webHidden/>
+              </w:rPr>
+              <w:fldChar w:fldCharType="end"/>
+            </w:r>
+          </w:hyperlink>
+        </w:p>
+        <w:p>
+          <w:pPr>
+            <w:pStyle w:val="TOC1"/>
+            <w:tabs>
+              <w:tab w:val="right" w:leader="dot" w:pos="9016"/>
+            </w:tabs>
+            <w:rPr>
+              <w:noProof/>
+            </w:rPr>
+          </w:pPr>
+          <w:hyperlink w:anchor="_Toc197637862" w:history="1">
+            <w:r>
+              <w:rPr>
+                <w:rStyle w:val="Hyperlink"/>
+                <w:noProof/>
+              </w:rPr>
+              <w:t>5. Rendering</w:t>
+            </w:r>
+            <w:r>
+              <w:rPr>
+                <w:noProof/>
+                <w:webHidden/>
+              </w:rPr>
+              <w:tab/>
+            </w:r>
+            <w:r>
+              <w:rPr>
+                <w:noProof/>
+                <w:webHidden/>
+              </w:rPr>
+              <w:fldChar w:fldCharType="begin"/>
+            </w:r>
+            <w:r>
+              <w:rPr>
+                <w:noProof/>
+                <w:webHidden/>
+              </w:rPr>
+              <w:instrText xml:space="preserve"> PAGEREF _Toc197637862 \h </w:instrText>
+            </w:r>
+            <w:r>
+              <w:rPr>
+                <w:noProof/>
+                <w:webHidden/>
+              </w:rPr>
+            </w:r>
+            <w:r>
+              <w:rPr>
+                <w:noProof/>
+                <w:webHidden/>
+              </w:rPr>
+              <w:fldChar w:fldCharType="separate"/>
+            </w:r>
+            <w:r>
+              <w:rPr>
+                <w:noProof/>
+                <w:webHidden/>
+              </w:rPr>
+              <w:t>6</w:t>
+            </w:r>
+            <w:r>
+              <w:rPr>
+                <w:noProof/>
+                <w:webHidden/>
+              </w:rPr>
+              <w:fldChar w:fldCharType="end"/>
+            </w:r>
+          </w:hyperlink>
+        </w:p>
+        <w:p>
+          <w:pPr>
+            <w:pStyle w:val="TOC2"/>
+            <w:tabs>
+              <w:tab w:val="right" w:leader="dot" w:pos="9016"/>
+            </w:tabs>
+            <w:rPr>
+              <w:noProof/>
+            </w:rPr>
+          </w:pPr>
+          <w:hyperlink w:anchor="_Toc197637863" w:history="1">
+            <w:r>
+              <w:rPr>
+                <w:rStyle w:val="Hyperlink"/>
+                <w:noProof/>
+              </w:rPr>
+              <w:t>5.1 Pipeline</w:t>
+            </w:r>
+            <w:r>
+              <w:rPr>
+                <w:noProof/>
+                <w:webHidden/>
+              </w:rPr>
+              <w:tab/>
+            </w:r>
+            <w:r>
+              <w:rPr>
+                <w:noProof/>
+                <w:webHidden/>
+              </w:rPr>
+              <w:fldChar w:fldCharType="begin"/>
+            </w:r>
+            <w:r>
+              <w:rPr>
+                <w:noProof/>
+                <w:webHidden/>
+              </w:rPr>
+              <w:instrText xml:space="preserve"> PAGEREF _Toc197637863 \h </w:instrText>
+            </w:r>
+            <w:r>
+              <w:rPr>
+                <w:noProof/>
+                <w:webHidden/>
+              </w:rPr>
+            </w:r>
+            <w:r>
+              <w:rPr>
+                <w:noProof/>
+                <w:webHidden/>
+              </w:rPr>
+              <w:fldChar w:fldCharType="separate"/>
+            </w:r>
+            <w:r>
+              <w:rPr>
+                <w:noProof/>
+                <w:webHidden/>
+              </w:rPr>
+              <w:t>6</w:t>
+            </w:r>
+            <w:r>
+              <w:rPr>
+                <w:noProof/>
+                <w:webHidden/>
+              </w:rPr>
+              <w:fldChar w:fldCharType="end"/>
+            </w:r>
+          </w:hyperlink>
+        </w:p>
+        <w:p>
+          <w:pPr>
+            <w:pStyle w:val="TOC2"/>
+            <w:tabs>
+              <w:tab w:val="right" w:leader="dot" w:pos="9016"/>
+            </w:tabs>
+            <w:rPr>
+              <w:noProof/>
+            </w:rPr>
+          </w:pPr>
+          <w:hyperlink w:anchor="_Toc197637864" w:history="1">
+            <w:r>
+              <w:rPr>
+                <w:rStyle w:val="Hyperlink"/>
+                <w:noProof/>
+              </w:rPr>
+              <w:t>5.2 Limitations</w:t>
+            </w:r>
+            <w:r>
+              <w:rPr>
+                <w:noProof/>
+                <w:webHidden/>
+              </w:rPr>
+              <w:tab/>
+            </w:r>
+            <w:r>
+              <w:rPr>
+                <w:noProof/>
+                <w:webHidden/>
+              </w:rPr>
+              <w:fldChar w:fldCharType="begin"/>
+            </w:r>
+            <w:r>
+              <w:rPr>
+                <w:noProof/>
+                <w:webHidden/>
+              </w:rPr>
+              <w:instrText xml:space="preserve"> PAGEREF _Toc197637864 \h </w:instrText>
+            </w:r>
+            <w:r>
+              <w:rPr>
+                <w:noProof/>
+                <w:webHidden/>
+              </w:rPr>
+            </w:r>
+            <w:r>
+              <w:rPr>
+                <w:noProof/>
+                <w:webHidden/>
+              </w:rPr>
+              <w:fldChar w:fldCharType="separate"/>
+            </w:r>
+            <w:r>
+              <w:rPr>
+                <w:noProof/>
+                <w:webHidden/>
+              </w:rPr>
+              <w:t>6</w:t>
+            </w:r>
+            <w:r>
+              <w:rPr>
+                <w:noProof/>
+                <w:webHidden/>
+              </w:rPr>
+              <w:fldChar w:fldCharType="end"/>
+            </w:r>
+          </w:hyperlink>
+        </w:p>
+        <w:p>
+          <w:pPr>
+            <w:pStyle w:val="TOC1"/>
+            <w:tabs>
+              <w:tab w:val="right" w:leader="dot" w:pos="9016"/>
+            </w:tabs>
+            <w:rPr>
+              <w:noProof/>
+            </w:rPr>
+          </w:pPr>
+          <w:hyperlink w:anchor="_Toc197637865" w:history="1">
+            <w:r>
+              <w:rPr>
+                <w:rStyle w:val="Hyperlink"/>
+                <w:noProof/>
+              </w:rPr>
+              <w:t>6. Input system</w:t>
+            </w:r>
+            <w:r>
+              <w:rPr>
+                <w:noProof/>
+                <w:webHidden/>
+              </w:rPr>
+              <w:tab/>
+            </w:r>
+            <w:r>
+              <w:rPr>
+                <w:noProof/>
+                <w:webHidden/>
+              </w:rPr>
+              <w:fldChar w:fldCharType="begin"/>
+            </w:r>
+            <w:r>
+              <w:rPr>
+                <w:noProof/>
+                <w:webHidden/>
+              </w:rPr>
+              <w:instrText xml:space="preserve"> PAGEREF _Toc197637865 \h </w:instrText>
+            </w:r>
+            <w:r>
+              <w:rPr>
+                <w:noProof/>
+                <w:webHidden/>
+              </w:rPr>
+            </w:r>
+            <w:r>
+              <w:rPr>
+                <w:noProof/>
+                <w:webHidden/>
+              </w:rPr>
+              <w:fldChar w:fldCharType="separate"/>
+            </w:r>
+            <w:r>
+              <w:rPr>
+                <w:noProof/>
+                <w:webHidden/>
+              </w:rPr>
+              <w:t>6</w:t>
+            </w:r>
+            <w:r>
+              <w:rPr>
+                <w:noProof/>
+                <w:webHidden/>
+              </w:rPr>
+              <w:fldChar w:fldCharType="end"/>
+            </w:r>
+          </w:hyperlink>
+        </w:p>
+        <w:p>
+          <w:pPr>
+            <w:pStyle w:val="TOC1"/>
+            <w:tabs>
+              <w:tab w:val="right" w:leader="dot" w:pos="9016"/>
+            </w:tabs>
+            <w:rPr>
+              <w:noProof/>
+            </w:rPr>
+          </w:pPr>
+          <w:hyperlink w:anchor="_Toc197637866" w:history="1">
+            <w:r>
+              <w:rPr>
+                <w:rStyle w:val="Hyperlink"/>
+                <w:noProof/>
+              </w:rPr>
+              <w:t>7. Glossary</w:t>
+            </w:r>
+            <w:r>
+              <w:rPr>
+                <w:noProof/>
+                <w:webHidden/>
+              </w:rPr>
+              <w:tab/>
+            </w:r>
+            <w:r>
+              <w:rPr>
+                <w:noProof/>
+                <w:webHidden/>
+              </w:rPr>
+              <w:fldChar w:fldCharType="begin"/>
+            </w:r>
+            <w:r>
+              <w:rPr>
+                <w:noProof/>
+                <w:webHidden/>
+              </w:rPr>
+              <w:instrText xml:space="preserve"> PAGEREF _Toc197637866 \h </w:instrText>
+            </w:r>
+            <w:r>
+              <w:rPr>
+                <w:noProof/>
+                <w:webHidden/>
+              </w:rPr>
+            </w:r>
+            <w:r>
+              <w:rPr>
+                <w:noProof/>
+                <w:webHidden/>
+              </w:rPr>
+              <w:fldChar w:fldCharType="separate"/>
+            </w:r>
+            <w:r>
+              <w:rPr>
+                <w:noProof/>
+                <w:webHidden/>
+              </w:rPr>
+              <w:t>6</w:t>
+            </w:r>
+            <w:r>
+              <w:rPr>
+                <w:noProof/>
+                <w:webHidden/>
+              </w:rPr>
+              <w:fldChar w:fldCharType="end"/>
+            </w:r>
+          </w:hyperlink>
+        </w:p>
+        <w:p>
+          <w:pPr>
+            <w:pStyle w:val="TOC2"/>
+            <w:tabs>
+              <w:tab w:val="right" w:leader="dot" w:pos="9016"/>
+            </w:tabs>
+            <w:rPr>
+              <w:noProof/>
+            </w:rPr>
+          </w:pPr>
+          <w:hyperlink w:anchor="_Toc197637867" w:history="1">
+            <w:r>
+              <w:rPr>
+                <w:rStyle w:val="Hyperlink"/>
+                <w:noProof/>
+              </w:rPr>
+              <w:t>7.1 General engine</w:t>
+            </w:r>
+            <w:r>
+              <w:rPr>
+                <w:noProof/>
+                <w:webHidden/>
+              </w:rPr>
+              <w:tab/>
+            </w:r>
+            <w:r>
+              <w:rPr>
+                <w:noProof/>
+                <w:webHidden/>
+              </w:rPr>
+              <w:fldChar w:fldCharType="begin"/>
+            </w:r>
+            <w:r>
+              <w:rPr>
+                <w:noProof/>
+                <w:webHidden/>
+              </w:rPr>
+              <w:instrText xml:space="preserve"> PAGEREF _Toc197637867 \h </w:instrText>
+            </w:r>
+            <w:r>
+              <w:rPr>
+                <w:noProof/>
+                <w:webHidden/>
+              </w:rPr>
+            </w:r>
+            <w:r>
+              <w:rPr>
+                <w:noProof/>
+                <w:webHidden/>
+              </w:rPr>
+              <w:fldChar w:fldCharType="separate"/>
+            </w:r>
+            <w:r>
+              <w:rPr>
+                <w:noProof/>
+                <w:webHidden/>
+              </w:rPr>
+              <w:t>6</w:t>
+            </w:r>
+            <w:r>
+              <w:rPr>
+                <w:noProof/>
+                <w:webHidden/>
+              </w:rPr>
+              <w:fldChar w:fldCharType="end"/>
+            </w:r>
+          </w:hyperlink>
+        </w:p>
+        <w:p>
+          <w:pPr>
+            <w:pStyle w:val="TOC2"/>
+            <w:tabs>
+              <w:tab w:val="right" w:leader="dot" w:pos="9016"/>
+            </w:tabs>
+            <w:rPr>
+              <w:noProof/>
+            </w:rPr>
+          </w:pPr>
+          <w:hyperlink w:anchor="_Toc197637868" w:history="1">
+            <w:r>
+              <w:rPr>
+                <w:rStyle w:val="Hyperlink"/>
+                <w:noProof/>
+              </w:rPr>
+              <w:t>7.2 Rendering and graphics</w:t>
+            </w:r>
+            <w:r>
+              <w:rPr>
+                <w:noProof/>
+                <w:webHidden/>
+              </w:rPr>
+              <w:tab/>
+            </w:r>
+            <w:r>
+              <w:rPr>
+                <w:noProof/>
+                <w:webHidden/>
+              </w:rPr>
+              <w:fldChar w:fldCharType="begin"/>
+            </w:r>
+            <w:r>
+              <w:rPr>
+                <w:noProof/>
+                <w:webHidden/>
+              </w:rPr>
+              <w:instrText xml:space="preserve"> PAGEREF _Toc197637868 \h </w:instrText>
+            </w:r>
+            <w:r>
+              <w:rPr>
+                <w:noProof/>
+                <w:webHidden/>
+              </w:rPr>
+            </w:r>
+            <w:r>
+              <w:rPr>
+                <w:noProof/>
+                <w:webHidden/>
+              </w:rPr>
+              <w:fldChar w:fldCharType="separate"/>
+            </w:r>
+            <w:r>
+              <w:rPr>
+                <w:noProof/>
+                <w:webHidden/>
+              </w:rPr>
+              <w:t>6</w:t>
+            </w:r>
+            <w:r>
+              <w:rPr>
+                <w:noProof/>
+                <w:webHidden/>
+              </w:rPr>
+              <w:fldChar w:fldCharType="end"/>
+            </w:r>
+          </w:hyperlink>
+        </w:p>
+        <w:p>
+          <w:pPr>
+            <w:pStyle w:val="TOC2"/>
+            <w:tabs>
+              <w:tab w:val="right" w:leader="dot" w:pos="9016"/>
+            </w:tabs>
+            <w:rPr>
+              <w:noProof/>
+            </w:rPr>
+          </w:pPr>
+          <w:hyperlink w:anchor="_Toc197637869" w:history="1">
+            <w:r>
+              <w:rPr>
+                <w:rStyle w:val="Hyperlink"/>
+                <w:noProof/>
+              </w:rPr>
+              <w:t>7.3 ECS ( Entity component system)</w:t>
+            </w:r>
+            <w:r>
+              <w:rPr>
+                <w:noProof/>
+                <w:webHidden/>
+              </w:rPr>
+              <w:tab/>
+            </w:r>
+            <w:r>
+              <w:rPr>
+                <w:noProof/>
+                <w:webHidden/>
+              </w:rPr>
+              <w:fldChar w:fldCharType="begin"/>
+            </w:r>
+            <w:r>
+              <w:rPr>
+                <w:noProof/>
+                <w:webHidden/>
+              </w:rPr>
+              <w:instrText xml:space="preserve"> PAGEREF _Toc197637869 \h </w:instrText>
+            </w:r>
+            <w:r>
+              <w:rPr>
+                <w:noProof/>
+                <w:webHidden/>
+              </w:rPr>
+            </w:r>
+            <w:r>
+              <w:rPr>
+                <w:noProof/>
+                <w:webHidden/>
+              </w:rPr>
+              <w:fldChar w:fldCharType="separate"/>
+            </w:r>
+            <w:r>
+              <w:rPr>
+                <w:noProof/>
+                <w:webHidden/>
+              </w:rPr>
+              <w:t>6</w:t>
+            </w:r>
+            <w:r>
+              <w:rPr>
+                <w:noProof/>
+                <w:webHidden/>
+              </w:rPr>
+              <w:fldChar w:fldCharType="end"/>
+            </w:r>
+          </w:hyperlink>
+        </w:p>
+        <w:p>
+          <w:r>
+            <w:rPr>
+              <w:b/>
+              <w:bCs/>
+              <w:noProof/>
+            </w:rPr>
+            <w:fldChar w:fldCharType="end"/>
+          </w:r>
+        </w:p>
+      </w:sdtContent>
+    </w:sdt>
+    <w:p>
+      <w:pPr>
+        <w:rPr>
+          <w:sz w:val="18"/>
+          <w:szCs w:val="18"/>
+        </w:rPr>
+      </w:pPr>
+    </w:p>
+    <w:p>
+      <w:pPr>
         <w:pStyle w:val="Heading1"/>
       </w:pPr>
+      <w:bookmarkStart w:id="0" w:name="_Toc197637831"/>
       <w:r>
         <w:t>1. Overview</w:t>
       </w:r>
+      <w:bookmarkEnd w:id="0"/>
     </w:p>
     <w:p>
       <w:pPr>
         <w:pStyle w:val="Heading2"/>
       </w:pPr>
-      <w:bookmarkStart w:id="0" w:name="_Toc197605696"/>
+      <w:bookmarkStart w:id="1" w:name="_Toc197605696"/>
+      <w:bookmarkStart w:id="2" w:name="_Toc197637832"/>
       <w:r>
         <w:t>1.1 Introduction</w:t>
       </w:r>
-      <w:bookmarkEnd w:id="0"/>
+      <w:bookmarkEnd w:id="1"/>
+      <w:bookmarkEnd w:id="2"/>
     </w:p>
     <w:p>
       <w:r>
@@ -173,7 +2906,23 @@
         <w:t>outlines and specifies the architecture of the underlying engine of QuatreFoil.</w:t>
       </w:r>
       <w:r>
-        <w:t xml:space="preserve"> This file is also in parallel with the Game Design Document, that explains the demo game which will be made </w:t>
+        <w:t xml:space="preserve"> This file is also in parallel with the Game Design Document, </w:t>
+      </w:r>
+      <w:proofErr w:type="gramStart"/>
+      <w:r>
+        <w:t>that</w:t>
+      </w:r>
+      <w:proofErr w:type="gramEnd"/>
+      <w:r>
+        <w:t xml:space="preserve"> explains the demo game which will </w:t>
+      </w:r>
+      <w:proofErr w:type="gramStart"/>
+      <w:r>
+        <w:t>be made</w:t>
+      </w:r>
+      <w:proofErr w:type="gramEnd"/>
+      <w:r>
+        <w:t xml:space="preserve"> </w:t>
       </w:r>
       <w:r>
         <w:t xml:space="preserve">from </w:t>
@@ -189,6 +2938,7 @@
       <w:pPr>
         <w:pStyle w:val="Heading2"/>
       </w:pPr>
+      <w:bookmarkStart w:id="3" w:name="_Toc197637833"/>
       <w:r>
         <w:t>1.</w:t>
       </w:r>
@@ -201,13 +2951,22 @@
       <w:r>
         <w:t>Scope</w:t>
       </w:r>
+      <w:bookmarkEnd w:id="3"/>
     </w:p>
     <w:p>
       <w:r>
         <w:t>This document</w:t>
       </w:r>
       <w:r>
-        <w:t xml:space="preserve"> is intended for developers contributing or understand the underlying </w:t>
+        <w:t xml:space="preserve"> </w:t>
+      </w:r>
+      <w:proofErr w:type="gramStart"/>
+      <w:r>
+        <w:t>is intended</w:t>
+      </w:r>
+      <w:proofErr w:type="gramEnd"/>
+      <w:r>
+        <w:t xml:space="preserve"> for developers contributing or understand the underlying </w:t>
       </w:r>
       <w:r>
         <w:t>engine</w:t>
@@ -220,9 +2979,11 @@
       <w:pPr>
         <w:pStyle w:val="Heading2"/>
       </w:pPr>
+      <w:bookmarkStart w:id="4" w:name="_Toc197637834"/>
       <w:r>
         <w:t>1.2 Description</w:t>
       </w:r>
+      <w:bookmarkEnd w:id="4"/>
     </w:p>
     <w:p>
       <w:r>
@@ -235,16 +2996,48 @@
         <w:t xml:space="preserve"> and supplements the engine used for </w:t>
       </w:r>
       <w:r>
-        <w:t>its demo game. It is written in C++ and using some external libraries which will be t</w:t>
+        <w:t xml:space="preserve">its demo game. It </w:t>
+      </w:r>
+      <w:proofErr w:type="gramStart"/>
+      <w:r>
+        <w:t>is written</w:t>
+      </w:r>
+      <w:proofErr w:type="gramEnd"/>
+      <w:r>
+        <w:t xml:space="preserve"> in C++ and using </w:t>
+      </w:r>
+      <w:proofErr w:type="gramStart"/>
+      <w:r>
+        <w:t>some</w:t>
+      </w:r>
+      <w:proofErr w:type="gramEnd"/>
+      <w:r>
+        <w:t xml:space="preserve"> external libraries which will </w:t>
+      </w:r>
+      <w:proofErr w:type="gramStart"/>
+      <w:r>
+        <w:t>be t</w:t>
       </w:r>
       <w:r>
         <w:t>alke</w:t>
       </w:r>
       <w:r>
-        <w:t>d about further in this document.</w:t>
-      </w:r>
-      <w:r>
-        <w:t xml:space="preserve"> It uses CMake for building so the engine is largely portable between than of Windows, Linux and macOS</w:t>
+        <w:t>d</w:t>
+      </w:r>
+      <w:proofErr w:type="gramEnd"/>
+      <w:r>
+        <w:t xml:space="preserve"> about further in this document.</w:t>
+      </w:r>
+      <w:r>
+        <w:t xml:space="preserve"> It uses CMake for building so the engine is </w:t>
+      </w:r>
+      <w:proofErr w:type="gramStart"/>
+      <w:r>
+        <w:t>largely portable</w:t>
+      </w:r>
+      <w:proofErr w:type="gramEnd"/>
+      <w:r>
+        <w:t xml:space="preserve"> between than of Windows, Linux and macOS</w:t>
       </w:r>
       <w:r>
         <w:t>.</w:t>
@@ -254,20 +3047,25 @@
       <w:pPr>
         <w:pStyle w:val="Heading1"/>
       </w:pPr>
-      <w:r>
+      <w:bookmarkStart w:id="5" w:name="_Toc197637835"/>
+      <w:r>
+        <w:lastRenderedPageBreak/>
         <w:t>2. Architecture</w:t>
       </w:r>
+      <w:bookmarkEnd w:id="5"/>
     </w:p>
     <w:p>
       <w:pPr>
         <w:pStyle w:val="Heading2"/>
       </w:pPr>
+      <w:bookmarkStart w:id="6" w:name="_Toc197637836"/>
       <w:r>
         <w:t>2</w:t>
       </w:r>
       <w:r>
         <w:t>.1 Core modules</w:t>
       </w:r>
+      <w:bookmarkEnd w:id="6"/>
     </w:p>
     <w:p>
       <w:r>
@@ -331,14 +3129,22 @@
     </w:p>
     <w:p>
       <w:r>
-        <w:lastRenderedPageBreak/>
-        <w:t>This is a very basic diagram of the classes and how they interact. The following sub sections describe these.</w:t>
+        <w:t xml:space="preserve">This is </w:t>
+      </w:r>
+      <w:proofErr w:type="gramStart"/>
+      <w:r>
+        <w:t>a very basic</w:t>
+      </w:r>
+      <w:proofErr w:type="gramEnd"/>
+      <w:r>
+        <w:t xml:space="preserve"> diagram of the classes and how they interact. The following sub sections describe these.</w:t>
       </w:r>
     </w:p>
     <w:p>
       <w:pPr>
         <w:pStyle w:val="Heading3"/>
       </w:pPr>
+      <w:bookmarkStart w:id="7" w:name="_Toc197637837"/>
       <w:r>
         <w:t>2</w:t>
       </w:r>
@@ -348,6 +3154,7 @@
       <w:r>
         <w:t>Entry Point</w:t>
       </w:r>
+      <w:bookmarkEnd w:id="7"/>
     </w:p>
     <w:p>
       <w:r>
@@ -361,12 +3168,14 @@
       <w:pPr>
         <w:pStyle w:val="Heading3"/>
       </w:pPr>
+      <w:bookmarkStart w:id="8" w:name="_Toc197637838"/>
       <w:r>
         <w:t>2</w:t>
       </w:r>
       <w:r>
         <w:t>.1.2 Engine Core</w:t>
       </w:r>
+      <w:bookmarkEnd w:id="8"/>
     </w:p>
     <w:p>
       <w:r>
@@ -397,7 +3206,23 @@
         <w:t xml:space="preserve"> OpenGL code.</w:t>
       </w:r>
       <w:r>
-        <w:t xml:space="preserve"> The game layer interacts mainly here with the main loop. The game layers OnRender, OnUpdate and others run here. This is what allows the game to be attached to the engine.</w:t>
+        <w:t xml:space="preserve"> The game layer interacts </w:t>
+      </w:r>
+      <w:proofErr w:type="gramStart"/>
+      <w:r>
+        <w:t>mainly here</w:t>
+      </w:r>
+      <w:proofErr w:type="gramEnd"/>
+      <w:r>
+        <w:t xml:space="preserve"> with the main loop. The game layers OnRender, OnUpdate and others run here. This is what allows the game to </w:t>
+      </w:r>
+      <w:proofErr w:type="gramStart"/>
+      <w:r>
+        <w:t>be attached</w:t>
+      </w:r>
+      <w:proofErr w:type="gramEnd"/>
+      <w:r>
+        <w:t xml:space="preserve"> to the engine.</w:t>
       </w:r>
       <w:r>
         <w:t xml:space="preserve"> </w:t>
@@ -407,16 +3232,34 @@
       <w:pPr>
         <w:pStyle w:val="Heading3"/>
       </w:pPr>
+      <w:bookmarkStart w:id="9" w:name="_Toc197637839"/>
       <w:r>
         <w:t>2</w:t>
       </w:r>
       <w:r>
         <w:t>.1.3 Renderer</w:t>
       </w:r>
-    </w:p>
-    <w:p>
-      <w:r>
-        <w:t>The renderer takes powerful use of the entity component system here. This will be talked about further in the document. Firstly, it updates the cameras viewport so the camera can be live. Secondly, it takes all entities that have a renderable component (filled with the VAO’s, textures and shaders)</w:t>
+      <w:bookmarkEnd w:id="9"/>
+    </w:p>
+    <w:p>
+      <w:r>
+        <w:t xml:space="preserve">The renderer takes powerful use of the entity component system here. This will </w:t>
+      </w:r>
+      <w:proofErr w:type="gramStart"/>
+      <w:r>
+        <w:t>be talked</w:t>
+      </w:r>
+      <w:proofErr w:type="gramEnd"/>
+      <w:r>
+        <w:t xml:space="preserve"> about further in the document. Firstly, it updates the cameras viewport so the camera can be live. Secondly, it takes all entities that have a renderable component (</w:t>
+      </w:r>
+      <w:proofErr w:type="spellStart"/>
+      <w:r>
+        <w:t>Containging</w:t>
+      </w:r>
+      <w:proofErr w:type="spellEnd"/>
+      <w:r>
+        <w:t xml:space="preserve"> the VAO’s, textures and shaders)</w:t>
       </w:r>
       <w:r>
         <w:t xml:space="preserve"> </w:t>
@@ -425,145 +3268,241 @@
         <w:t>attached</w:t>
       </w:r>
       <w:r>
-        <w:t xml:space="preserve"> and binds and renders them to the screen. In the future this can be made to include batch or instanced rendering, but this would require more input from the game developer.</w:t>
+        <w:t xml:space="preserve"> and binds and renders them to the screen. In the future this can </w:t>
+      </w:r>
+      <w:proofErr w:type="gramStart"/>
+      <w:r>
+        <w:t>be made</w:t>
+      </w:r>
+      <w:proofErr w:type="gramEnd"/>
+      <w:r>
+        <w:t xml:space="preserve"> to include batch or instanced rendering, but this would require more input from the game developer.</w:t>
       </w:r>
     </w:p>
     <w:p>
       <w:pPr>
         <w:pStyle w:val="Heading3"/>
       </w:pPr>
-      <w:r>
-        <w:t>2</w:t>
-      </w:r>
-      <w:r>
-        <w:t>.1.4 Layer</w:t>
-      </w:r>
-    </w:p>
-    <w:p>
-      <w:r>
-        <w:t>Layer is just an abstract class that is meant to be inherited by the user and create a child class of their own.</w:t>
-      </w:r>
-      <w:r>
-        <w:t xml:space="preserve"> This has the basic functions of OnRender, OnStart, OnUpdate and others which are ran in the engine core, so the users can attach their own game layer to the engine core via entry point and run their own code.</w:t>
-      </w:r>
-    </w:p>
-    <w:p>
-      <w:pPr>
-        <w:pStyle w:val="Heading3"/>
-      </w:pPr>
-      <w:r>
-        <w:t>2</w:t>
-      </w:r>
-      <w:r>
-        <w:t>.1.5 ImGuiLayer</w:t>
-      </w:r>
-    </w:p>
-    <w:p>
-      <w:r>
-        <w:t xml:space="preserve">The ImGui layer hosts all the </w:t>
-      </w:r>
-      <w:r>
-        <w:t>initialisation</w:t>
-      </w:r>
-      <w:r>
-        <w:t xml:space="preserve"> and boiler plate code that is needed for it to show up. This is fed into the Engine Core so that it can run the ImGui code and the user in their own layer, can customise which widgets appear and such.</w:t>
-      </w:r>
-    </w:p>
-    <w:p>
-      <w:pPr>
-        <w:pStyle w:val="Heading3"/>
-      </w:pPr>
-      <w:r>
-        <w:t>2</w:t>
-      </w:r>
-      <w:r>
-        <w:t>.1.6 Game Layer</w:t>
-      </w:r>
-    </w:p>
-    <w:p>
-      <w:r>
-        <w:t xml:space="preserve">This is up to the </w:t>
-      </w:r>
-      <w:proofErr w:type="gramStart"/>
-      <w:r>
-        <w:t>users</w:t>
-      </w:r>
-      <w:proofErr w:type="gramEnd"/>
-      <w:r>
-        <w:t xml:space="preserve"> decision on what code to implement. The only necessary ones are the functions that it inherits from the Layer class.</w:t>
-      </w:r>
-      <w:r>
-        <w:t xml:space="preserve"> Whatever code is inside of the functions from the Layer class are directly ran by the Engine Core.</w:t>
-      </w:r>
-    </w:p>
-    <w:p>
-      <w:pPr>
-        <w:pStyle w:val="Heading3"/>
-      </w:pPr>
-      <w:r>
-        <w:t>2</w:t>
-      </w:r>
-      <w:r>
-        <w:t>.1.7 VAO</w:t>
-      </w:r>
-    </w:p>
-    <w:p>
-      <w:r>
-        <w:t>The VAO class encapsulates additional functionality beyond a traditional Vertex Array Object</w:t>
-      </w:r>
-      <w:r>
-        <w:t>.</w:t>
-      </w:r>
-      <w:r>
-        <w:t xml:space="preserve"> From the extra data passed through the constructor for the VAO, is has the possibility to make a VBO and EBO by itself automatically.</w:t>
-      </w:r>
-      <w:r>
-        <w:t xml:space="preserve"> The user therefore does not need to make </w:t>
-      </w:r>
-      <w:r>
-        <w:t>these and</w:t>
-      </w:r>
-      <w:r>
-        <w:t xml:space="preserve"> are all managed within the VAO class.</w:t>
-      </w:r>
-      <w:r>
-        <w:t xml:space="preserve"> </w:t>
-      </w:r>
-      <w:r>
-        <w:t>It hosts the binding and unbinding functions and vertex buffers to allow information to be entered into shaders.</w:t>
-      </w:r>
-    </w:p>
-    <w:p>
-      <w:pPr>
-        <w:pStyle w:val="Heading3"/>
-      </w:pPr>
-      <w:r>
-        <w:t>2</w:t>
-      </w:r>
-      <w:r>
-        <w:t>.1.8 VBO</w:t>
-      </w:r>
-    </w:p>
-    <w:p>
-      <w:r>
-        <w:t>This simply generates and binds the buffers with the information passed down from the VAO.</w:t>
-      </w:r>
-    </w:p>
-    <w:p>
-      <w:pPr>
-        <w:pStyle w:val="Heading3"/>
-      </w:pPr>
+      <w:bookmarkStart w:id="10" w:name="_Toc197637840"/>
       <w:r>
         <w:lastRenderedPageBreak/>
         <w:t>2</w:t>
       </w:r>
       <w:r>
+        <w:t>.1.4 Layer</w:t>
+      </w:r>
+      <w:bookmarkEnd w:id="10"/>
+    </w:p>
+    <w:p>
+      <w:r>
+        <w:t xml:space="preserve">Layer is just an abstract class that is meant to </w:t>
+      </w:r>
+      <w:proofErr w:type="gramStart"/>
+      <w:r>
+        <w:t>be inherited</w:t>
+      </w:r>
+      <w:proofErr w:type="gramEnd"/>
+      <w:r>
+        <w:t xml:space="preserve"> by the </w:t>
+      </w:r>
+      <w:r>
+        <w:t>game developer</w:t>
+      </w:r>
+      <w:r>
+        <w:t xml:space="preserve"> and create a child class of their own.</w:t>
+      </w:r>
+      <w:r>
+        <w:t xml:space="preserve"> This has the basic functions of OnRender, OnStart, OnUpdate and others which are ran in the engine core, so the </w:t>
+      </w:r>
+      <w:r>
+        <w:t>game developer</w:t>
+      </w:r>
+      <w:r>
+        <w:t>s can attach their own game layer to the engine core via entry point and run their own code.</w:t>
+      </w:r>
+    </w:p>
+    <w:p>
+      <w:pPr>
+        <w:pStyle w:val="Heading3"/>
+      </w:pPr>
+      <w:bookmarkStart w:id="11" w:name="_Toc197637841"/>
+      <w:r>
+        <w:t>2</w:t>
+      </w:r>
+      <w:r>
+        <w:t>.1.5 ImGuiLayer</w:t>
+      </w:r>
+      <w:bookmarkEnd w:id="11"/>
+    </w:p>
+    <w:p>
+      <w:r>
+        <w:t xml:space="preserve">The ImGui layer hosts all the </w:t>
+      </w:r>
+      <w:r>
+        <w:t>initialisation</w:t>
+      </w:r>
+      <w:r>
+        <w:t xml:space="preserve"> and boiler plate code that </w:t>
+      </w:r>
+      <w:proofErr w:type="gramStart"/>
+      <w:r>
+        <w:t>is needed</w:t>
+      </w:r>
+      <w:proofErr w:type="gramEnd"/>
+      <w:r>
+        <w:t xml:space="preserve"> for it to show up. This </w:t>
+      </w:r>
+      <w:proofErr w:type="gramStart"/>
+      <w:r>
+        <w:t>is fed</w:t>
+      </w:r>
+      <w:proofErr w:type="gramEnd"/>
+      <w:r>
+        <w:t xml:space="preserve"> into the Engine Core so that it can run the ImGui code and the </w:t>
+      </w:r>
+      <w:r>
+        <w:t>game developer</w:t>
+      </w:r>
+      <w:r>
+        <w:t xml:space="preserve"> in their own layer, can customise which widgets appear and such.</w:t>
+      </w:r>
+    </w:p>
+    <w:p>
+      <w:pPr>
+        <w:pStyle w:val="Heading3"/>
+      </w:pPr>
+      <w:bookmarkStart w:id="12" w:name="_Toc197637842"/>
+      <w:r>
+        <w:t>2</w:t>
+      </w:r>
+      <w:r>
+        <w:t>.1.6 Game Layer</w:t>
+      </w:r>
+      <w:bookmarkEnd w:id="12"/>
+    </w:p>
+    <w:p>
+      <w:r>
+        <w:t xml:space="preserve">This is up to the </w:t>
+      </w:r>
+      <w:r>
+        <w:t xml:space="preserve">game </w:t>
+      </w:r>
+      <w:proofErr w:type="gramStart"/>
+      <w:r>
+        <w:t>developer</w:t>
+      </w:r>
+      <w:r>
+        <w:t>s</w:t>
+      </w:r>
+      <w:proofErr w:type="gramEnd"/>
+      <w:r>
+        <w:t xml:space="preserve"> decision on what code to implement. The only necessary ones are the functions that it inherits from the Layer class.</w:t>
+      </w:r>
+      <w:r>
+        <w:t xml:space="preserve"> Whatever code is inside of the functions from the Layer class are directly ran by the Engine Core.</w:t>
+      </w:r>
+    </w:p>
+    <w:p>
+      <w:pPr>
+        <w:pStyle w:val="Heading3"/>
+      </w:pPr>
+      <w:bookmarkStart w:id="13" w:name="_Toc197637843"/>
+      <w:r>
+        <w:t>2</w:t>
+      </w:r>
+      <w:r>
+        <w:t>.1.7 VAO</w:t>
+      </w:r>
+      <w:bookmarkEnd w:id="13"/>
+    </w:p>
+    <w:p>
+      <w:r>
+        <w:t>The VAO class encapsulates additional functionality beyond a traditional Vertex Array Object</w:t>
+      </w:r>
+      <w:r>
+        <w:t>.</w:t>
+      </w:r>
+      <w:r>
+        <w:t xml:space="preserve"> From the extra data passed through the constructor for the VAO, is has the possibility to make a VBO and EBO by itself automatically.</w:t>
+      </w:r>
+      <w:r>
+        <w:t xml:space="preserve"> The </w:t>
+      </w:r>
+      <w:r>
+        <w:t>game developer</w:t>
+      </w:r>
+      <w:r>
+        <w:t xml:space="preserve"> therefore does not need to make </w:t>
+      </w:r>
+      <w:r>
+        <w:t>these and</w:t>
+      </w:r>
+      <w:r>
+        <w:t xml:space="preserve"> are all managed within the VAO class.</w:t>
+      </w:r>
+      <w:r>
+        <w:t xml:space="preserve"> </w:t>
+      </w:r>
+      <w:r>
+        <w:t xml:space="preserve">It hosts the binding and unbinding functions and vertex buffers to allow information to </w:t>
+      </w:r>
+      <w:proofErr w:type="gramStart"/>
+      <w:r>
+        <w:t>be entered</w:t>
+      </w:r>
+      <w:proofErr w:type="gramEnd"/>
+      <w:r>
+        <w:t xml:space="preserve"> into shaders.</w:t>
+      </w:r>
+    </w:p>
+    <w:p>
+      <w:pPr>
+        <w:pStyle w:val="Heading3"/>
+      </w:pPr>
+      <w:bookmarkStart w:id="14" w:name="_Toc197637844"/>
+      <w:r>
+        <w:t>2</w:t>
+      </w:r>
+      <w:r>
+        <w:t>.1.8 VBO</w:t>
+      </w:r>
+      <w:bookmarkEnd w:id="14"/>
+    </w:p>
+    <w:p>
+      <w:r>
+        <w:t>This simply generates and binds the buffers with the information passed down from the VAO.</w:t>
+      </w:r>
+    </w:p>
+    <w:p>
+      <w:pPr>
+        <w:pStyle w:val="Heading3"/>
+      </w:pPr>
+      <w:bookmarkStart w:id="15" w:name="_Toc197637845"/>
+      <w:r>
+        <w:t>2</w:t>
+      </w:r>
+      <w:r>
         <w:t>.1.9 EBO</w:t>
       </w:r>
-    </w:p>
-    <w:p>
-      <w:r>
-        <w:t>To make making loads of quads more efficient and limiting the amount of vertex data needed for every quad, an EBO is used. Instead of the user repeating vertex points where triangle corners would match up in the quad, they can specify unique corners, and indices of how the EBO should make the triangles from them.</w:t>
+      <w:bookmarkEnd w:id="15"/>
+    </w:p>
+    <w:p>
+      <w:r>
+        <w:t xml:space="preserve">To make making loads of quads more efficient and limiting the amount of vertex data needed for every quad, an EBO </w:t>
+      </w:r>
+      <w:proofErr w:type="gramStart"/>
+      <w:r>
+        <w:t>is used</w:t>
+      </w:r>
+      <w:proofErr w:type="gramEnd"/>
+      <w:r>
+        <w:t xml:space="preserve">. Instead of the </w:t>
+      </w:r>
+      <w:r>
+        <w:t>game developer</w:t>
+      </w:r>
+      <w:r>
+        <w:t xml:space="preserve"> repeating vertex points where triangle corners would match up in the quad, they can specify unique corners, and indices of how the EBO should make the triangles from them.</w:t>
       </w:r>
       <w:r>
         <w:t xml:space="preserve"> </w:t>
@@ -573,16 +3512,32 @@
       <w:pPr>
         <w:pStyle w:val="Heading3"/>
       </w:pPr>
+      <w:bookmarkStart w:id="16" w:name="_Toc197637846"/>
       <w:r>
         <w:t>2</w:t>
       </w:r>
       <w:r>
         <w:t>.1.10 Shader</w:t>
       </w:r>
-    </w:p>
-    <w:p>
-      <w:r>
-        <w:t xml:space="preserve">Shader files are handled by GLSL type files here. The user can make the shader from simply making a shader and pointing to the file location of it. Currently, it can only utilise a vertex shader and fragment shader, but potentially in the future when newer </w:t>
+      <w:bookmarkEnd w:id="16"/>
+    </w:p>
+    <w:p>
+      <w:r>
+        <w:t xml:space="preserve">Shader files are </w:t>
+      </w:r>
+      <w:proofErr w:type="gramStart"/>
+      <w:r>
+        <w:t>handled</w:t>
+      </w:r>
+      <w:proofErr w:type="gramEnd"/>
+      <w:r>
+        <w:t xml:space="preserve"> by GLSL type files here. The </w:t>
+      </w:r>
+      <w:r>
+        <w:t>game developer</w:t>
+      </w:r>
+      <w:r>
+        <w:t xml:space="preserve"> can make the shader from simply making a shader and pointing to the file location of it. Currently, it can only utilise a vertex shader and fragment shader, but potentially in the future when newer </w:t>
       </w:r>
       <w:r>
         <w:t>O</w:t>
@@ -595,12 +3550,14 @@
       <w:pPr>
         <w:pStyle w:val="Heading3"/>
       </w:pPr>
+      <w:bookmarkStart w:id="17" w:name="_Toc197637847"/>
       <w:r>
         <w:t>2</w:t>
       </w:r>
       <w:r>
         <w:t>.1.11 Texture</w:t>
       </w:r>
+      <w:bookmarkEnd w:id="17"/>
     </w:p>
     <w:p>
       <w:r>
@@ -615,26 +3572,43 @@
         <w:t xml:space="preserve"> then generates then texture buffers and creates the texture image and generates the mip maps.</w:t>
       </w:r>
       <w:r>
-        <w:t xml:space="preserve"> Just like the other buffers, it includes the functions to bind and unbind the texture, which is currently only used in the renderer.</w:t>
+        <w:t xml:space="preserve"> Just like the other buffers, it includes the functions to bind and unbind the texture, which </w:t>
+      </w:r>
+      <w:proofErr w:type="gramStart"/>
+      <w:r>
+        <w:t>is currently only used</w:t>
+      </w:r>
+      <w:proofErr w:type="gramEnd"/>
+      <w:r>
+        <w:t xml:space="preserve"> in the renderer.</w:t>
       </w:r>
     </w:p>
     <w:p>
       <w:pPr>
         <w:pStyle w:val="Heading3"/>
       </w:pPr>
+      <w:bookmarkStart w:id="18" w:name="_Toc197637848"/>
       <w:r>
         <w:t>2</w:t>
       </w:r>
       <w:r>
         <w:t>.1.12 Quad</w:t>
       </w:r>
-    </w:p>
-    <w:p>
-      <w:r>
+      <w:bookmarkEnd w:id="18"/>
+    </w:p>
+    <w:p>
+      <w:r>
+        <w:lastRenderedPageBreak/>
         <w:t xml:space="preserve">The quad class is simply here for ease of use. </w:t>
       </w:r>
       <w:r>
-        <w:t xml:space="preserve">It takes in a position and a scale. It automatically has a VAO class and shaders and textures with it, so all the user </w:t>
+        <w:t xml:space="preserve">It takes in a position and a scale. It automatically has a VAO class and shaders and textures with it, so all the </w:t>
+      </w:r>
+      <w:r>
+        <w:t>game developer</w:t>
+      </w:r>
+      <w:r>
+        <w:t xml:space="preserve"> </w:t>
       </w:r>
       <w:proofErr w:type="gramStart"/>
       <w:r>
@@ -649,34 +3623,72 @@
       <w:pPr>
         <w:pStyle w:val="Heading1"/>
       </w:pPr>
+      <w:bookmarkStart w:id="19" w:name="_Toc197637849"/>
       <w:r>
         <w:t>3. External Libraries</w:t>
       </w:r>
+      <w:bookmarkEnd w:id="19"/>
     </w:p>
     <w:p>
       <w:pPr>
         <w:pStyle w:val="Heading2"/>
       </w:pPr>
+      <w:bookmarkStart w:id="20" w:name="_Toc197637850"/>
       <w:r>
         <w:t>3.1 CMake</w:t>
       </w:r>
-    </w:p>
-    <w:p>
-      <w:r>
-        <w:t>CMake is used to build the solution in any file location. This allows portability with the engine, as all visual studios setups are different and all dependencies and include are handled here, easily.</w:t>
+      <w:bookmarkEnd w:id="20"/>
+    </w:p>
+    <w:p>
+      <w:r>
+        <w:t xml:space="preserve">CMake </w:t>
+      </w:r>
+      <w:proofErr w:type="gramStart"/>
+      <w:r>
+        <w:t>is used</w:t>
+      </w:r>
+      <w:proofErr w:type="gramEnd"/>
+      <w:r>
+        <w:t xml:space="preserve"> to build the solution in any file location. This allows portability with the engine, as all visual studios setups are different and all dependencies and include are </w:t>
+      </w:r>
+      <w:proofErr w:type="gramStart"/>
+      <w:r>
+        <w:t>handled</w:t>
+      </w:r>
+      <w:proofErr w:type="gramEnd"/>
+      <w:r>
+        <w:t xml:space="preserve"> here, easily.</w:t>
       </w:r>
     </w:p>
     <w:p>
       <w:pPr>
         <w:pStyle w:val="Heading2"/>
       </w:pPr>
+      <w:bookmarkStart w:id="21" w:name="_Toc197637851"/>
       <w:r>
         <w:t>3.2 GLFW</w:t>
       </w:r>
-    </w:p>
-    <w:p>
-      <w:r>
-        <w:t xml:space="preserve">GLFW is used to handle the creation and deletion of the window as well as in the </w:t>
+      <w:bookmarkEnd w:id="21"/>
+    </w:p>
+    <w:p>
+      <w:r>
+        <w:t xml:space="preserve">GLFW </w:t>
+      </w:r>
+      <w:proofErr w:type="gramStart"/>
+      <w:r>
+        <w:t>is used</w:t>
+      </w:r>
+      <w:proofErr w:type="gramEnd"/>
+      <w:r>
+        <w:t xml:space="preserve"> to </w:t>
+      </w:r>
+      <w:proofErr w:type="gramStart"/>
+      <w:r>
+        <w:t>handle</w:t>
+      </w:r>
+      <w:proofErr w:type="gramEnd"/>
+      <w:r>
+        <w:t xml:space="preserve"> the creation and deletion of the window as well as in the </w:t>
       </w:r>
       <w:r>
         <w:t>future,</w:t>
@@ -685,10 +3697,26 @@
         <w:t xml:space="preserve"> inputs.</w:t>
       </w:r>
       <w:r>
-        <w:t xml:space="preserve"> This is mainly created and used in the Engine Core class.</w:t>
-      </w:r>
-      <w:r>
-        <w:t xml:space="preserve"> It also handles the OpenGL context creation</w:t>
+        <w:t xml:space="preserve"> This is </w:t>
+      </w:r>
+      <w:proofErr w:type="gramStart"/>
+      <w:r>
+        <w:t>mainly created</w:t>
+      </w:r>
+      <w:proofErr w:type="gramEnd"/>
+      <w:r>
+        <w:t xml:space="preserve"> and used in the Engine Core class.</w:t>
+      </w:r>
+      <w:r>
+        <w:t xml:space="preserve"> It also </w:t>
+      </w:r>
+      <w:proofErr w:type="gramStart"/>
+      <w:r>
+        <w:t>handles</w:t>
+      </w:r>
+      <w:proofErr w:type="gramEnd"/>
+      <w:r>
+        <w:t xml:space="preserve"> the OpenGL context creation</w:t>
       </w:r>
       <w:r>
         <w:t>.</w:t>
@@ -698,26 +3726,62 @@
       <w:pPr>
         <w:pStyle w:val="Heading2"/>
       </w:pPr>
+      <w:bookmarkStart w:id="22" w:name="_Toc197637852"/>
       <w:r>
         <w:t>3.3 GLAD</w:t>
       </w:r>
-    </w:p>
-    <w:p>
-      <w:r>
-        <w:t>GLAD is used to expose OpenGL functions and allow most of the rendering to happen. It is initialised once during startup and then throughout the whole engine, OpenGL functions can be exposed and used.</w:t>
+      <w:bookmarkEnd w:id="22"/>
+    </w:p>
+    <w:p>
+      <w:r>
+        <w:t xml:space="preserve">GLAD </w:t>
+      </w:r>
+      <w:proofErr w:type="gramStart"/>
+      <w:r>
+        <w:t>is used</w:t>
+      </w:r>
+      <w:proofErr w:type="gramEnd"/>
+      <w:r>
+        <w:t xml:space="preserve"> to expose OpenGL functions and allow </w:t>
+      </w:r>
+      <w:proofErr w:type="gramStart"/>
+      <w:r>
+        <w:t>most of</w:t>
+      </w:r>
+      <w:proofErr w:type="gramEnd"/>
+      <w:r>
+        <w:t xml:space="preserve"> the rendering to happen. It is initialised once during startup and then throughout the whole engine, OpenGL functions can </w:t>
+      </w:r>
+      <w:proofErr w:type="gramStart"/>
+      <w:r>
+        <w:t>be exposed</w:t>
+      </w:r>
+      <w:proofErr w:type="gramEnd"/>
+      <w:r>
+        <w:t xml:space="preserve"> and used.</w:t>
       </w:r>
     </w:p>
     <w:p>
       <w:pPr>
         <w:pStyle w:val="Heading2"/>
       </w:pPr>
+      <w:bookmarkStart w:id="23" w:name="_Toc197637853"/>
       <w:r>
         <w:t>3.4 stb_image</w:t>
       </w:r>
-    </w:p>
-    <w:p>
-      <w:r>
-        <w:t xml:space="preserve">This is a simple image loading library to load image files of most kinds, such as PNG or JPG. It is mainly implemented in the texture class, </w:t>
+      <w:bookmarkEnd w:id="23"/>
+    </w:p>
+    <w:p>
+      <w:r>
+        <w:t xml:space="preserve">This is a simple image loading library to load image files of most kinds, such as PNG or JPG. It is </w:t>
+      </w:r>
+      <w:proofErr w:type="gramStart"/>
+      <w:r>
+        <w:t>mainly implemented</w:t>
+      </w:r>
+      <w:proofErr w:type="gramEnd"/>
+      <w:r>
+        <w:t xml:space="preserve"> in the texture class, </w:t>
       </w:r>
       <w:proofErr w:type="gramStart"/>
       <w:r>
@@ -735,54 +3799,1098 @@
       <w:pPr>
         <w:pStyle w:val="Heading2"/>
       </w:pPr>
+      <w:bookmarkStart w:id="24" w:name="_Toc197637854"/>
+      <w:r>
+        <w:t>3.5 ImGui</w:t>
+      </w:r>
+      <w:bookmarkEnd w:id="24"/>
+    </w:p>
+    <w:p>
+      <w:r>
+        <w:t xml:space="preserve">This is a large backbone of the game engine. It allows a </w:t>
+      </w:r>
+      <w:r>
+        <w:t>game developer</w:t>
+      </w:r>
+      <w:r>
+        <w:t xml:space="preserve"> interface to </w:t>
+      </w:r>
+      <w:proofErr w:type="gramStart"/>
+      <w:r>
+        <w:t>be easily made</w:t>
+      </w:r>
+      <w:proofErr w:type="gramEnd"/>
+      <w:r>
+        <w:t xml:space="preserve">. This can be customised by the </w:t>
+      </w:r>
+      <w:r>
+        <w:t>game developer</w:t>
+      </w:r>
+      <w:r>
+        <w:t xml:space="preserve"> if needed, and currently, it </w:t>
+      </w:r>
+      <w:proofErr w:type="gramStart"/>
+      <w:r>
+        <w:t>is used</w:t>
+      </w:r>
+      <w:proofErr w:type="gramEnd"/>
+      <w:r>
+        <w:t xml:space="preserve"> by the game engine to be able to spawn entities, move entities, switch between gameplay and game engine mode </w:t>
+      </w:r>
+      <w:r>
+        <w:t>and in</w:t>
+      </w:r>
+      <w:r>
+        <w:t xml:space="preserve"> the future, will be capable of </w:t>
+      </w:r>
+      <w:proofErr w:type="gramStart"/>
+      <w:r>
+        <w:t>a lot</w:t>
+      </w:r>
+      <w:proofErr w:type="gramEnd"/>
+      <w:r>
+        <w:t xml:space="preserve"> more.</w:t>
+      </w:r>
+    </w:p>
+    <w:p>
+      <w:pPr>
+        <w:pStyle w:val="Heading2"/>
+      </w:pPr>
+      <w:bookmarkStart w:id="25" w:name="_Toc197637855"/>
+      <w:r>
+        <w:t>3.6 EnTT</w:t>
+      </w:r>
+      <w:bookmarkEnd w:id="25"/>
+    </w:p>
+    <w:p>
+      <w:r>
+        <w:t>(Entity Component System)</w:t>
+      </w:r>
+      <w:r>
+        <w:t xml:space="preserve">. </w:t>
+      </w:r>
+      <w:r>
+        <w:t xml:space="preserve">This is the main external library used. The rendering and creation of entities relies on </w:t>
+      </w:r>
+      <w:proofErr w:type="gramStart"/>
+      <w:r>
+        <w:t>this, because</w:t>
+      </w:r>
+      <w:proofErr w:type="gramEnd"/>
+      <w:r>
+        <w:t xml:space="preserve"> it allows components to </w:t>
+      </w:r>
+      <w:proofErr w:type="gramStart"/>
+      <w:r>
+        <w:t>be added</w:t>
+      </w:r>
+      <w:proofErr w:type="gramEnd"/>
+      <w:r>
+        <w:t xml:space="preserve"> to an entity. This is currently in the form of a renderable component, and a transformable component, these hold the information </w:t>
+      </w:r>
+      <w:r>
+        <w:t>(per</w:t>
+      </w:r>
+      <w:r>
+        <w:t xml:space="preserve"> entity) of their buffers and such, and the ability to transform the entity in world space. </w:t>
+      </w:r>
+    </w:p>
+    <w:p/>
+    <w:p>
+      <w:pPr>
+        <w:pStyle w:val="Heading1"/>
+      </w:pPr>
+      <w:bookmarkStart w:id="26" w:name="_Toc197637856"/>
+      <w:r>
+        <w:t>4. Entity component system</w:t>
+      </w:r>
+      <w:bookmarkEnd w:id="26"/>
+    </w:p>
+    <w:p>
+      <w:pPr>
+        <w:pStyle w:val="Heading2"/>
+      </w:pPr>
+      <w:bookmarkStart w:id="27" w:name="_Toc197637857"/>
+      <w:r>
+        <w:t>4.1 Creation of an entity</w:t>
+      </w:r>
+      <w:bookmarkEnd w:id="27"/>
+    </w:p>
+    <w:p>
+      <w:pPr>
+        <w:ind w:left="720"/>
+      </w:pPr>
+      <w:r>
+        <w:t xml:space="preserve">Right </w:t>
+      </w:r>
+      <w:r>
+        <w:t>now,</w:t>
+      </w:r>
+      <w:r>
+        <w:t xml:space="preserve"> everything is </w:t>
+      </w:r>
+      <w:proofErr w:type="gramStart"/>
+      <w:r>
+        <w:t>handled</w:t>
+      </w:r>
+      <w:proofErr w:type="gramEnd"/>
+      <w:r>
+        <w:t xml:space="preserve"> by an entity registry. This registry holds the information of all the entities connected to it. </w:t>
+      </w:r>
+      <w:r>
+        <w:t>So,</w:t>
+      </w:r>
+      <w:r>
+        <w:t xml:space="preserve"> when the renderer </w:t>
+      </w:r>
+      <w:proofErr w:type="gramStart"/>
+      <w:r>
+        <w:t xml:space="preserve">is </w:t>
+      </w:r>
+      <w:r>
+        <w:t>run</w:t>
+      </w:r>
+      <w:proofErr w:type="gramEnd"/>
+      <w:r>
+        <w:t xml:space="preserve"> in OnRender, the registry </w:t>
+      </w:r>
+      <w:proofErr w:type="gramStart"/>
+      <w:r>
+        <w:t>is passed</w:t>
+      </w:r>
+      <w:proofErr w:type="gramEnd"/>
+      <w:r>
+        <w:t xml:space="preserve"> through as a reference</w:t>
+      </w:r>
+      <w:r>
+        <w:t>.</w:t>
+      </w:r>
+      <w:r>
+        <w:t xml:space="preserve"> To create an entity, right now it is being hard coded to create quad, from the Quad class, which takes the </w:t>
+      </w:r>
       <w:r>
         <w:lastRenderedPageBreak/>
-        <w:t>3.5 ImGui</w:t>
-      </w:r>
-    </w:p>
-    <w:p>
-      <w:r>
-        <w:t xml:space="preserve">This is a large backbone of the game engine. It allows a user interface to be easily made. This can be customised by the user if needed, and currently, it is used by the game engine to be able to spawn entities, move entities, switch between gameplay and game engine mode </w:t>
-      </w:r>
-      <w:r>
-        <w:t>and in</w:t>
-      </w:r>
-      <w:r>
-        <w:t xml:space="preserve"> the future, will be capable of a lot more.</w:t>
+        <w:t>registry as a reference and creates an entity in the registry.</w:t>
+      </w:r>
+      <w:r>
+        <w:t xml:space="preserve"> This </w:t>
+      </w:r>
+      <w:proofErr w:type="gramStart"/>
+      <w:r>
+        <w:t>is then given</w:t>
+      </w:r>
+      <w:proofErr w:type="gramEnd"/>
+      <w:r>
+        <w:t xml:space="preserve"> a renderable transform component, which holds a VAO class, texture class and a shader class. It is also then given a transform component to </w:t>
+      </w:r>
+      <w:r>
+        <w:t xml:space="preserve">allow it to </w:t>
+      </w:r>
+      <w:proofErr w:type="gramStart"/>
+      <w:r>
+        <w:t>be moved</w:t>
+      </w:r>
+      <w:proofErr w:type="gramEnd"/>
+      <w:r>
+        <w:t xml:space="preserve"> in world space.</w:t>
+      </w:r>
+      <w:r>
+        <w:t xml:space="preserve"> Here is an example of the code:</w:t>
+      </w:r>
+    </w:p>
+    <w:p>
+      <w:pPr>
+        <w:ind w:left="720"/>
+      </w:pPr>
+      <w:r>
+        <w:t xml:space="preserve">void </w:t>
+      </w:r>
+      <w:proofErr w:type="gramStart"/>
+      <w:r>
+        <w:t>Quad::CreateQuad(glm::</w:t>
+      </w:r>
+      <w:proofErr w:type="gramEnd"/>
+      <w:r>
+        <w:t xml:space="preserve">vec2 position, </w:t>
+      </w:r>
+      <w:proofErr w:type="gramStart"/>
+      <w:r>
+        <w:t>glm::</w:t>
+      </w:r>
+      <w:proofErr w:type="gramEnd"/>
+      <w:r>
+        <w:t>vec2 scale)</w:t>
+      </w:r>
+    </w:p>
+    <w:p>
+      <w:pPr>
+        <w:ind w:left="720"/>
+      </w:pPr>
+      <w:r>
+        <w:t>{</w:t>
+      </w:r>
+    </w:p>
+    <w:p>
+      <w:pPr>
+        <w:ind w:left="720" w:firstLine="720"/>
+      </w:pPr>
+      <w:r>
+        <w:t>m_quad = m_</w:t>
+      </w:r>
+      <w:proofErr w:type="gramStart"/>
+      <w:r>
+        <w:t>registry.create</w:t>
+      </w:r>
+      <w:proofErr w:type="gramEnd"/>
+      <w:r>
+        <w:t>(</w:t>
+      </w:r>
+      <w:proofErr w:type="gramStart"/>
+      <w:r>
+        <w:t>);</w:t>
+      </w:r>
+      <w:proofErr w:type="gramEnd"/>
+    </w:p>
+    <w:p>
+      <w:pPr>
+        <w:ind w:left="720"/>
+      </w:pPr>
+      <w:r>
+        <w:tab/>
+        <w:t xml:space="preserve">m_VAO = </w:t>
+      </w:r>
+      <w:proofErr w:type="gramStart"/>
+      <w:r>
+        <w:t>std::</w:t>
+      </w:r>
+      <w:proofErr w:type="gramEnd"/>
+      <w:r>
+        <w:t>make_shared&lt;VAO</w:t>
+      </w:r>
+      <w:proofErr w:type="gramStart"/>
+      <w:r>
+        <w:t>&gt;(</w:t>
+      </w:r>
+      <w:proofErr w:type="gramEnd"/>
+      <w:r>
+        <w:t>m_quadVerts, m_quadIndeces</w:t>
+      </w:r>
+      <w:proofErr w:type="gramStart"/>
+      <w:r>
+        <w:t>);</w:t>
+      </w:r>
+      <w:proofErr w:type="gramEnd"/>
+    </w:p>
+    <w:p>
+      <w:r>
+        <w:tab/>
+      </w:r>
+      <w:r>
+        <w:tab/>
+        <w:t>m_VAO-&gt;</w:t>
+      </w:r>
+      <w:proofErr w:type="gramStart"/>
+      <w:r>
+        <w:t>AddVertexBuffer(</w:t>
+      </w:r>
+      <w:proofErr w:type="gramEnd"/>
+      <w:r>
+        <w:t>stuff……</w:t>
+      </w:r>
+      <w:proofErr w:type="gramStart"/>
+      <w:r>
+        <w:t>);</w:t>
+      </w:r>
+      <w:proofErr w:type="gramEnd"/>
+    </w:p>
+    <w:p>
+      <w:pPr>
+        <w:ind w:left="720"/>
+      </w:pPr>
+      <w:r>
+        <w:tab/>
+        <w:t xml:space="preserve">m_texture = </w:t>
+      </w:r>
+      <w:proofErr w:type="gramStart"/>
+      <w:r>
+        <w:t>std::</w:t>
+      </w:r>
+      <w:proofErr w:type="gramEnd"/>
+      <w:r>
+        <w:t>make_shared&lt;Texture&gt;(m_imagePath</w:t>
+      </w:r>
+      <w:proofErr w:type="gramStart"/>
+      <w:r>
+        <w:t>);</w:t>
+      </w:r>
+      <w:proofErr w:type="gramEnd"/>
+    </w:p>
+    <w:p>
+      <w:pPr>
+        <w:ind w:left="720"/>
+      </w:pPr>
+      <w:r>
+        <w:tab/>
+        <w:t xml:space="preserve">m_shader = </w:t>
+      </w:r>
+      <w:proofErr w:type="gramStart"/>
+      <w:r>
+        <w:t>std::</w:t>
+      </w:r>
+      <w:proofErr w:type="gramEnd"/>
+      <w:r>
+        <w:t>make_shared&lt;Shader</w:t>
+      </w:r>
+      <w:proofErr w:type="gramStart"/>
+      <w:r>
+        <w:t>&gt;(</w:t>
+      </w:r>
+      <w:proofErr w:type="gramEnd"/>
+      <w:r>
+        <w:t>m_vertexPath, m_fragPath</w:t>
+      </w:r>
+      <w:proofErr w:type="gramStart"/>
+      <w:r>
+        <w:t>);</w:t>
+      </w:r>
+      <w:proofErr w:type="gramEnd"/>
+    </w:p>
+    <w:p>
+      <w:pPr>
+        <w:ind w:left="720"/>
+      </w:pPr>
+      <w:r>
+        <w:tab/>
+        <w:t>auto&amp; renderComp = m_</w:t>
+      </w:r>
+      <w:proofErr w:type="gramStart"/>
+      <w:r>
+        <w:t>registry.emplace</w:t>
+      </w:r>
+      <w:proofErr w:type="gramEnd"/>
+      <w:r>
+        <w:t>&lt;Renderable&gt;(m_quad</w:t>
+      </w:r>
+      <w:proofErr w:type="gramStart"/>
+      <w:r>
+        <w:t>);</w:t>
+      </w:r>
+      <w:proofErr w:type="gramEnd"/>
+    </w:p>
+    <w:p>
+      <w:pPr>
+        <w:ind w:left="720"/>
+      </w:pPr>
+      <w:r>
+        <w:tab/>
+        <w:t>renderComp.m_vao = m_</w:t>
+      </w:r>
+      <w:proofErr w:type="gramStart"/>
+      <w:r>
+        <w:t>VAO;</w:t>
+      </w:r>
+      <w:proofErr w:type="gramEnd"/>
+    </w:p>
+    <w:p>
+      <w:pPr>
+        <w:ind w:left="720"/>
+      </w:pPr>
+      <w:r>
+        <w:tab/>
+        <w:t>renderComp.m_shader = m_</w:t>
+      </w:r>
+      <w:proofErr w:type="gramStart"/>
+      <w:r>
+        <w:t>shader;</w:t>
+      </w:r>
+      <w:proofErr w:type="gramEnd"/>
+    </w:p>
+    <w:p>
+      <w:pPr>
+        <w:ind w:left="720"/>
+      </w:pPr>
+      <w:r>
+        <w:tab/>
+        <w:t>renderComp.m_texture = m_</w:t>
+      </w:r>
+      <w:proofErr w:type="gramStart"/>
+      <w:r>
+        <w:t>texture;</w:t>
+      </w:r>
+      <w:proofErr w:type="gramEnd"/>
+    </w:p>
+    <w:p>
+      <w:pPr>
+        <w:ind w:left="720"/>
+      </w:pPr>
+      <w:r>
+        <w:tab/>
+        <w:t>auto&amp; transformComp = m_</w:t>
+      </w:r>
+      <w:proofErr w:type="gramStart"/>
+      <w:r>
+        <w:t>registry.emplace</w:t>
+      </w:r>
+      <w:proofErr w:type="gramEnd"/>
+      <w:r>
+        <w:t>&lt;Transform&gt;(m_quad</w:t>
+      </w:r>
+      <w:proofErr w:type="gramStart"/>
+      <w:r>
+        <w:t>);</w:t>
+      </w:r>
+      <w:proofErr w:type="gramEnd"/>
+    </w:p>
+    <w:p>
+      <w:pPr>
+        <w:ind w:left="720"/>
+      </w:pPr>
+      <w:r>
+        <w:tab/>
+        <w:t xml:space="preserve">transformComp.position = </w:t>
+      </w:r>
+      <w:proofErr w:type="gramStart"/>
+      <w:r>
+        <w:t>position;</w:t>
+      </w:r>
+      <w:proofErr w:type="gramEnd"/>
+    </w:p>
+    <w:p>
+      <w:pPr>
+        <w:ind w:left="720"/>
+      </w:pPr>
+      <w:r>
+        <w:tab/>
+        <w:t xml:space="preserve">transformComp.scale = </w:t>
+      </w:r>
+      <w:proofErr w:type="gramStart"/>
+      <w:r>
+        <w:t>scale;</w:t>
+      </w:r>
+      <w:r>
+        <w:t xml:space="preserve">   </w:t>
+      </w:r>
+      <w:proofErr w:type="gramEnd"/>
+      <w:r>
+        <w:t>}</w:t>
       </w:r>
     </w:p>
     <w:p>
       <w:pPr>
         <w:pStyle w:val="Heading2"/>
       </w:pPr>
-      <w:r>
-        <w:t xml:space="preserve">3.6 </w:t>
+      <w:bookmarkStart w:id="28" w:name="_Toc197637858"/>
+      <w:r>
+        <w:t>4.2 Components</w:t>
+      </w:r>
+      <w:bookmarkEnd w:id="28"/>
+    </w:p>
+    <w:p>
+      <w:pPr>
+        <w:pStyle w:val="Heading3"/>
+      </w:pPr>
+      <w:bookmarkStart w:id="29" w:name="_Toc197637859"/>
+      <w:r>
+        <w:t>4.2.1 Renderable</w:t>
+      </w:r>
+      <w:bookmarkEnd w:id="29"/>
+    </w:p>
+    <w:p>
+      <w:r>
+        <w:t xml:space="preserve">The renderable component simply holds a pointer to a </w:t>
       </w:r>
       <w:proofErr w:type="spellStart"/>
       <w:r>
-        <w:t>EnTT</w:t>
+        <w:t>vao</w:t>
       </w:r>
       <w:proofErr w:type="spellEnd"/>
-    </w:p>
-    <w:p>
-      <w:r>
-        <w:t>(Entity Component System)</w:t>
-      </w:r>
-      <w:r>
-        <w:t xml:space="preserve">. </w:t>
-      </w:r>
-      <w:r>
-        <w:t xml:space="preserve">This is the main external library used. The rendering and creation of entities relies on this, because it allows components to be added to an entity. This is currently in the form of a renderable component, and a transformable component, these hold the information </w:t>
-      </w:r>
-      <w:r>
-        <w:t>(per</w:t>
-      </w:r>
-      <w:r>
-        <w:t xml:space="preserve"> entity) of their buffers and such, and the ability to transform the entity in world space. </w:t>
+      <w:r>
+        <w:t xml:space="preserve">, shader and a texture. This allows the renderer to easily pull </w:t>
+      </w:r>
+      <w:proofErr w:type="gramStart"/>
+      <w:r>
+        <w:t>all of</w:t>
+      </w:r>
+      <w:proofErr w:type="gramEnd"/>
+      <w:r>
+        <w:t xml:space="preserve"> the information it needs when rendering the entity.</w:t>
+      </w:r>
+    </w:p>
+    <w:p>
+      <w:pPr>
+        <w:pStyle w:val="Heading3"/>
+      </w:pPr>
+      <w:bookmarkStart w:id="30" w:name="_Toc197637860"/>
+      <w:r>
+        <w:t>4.2.2 Transform</w:t>
+      </w:r>
+      <w:bookmarkEnd w:id="30"/>
+    </w:p>
+    <w:p>
+      <w:r>
+        <w:t>The transform component holds a position (vec2), a rotation and a scale (vec2).</w:t>
+      </w:r>
+      <w:r>
+        <w:t xml:space="preserve"> It </w:t>
+      </w:r>
+      <w:r>
+        <w:t>also,</w:t>
+      </w:r>
+      <w:r>
+        <w:t xml:space="preserve"> for ease of use, has </w:t>
+      </w:r>
+      <w:r>
+        <w:t xml:space="preserve">a function for returning a </w:t>
+      </w:r>
+      <w:r>
+        <w:t>four-by-four</w:t>
+      </w:r>
+      <w:r>
+        <w:t xml:space="preserve"> model matrix. This is done my translating, </w:t>
+      </w:r>
+      <w:r>
+        <w:t>rotating,</w:t>
+      </w:r>
+      <w:r>
+        <w:t xml:space="preserve"> and scaling the model matrix with the values in the struct (pos, rot, and scale), and then returning the matrix. This </w:t>
+      </w:r>
+      <w:proofErr w:type="gramStart"/>
+      <w:r>
+        <w:t>is done</w:t>
+      </w:r>
+      <w:proofErr w:type="gramEnd"/>
+      <w:r>
+        <w:t xml:space="preserve"> so that the shaders can have the model matrix as a uniform to perform camera calculations and translate from world to screen space.</w:t>
+      </w:r>
+    </w:p>
+    <w:p>
+      <w:pPr>
+        <w:pStyle w:val="Heading2"/>
+      </w:pPr>
+      <w:bookmarkStart w:id="31" w:name="_Toc197637861"/>
+      <w:r>
+        <w:t>4.3 Future Components</w:t>
+      </w:r>
+      <w:bookmarkEnd w:id="31"/>
+    </w:p>
+    <w:p>
+      <w:r>
+        <w:t xml:space="preserve">In the future, when physics </w:t>
+      </w:r>
+      <w:proofErr w:type="gramStart"/>
+      <w:r>
+        <w:t>is added</w:t>
+      </w:r>
+      <w:proofErr w:type="gramEnd"/>
+      <w:r>
+        <w:t xml:space="preserve"> and not being hard coded (</w:t>
+      </w:r>
+      <w:r>
+        <w:t>if</w:t>
+      </w:r>
+      <w:r>
+        <w:t xml:space="preserve"> y = -100)</w:t>
+      </w:r>
+      <w:r>
+        <w:t xml:space="preserve"> </w:t>
+      </w:r>
+      <w:proofErr w:type="gramStart"/>
+      <w:r>
+        <w:t>{ y</w:t>
+      </w:r>
+      <w:proofErr w:type="gramEnd"/>
+      <w:r>
+        <w:t xml:space="preserve"> = 0</w:t>
+      </w:r>
+      <w:proofErr w:type="gramStart"/>
+      <w:r>
+        <w:t>;</w:t>
+      </w:r>
+      <w:r>
+        <w:t xml:space="preserve"> }</w:t>
+      </w:r>
+      <w:proofErr w:type="gramEnd"/>
+      <w:r>
+        <w:t xml:space="preserve"> we can have a physics component that allows the object to have a hit box, and even a rigid body. These will </w:t>
+      </w:r>
+      <w:proofErr w:type="gramStart"/>
+      <w:r>
+        <w:t>most likely be</w:t>
+      </w:r>
+      <w:proofErr w:type="gramEnd"/>
+      <w:r>
+        <w:t xml:space="preserve"> sperate components due to </w:t>
+      </w:r>
+      <w:proofErr w:type="gramStart"/>
+      <w:r>
+        <w:t>some</w:t>
+      </w:r>
+      <w:proofErr w:type="gramEnd"/>
+      <w:r>
+        <w:t xml:space="preserve"> things needing a collider but not needing to </w:t>
+      </w:r>
+      <w:proofErr w:type="gramStart"/>
+      <w:r>
+        <w:t>be affected</w:t>
+      </w:r>
+      <w:proofErr w:type="gramEnd"/>
+      <w:r>
+        <w:t xml:space="preserve"> by gravity </w:t>
+      </w:r>
+      <w:proofErr w:type="gramStart"/>
+      <w:r>
+        <w:t>etc</w:t>
+      </w:r>
+      <w:proofErr w:type="gramEnd"/>
+      <w:r>
+        <w:t>… like a world floor, needing a collider to keep the player up but not falling.</w:t>
+      </w:r>
+    </w:p>
+    <w:p>
+      <w:pPr>
+        <w:pStyle w:val="Heading1"/>
+      </w:pPr>
+      <w:bookmarkStart w:id="32" w:name="_Toc197637862"/>
+      <w:r>
+        <w:lastRenderedPageBreak/>
+        <w:t>5. Rendering</w:t>
+      </w:r>
+      <w:bookmarkEnd w:id="32"/>
+    </w:p>
+    <w:p>
+      <w:pPr>
+        <w:pStyle w:val="Heading2"/>
+      </w:pPr>
+      <w:bookmarkStart w:id="33" w:name="_Toc197637863"/>
+      <w:r>
+        <w:t>5.1 Pipeline</w:t>
+      </w:r>
+      <w:bookmarkEnd w:id="33"/>
+    </w:p>
+    <w:p>
+      <w:r>
+        <w:t>Currently the render loop is as follows:</w:t>
+      </w:r>
+    </w:p>
+    <w:p>
+      <w:r>
+        <w:t>1. Bind FBO (so that game view can appear in ImGui image</w:t>
+      </w:r>
+      <w:r>
+        <w:t>)</w:t>
+      </w:r>
+    </w:p>
+    <w:p>
+      <w:r>
+        <w:t>2. Clear the screen</w:t>
+      </w:r>
+    </w:p>
+    <w:p>
+      <w:r>
+        <w:t>3. Update the camera</w:t>
+      </w:r>
+    </w:p>
+    <w:p>
+      <w:r>
+        <w:t xml:space="preserve">4. Draw </w:t>
+      </w:r>
+      <w:r>
+        <w:t>entities</w:t>
+      </w:r>
+      <w:r>
+        <w:t xml:space="preserve"> (</w:t>
+      </w:r>
+      <w:proofErr w:type="spellStart"/>
+      <w:r>
+        <w:t>glDrawElements</w:t>
+      </w:r>
+      <w:proofErr w:type="spellEnd"/>
+      <w:r>
+        <w:t xml:space="preserve"> using the EBO)</w:t>
+      </w:r>
+    </w:p>
+    <w:p>
+      <w:pPr>
+        <w:pStyle w:val="Heading2"/>
+      </w:pPr>
+      <w:bookmarkStart w:id="34" w:name="_Toc197637864"/>
+      <w:r>
+        <w:t>5.2 Limitations</w:t>
+      </w:r>
+      <w:bookmarkEnd w:id="34"/>
+    </w:p>
+    <w:p>
+      <w:r>
+        <w:t>Currently, it gets every entity one by one, binds their respective buffers, and then draws it. There is currently no batch rendering yet, or instanced rendering. This would be ideal in a 2D game due to the nature of needing multiple of certain shapes that are the same, such as similar rocks and repeating trees.</w:t>
+      </w:r>
+    </w:p>
+    <w:p>
+      <w:pPr>
+        <w:pStyle w:val="Heading1"/>
+      </w:pPr>
+      <w:bookmarkStart w:id="35" w:name="_Toc197637865"/>
+      <w:r>
+        <w:t>6. Input system</w:t>
+      </w:r>
+      <w:bookmarkEnd w:id="35"/>
+    </w:p>
+    <w:p>
+      <w:r>
+        <w:t xml:space="preserve">Right now, inputs are the next stage to </w:t>
+      </w:r>
+      <w:proofErr w:type="gramStart"/>
+      <w:r>
+        <w:t>be added</w:t>
+      </w:r>
+      <w:proofErr w:type="gramEnd"/>
+      <w:r>
+        <w:t>. They will be added via an input class than can be attached to the game layer and engine core, they will have a static pointer to the window from the engine core, and the</w:t>
+      </w:r>
+      <w:r>
+        <w:t xml:space="preserve"> game layer can choose what key events will do what, such as a GLFW_KEY_A making the players x velocity go negative to go left.</w:t>
+      </w:r>
+      <w:r>
+        <w:t xml:space="preserve"> Inputs will only </w:t>
+      </w:r>
+      <w:proofErr w:type="gramStart"/>
+      <w:r>
+        <w:t>be polled</w:t>
+      </w:r>
+      <w:proofErr w:type="gramEnd"/>
+      <w:r>
+        <w:t xml:space="preserve"> for when the game engine is in </w:t>
+      </w:r>
+      <w:proofErr w:type="spellStart"/>
+      <w:r>
+        <w:t>GamePlay</w:t>
+      </w:r>
+      <w:proofErr w:type="spellEnd"/>
+      <w:r>
+        <w:t xml:space="preserve"> mode.</w:t>
       </w:r>
     </w:p>
     <w:p/>
-    <w:p/>
+    <w:p>
+      <w:pPr>
+        <w:pStyle w:val="Heading1"/>
+      </w:pPr>
+      <w:bookmarkStart w:id="36" w:name="_Toc197637866"/>
+      <w:r>
+        <w:t>7. Glossary</w:t>
+      </w:r>
+      <w:bookmarkEnd w:id="36"/>
+    </w:p>
+    <w:p>
+      <w:pPr>
+        <w:pStyle w:val="Heading2"/>
+      </w:pPr>
+      <w:bookmarkStart w:id="37" w:name="_Toc197637867"/>
+      <w:r>
+        <w:t>7</w:t>
+      </w:r>
+      <w:r>
+        <w:rPr>
+          <w:rStyle w:val="Heading2Char"/>
+          <w:b/>
+          <w:bCs/>
+        </w:rPr>
+        <w:t>.1 General engine</w:t>
+      </w:r>
+      <w:bookmarkEnd w:id="37"/>
+      <w:r>
+        <w:t xml:space="preserve"> </w:t>
+      </w:r>
+    </w:p>
+    <w:p>
+      <w:pPr>
+        <w:pStyle w:val="ListParagraph"/>
+        <w:numPr>
+          <w:ilvl w:val="0"/>
+          <w:numId w:val="4"/>
+        </w:numPr>
+      </w:pPr>
+      <w:r>
+        <w:t>Engine core – The class that holds the main loop of the engine.</w:t>
+      </w:r>
+    </w:p>
+    <w:p>
+      <w:pPr>
+        <w:pStyle w:val="ListParagraph"/>
+        <w:numPr>
+          <w:ilvl w:val="0"/>
+          <w:numId w:val="4"/>
+        </w:numPr>
+      </w:pPr>
+      <w:r>
+        <w:t xml:space="preserve">Entry Point – The file that holds int </w:t>
+      </w:r>
+      <w:proofErr w:type="gramStart"/>
+      <w:r>
+        <w:t>main(</w:t>
+      </w:r>
+      <w:proofErr w:type="gramEnd"/>
+      <w:r>
+        <w:t>) and creates an instance of the engine.</w:t>
+      </w:r>
+    </w:p>
+    <w:p>
+      <w:pPr>
+        <w:pStyle w:val="ListParagraph"/>
+        <w:numPr>
+          <w:ilvl w:val="0"/>
+          <w:numId w:val="4"/>
+        </w:numPr>
+      </w:pPr>
+      <w:r>
+        <w:t>Layer – An abstract class that the game developer should use to make their game.</w:t>
+      </w:r>
+    </w:p>
+    <w:p>
+      <w:pPr>
+        <w:pStyle w:val="Heading2"/>
+      </w:pPr>
+      <w:bookmarkStart w:id="38" w:name="_Toc197637868"/>
+      <w:r>
+        <w:t>7.2 Rendering and graphics</w:t>
+      </w:r>
+      <w:bookmarkEnd w:id="38"/>
+    </w:p>
+    <w:p>
+      <w:pPr>
+        <w:pStyle w:val="ListParagraph"/>
+        <w:numPr>
+          <w:ilvl w:val="0"/>
+          <w:numId w:val="5"/>
+        </w:numPr>
+      </w:pPr>
+      <w:r>
+        <w:t>OpenGL – The graphics API used for rendering in QuatreFoil.</w:t>
+      </w:r>
+    </w:p>
+    <w:p>
+      <w:pPr>
+        <w:pStyle w:val="ListParagraph"/>
+        <w:numPr>
+          <w:ilvl w:val="0"/>
+          <w:numId w:val="5"/>
+        </w:numPr>
+      </w:pPr>
+      <w:r>
+        <w:t>VAO (Vertex Array Object) – OpenGL object that stores vertex attributes layouts.</w:t>
+      </w:r>
+    </w:p>
+    <w:p>
+      <w:pPr>
+        <w:pStyle w:val="ListParagraph"/>
+        <w:numPr>
+          <w:ilvl w:val="0"/>
+          <w:numId w:val="5"/>
+        </w:numPr>
+      </w:pPr>
+      <w:r>
+        <w:t>VBO (Vertex Buffer Object) – Stores vertex data in GPU memory</w:t>
+      </w:r>
+      <w:r>
+        <w:t>.</w:t>
+      </w:r>
+    </w:p>
+    <w:p>
+      <w:pPr>
+        <w:pStyle w:val="ListParagraph"/>
+        <w:numPr>
+          <w:ilvl w:val="0"/>
+          <w:numId w:val="5"/>
+        </w:numPr>
+      </w:pPr>
+      <w:r>
+        <w:t>EBO (Element Buffer Object) – Stores indices for indexed drawing.</w:t>
+      </w:r>
+    </w:p>
+    <w:p>
+      <w:pPr>
+        <w:pStyle w:val="ListParagraph"/>
+        <w:numPr>
+          <w:ilvl w:val="0"/>
+          <w:numId w:val="5"/>
+        </w:numPr>
+      </w:pPr>
+      <w:r>
+        <w:t>Shader – Program than runs on the GPU.</w:t>
+      </w:r>
+    </w:p>
+    <w:p>
+      <w:pPr>
+        <w:pStyle w:val="ListParagraph"/>
+        <w:numPr>
+          <w:ilvl w:val="0"/>
+          <w:numId w:val="5"/>
+        </w:numPr>
+      </w:pPr>
+      <w:r>
+        <w:t xml:space="preserve">Texture – Image data that can </w:t>
+      </w:r>
+      <w:proofErr w:type="gramStart"/>
+      <w:r>
+        <w:t>be attached</w:t>
+      </w:r>
+      <w:proofErr w:type="gramEnd"/>
+      <w:r>
+        <w:t xml:space="preserve"> to quads on the screen.</w:t>
+      </w:r>
+    </w:p>
+    <w:p>
+      <w:pPr>
+        <w:pStyle w:val="ListParagraph"/>
+        <w:numPr>
+          <w:ilvl w:val="0"/>
+          <w:numId w:val="5"/>
+        </w:numPr>
+      </w:pPr>
+      <w:r>
+        <w:t xml:space="preserve">Quad – A rectangle made from </w:t>
+      </w:r>
+      <w:proofErr w:type="gramStart"/>
+      <w:r>
+        <w:t>2</w:t>
+      </w:r>
+      <w:proofErr w:type="gramEnd"/>
+      <w:r>
+        <w:t xml:space="preserve"> triangles.</w:t>
+      </w:r>
+    </w:p>
+    <w:p>
+      <w:pPr>
+        <w:pStyle w:val="Heading2"/>
+      </w:pPr>
+      <w:bookmarkStart w:id="39" w:name="_Toc197637869"/>
+      <w:r>
+        <w:t xml:space="preserve">7.3 ECS </w:t>
+      </w:r>
+      <w:proofErr w:type="gramStart"/>
+      <w:r>
+        <w:t>( Entity</w:t>
+      </w:r>
+      <w:proofErr w:type="gramEnd"/>
+      <w:r>
+        <w:t xml:space="preserve"> component system)</w:t>
+      </w:r>
+      <w:bookmarkEnd w:id="39"/>
+      <w:r>
+        <w:t xml:space="preserve"> </w:t>
+      </w:r>
+    </w:p>
+    <w:p>
+      <w:pPr>
+        <w:pStyle w:val="ListParagraph"/>
+        <w:numPr>
+          <w:ilvl w:val="0"/>
+          <w:numId w:val="6"/>
+        </w:numPr>
+      </w:pPr>
+      <w:r>
+        <w:t>Entity – an ID of an object in a registry.</w:t>
+      </w:r>
+    </w:p>
+    <w:p>
+      <w:pPr>
+        <w:pStyle w:val="ListParagraph"/>
+        <w:numPr>
+          <w:ilvl w:val="0"/>
+          <w:numId w:val="6"/>
+        </w:numPr>
+      </w:pPr>
+      <w:r>
+        <w:t>Registry – Collection of ID’s and their components.</w:t>
+      </w:r>
+    </w:p>
+    <w:p>
+      <w:pPr>
+        <w:pStyle w:val="ListParagraph"/>
+        <w:numPr>
+          <w:ilvl w:val="0"/>
+          <w:numId w:val="6"/>
+        </w:numPr>
+      </w:pPr>
+      <w:r>
+        <w:t xml:space="preserve">Component – Data that can </w:t>
+      </w:r>
+      <w:proofErr w:type="gramStart"/>
+      <w:r>
+        <w:t>be attached</w:t>
+      </w:r>
+      <w:proofErr w:type="gramEnd"/>
+      <w:r>
+        <w:t xml:space="preserve"> to an entity.</w:t>
+      </w:r>
+    </w:p>
+    <w:p>
+      <w:pPr>
+        <w:pStyle w:val="ListParagraph"/>
+        <w:numPr>
+          <w:ilvl w:val="0"/>
+          <w:numId w:val="6"/>
+        </w:numPr>
+      </w:pPr>
+      <w:r>
+        <w:t>Renderable – A component that holds VAO, texture and shader data.</w:t>
+      </w:r>
+    </w:p>
+    <w:p>
+      <w:pPr>
+        <w:pStyle w:val="ListParagraph"/>
+        <w:numPr>
+          <w:ilvl w:val="0"/>
+          <w:numId w:val="6"/>
+        </w:numPr>
+      </w:pPr>
+      <w:r>
+        <w:lastRenderedPageBreak/>
+        <w:t xml:space="preserve">Transform – A component that holds position, </w:t>
+      </w:r>
+      <w:proofErr w:type="gramStart"/>
+      <w:r>
+        <w:t>rotation</w:t>
+      </w:r>
+      <w:proofErr w:type="gramEnd"/>
+      <w:r>
+        <w:t xml:space="preserve"> and scalar data.</w:t>
+      </w:r>
+    </w:p>
+    <w:p>
+      <w:pPr>
+        <w:pStyle w:val="ListParagraph"/>
+        <w:numPr>
+          <w:ilvl w:val="0"/>
+          <w:numId w:val="6"/>
+        </w:numPr>
+      </w:pPr>
+      <w:r>
+        <w:t xml:space="preserve">EnTT – A </w:t>
+      </w:r>
+      <w:proofErr w:type="spellStart"/>
+      <w:r>
+        <w:t>c++</w:t>
+      </w:r>
+      <w:proofErr w:type="spellEnd"/>
+      <w:r>
+        <w:t xml:space="preserve"> ECS library</w:t>
+      </w:r>
+      <w:r>
+        <w:t>.</w:t>
+      </w:r>
+      <w:r>
+        <w:br w:type="page"/>
+      </w:r>
+    </w:p>
+    <w:p>
+      <w:pPr>
+        <w:pStyle w:val="ListParagraph"/>
+        <w:numPr>
+          <w:ilvl w:val="0"/>
+          <w:numId w:val="6"/>
+        </w:numPr>
+      </w:pPr>
+    </w:p>
     <w:sectPr>
       <w:pgSz w:w="11906" w:h="16838"/>
       <w:pgMar w:top="1440" w:right="1440" w:bottom="1440" w:left="1440" w:header="708" w:footer="708" w:gutter="0"/>
@@ -796,6 +4904,232 @@
 <file path=word/numbering.xml><?xml version="1.0" encoding="utf-8"?>
 <w:numbering xmlns:wpc="http://schemas.microsoft.com/office/word/2010/wordprocessingCanvas" xmlns:cx="http://schemas.microsoft.com/office/drawing/2014/chartex" xmlns:cx1="http://schemas.microsoft.com/office/drawing/2015/9/8/chartex" xmlns:cx2="http://schemas.microsoft.com/office/drawing/2015/10/21/chartex" xmlns:cx3="http://schemas.microsoft.com/office/drawing/2016/5/9/chartex" xmlns:cx4="http://schemas.microsoft.com/office/drawing/2016/5/10/chartex" xmlns:cx5="http://schemas.microsoft.com/office/drawing/2016/5/11/chartex" xmlns:cx6="http://schemas.microsoft.com/office/drawing/2016/5/12/chartex" xmlns:cx7="http://schemas.microsoft.com/office/drawing/2016/5/13/chartex" xmlns:cx8="http://schemas.microsoft.com/office/drawing/2016/5/14/chartex" xmlns:mc="http://schemas.openxmlformats.org/markup-compatibility/2006" xmlns:aink="http://schemas.microsoft.com/office/drawing/2016/ink" xmlns:am3d="http://schemas.microsoft.com/office/drawing/2017/model3d" xmlns:o="urn:schemas-microsoft-com:office:office" xmlns:oel="http://schemas.microsoft.com/office/2019/extlst" xmlns:r="http://schemas.openxmlformats.org/officeDocument/2006/relationships" xmlns:m="http://schemas.openxmlformats.org/officeDocument/2006/math" xmlns:v="urn:schemas-microsoft-com:vml" xmlns:wp14="http://schemas.microsoft.com/office/word/2010/wordprocessingDrawing" xmlns:wp="http://schemas.openxmlformats.org/drawingml/2006/wordprocessingDrawing" xmlns:w10="urn:schemas-microsoft-com:office:word" xmlns:w="http://schemas.openxmlformats.org/wordprocessingml/2006/main" xmlns:w14="http://schemas.microsoft.com/office/word/2010/wordml" xmlns:w15="http://schemas.microsoft.com/office/word/2012/wordml" xmlns:w16cex="http://schemas.microsoft.com/office/word/2018/wordml/cex" xmlns:w16cid="http://schemas.microsoft.com/office/word/2016/wordml/cid" xmlns:w16="http://schemas.microsoft.com/office/word/2018/wordml" xmlns:w16du="http://schemas.microsoft.com/office/word/2023/wordml/word16du" xmlns:w16sdtdh="http://schemas.microsoft.com/office/word/2020/wordml/sdtdatahash" xmlns:w16sdtfl="http://schemas.microsoft.com/office/word/2024/wordml/sdtformatlock" xmlns:w16se="http://schemas.microsoft.com/office/word/2015/wordml/symex" xmlns:wpg="http://schemas.microsoft.com/office/word/2010/wordprocessingGroup" xmlns:wpi="http://schemas.microsoft.com/office/word/2010/wordprocessingInk" xmlns:wne="http://schemas.microsoft.com/office/word/2006/wordml" xmlns:wps="http://schemas.microsoft.com/office/word/2010/wordprocessingShape" mc:Ignorable="w14 w15 w16se w16cid w16 w16cex w16sdtdh w16sdtfl w16du wp14">
   <w:abstractNum w:abstractNumId="0" w15:restartNumberingAfterBreak="0">
+    <w:nsid w:val="0FB24D32"/>
+    <w:multiLevelType w:val="hybridMultilevel"/>
+    <w:tmpl w:val="54B8673C"/>
+    <w:lvl w:ilvl="0" w:tplc="F76C78C4">
+      <w:start w:val="5"/>
+      <w:numFmt w:val="bullet"/>
+      <w:lvlText w:val="-"/>
+      <w:lvlJc w:val="left"/>
+      <w:pPr>
+        <w:ind w:left="720" w:hanging="360"/>
+      </w:pPr>
+      <w:rPr>
+        <w:rFonts w:ascii="Arial" w:eastAsiaTheme="minorHAnsi" w:hAnsi="Arial" w:cs="Arial" w:hint="default"/>
+      </w:rPr>
+    </w:lvl>
+    <w:lvl w:ilvl="1" w:tplc="08090003" w:tentative="1">
+      <w:start w:val="1"/>
+      <w:numFmt w:val="bullet"/>
+      <w:lvlText w:val="o"/>
+      <w:lvlJc w:val="left"/>
+      <w:pPr>
+        <w:ind w:left="1440" w:hanging="360"/>
+      </w:pPr>
+      <w:rPr>
+        <w:rFonts w:ascii="Courier New" w:hAnsi="Courier New" w:cs="Courier New" w:hint="default"/>
+      </w:rPr>
+    </w:lvl>
+    <w:lvl w:ilvl="2" w:tplc="08090005" w:tentative="1">
+      <w:start w:val="1"/>
+      <w:numFmt w:val="bullet"/>
+      <w:lvlText w:val=""/>
+      <w:lvlJc w:val="left"/>
+      <w:pPr>
+        <w:ind w:left="2160" w:hanging="360"/>
+      </w:pPr>
+      <w:rPr>
+        <w:rFonts w:ascii="Wingdings" w:hAnsi="Wingdings" w:hint="default"/>
+      </w:rPr>
+    </w:lvl>
+    <w:lvl w:ilvl="3" w:tplc="08090001" w:tentative="1">
+      <w:start w:val="1"/>
+      <w:numFmt w:val="bullet"/>
+      <w:lvlText w:val=""/>
+      <w:lvlJc w:val="left"/>
+      <w:pPr>
+        <w:ind w:left="2880" w:hanging="360"/>
+      </w:pPr>
+      <w:rPr>
+        <w:rFonts w:ascii="Symbol" w:hAnsi="Symbol" w:hint="default"/>
+      </w:rPr>
+    </w:lvl>
+    <w:lvl w:ilvl="4" w:tplc="08090003" w:tentative="1">
+      <w:start w:val="1"/>
+      <w:numFmt w:val="bullet"/>
+      <w:lvlText w:val="o"/>
+      <w:lvlJc w:val="left"/>
+      <w:pPr>
+        <w:ind w:left="3600" w:hanging="360"/>
+      </w:pPr>
+      <w:rPr>
+        <w:rFonts w:ascii="Courier New" w:hAnsi="Courier New" w:cs="Courier New" w:hint="default"/>
+      </w:rPr>
+    </w:lvl>
+    <w:lvl w:ilvl="5" w:tplc="08090005" w:tentative="1">
+      <w:start w:val="1"/>
+      <w:numFmt w:val="bullet"/>
+      <w:lvlText w:val=""/>
+      <w:lvlJc w:val="left"/>
+      <w:pPr>
+        <w:ind w:left="4320" w:hanging="360"/>
+      </w:pPr>
+      <w:rPr>
+        <w:rFonts w:ascii="Wingdings" w:hAnsi="Wingdings" w:hint="default"/>
+      </w:rPr>
+    </w:lvl>
+    <w:lvl w:ilvl="6" w:tplc="08090001" w:tentative="1">
+      <w:start w:val="1"/>
+      <w:numFmt w:val="bullet"/>
+      <w:lvlText w:val=""/>
+      <w:lvlJc w:val="left"/>
+      <w:pPr>
+        <w:ind w:left="5040" w:hanging="360"/>
+      </w:pPr>
+      <w:rPr>
+        <w:rFonts w:ascii="Symbol" w:hAnsi="Symbol" w:hint="default"/>
+      </w:rPr>
+    </w:lvl>
+    <w:lvl w:ilvl="7" w:tplc="08090003" w:tentative="1">
+      <w:start w:val="1"/>
+      <w:numFmt w:val="bullet"/>
+      <w:lvlText w:val="o"/>
+      <w:lvlJc w:val="left"/>
+      <w:pPr>
+        <w:ind w:left="5760" w:hanging="360"/>
+      </w:pPr>
+      <w:rPr>
+        <w:rFonts w:ascii="Courier New" w:hAnsi="Courier New" w:cs="Courier New" w:hint="default"/>
+      </w:rPr>
+    </w:lvl>
+    <w:lvl w:ilvl="8" w:tplc="08090005" w:tentative="1">
+      <w:start w:val="1"/>
+      <w:numFmt w:val="bullet"/>
+      <w:lvlText w:val=""/>
+      <w:lvlJc w:val="left"/>
+      <w:pPr>
+        <w:ind w:left="6480" w:hanging="360"/>
+      </w:pPr>
+      <w:rPr>
+        <w:rFonts w:ascii="Wingdings" w:hAnsi="Wingdings" w:hint="default"/>
+      </w:rPr>
+    </w:lvl>
+  </w:abstractNum>
+  <w:abstractNum w:abstractNumId="1" w15:restartNumberingAfterBreak="0">
+    <w:nsid w:val="29F008F7"/>
+    <w:multiLevelType w:val="hybridMultilevel"/>
+    <w:tmpl w:val="803C23A4"/>
+    <w:lvl w:ilvl="0" w:tplc="F76C78C4">
+      <w:start w:val="5"/>
+      <w:numFmt w:val="bullet"/>
+      <w:lvlText w:val="-"/>
+      <w:lvlJc w:val="left"/>
+      <w:pPr>
+        <w:ind w:left="720" w:hanging="360"/>
+      </w:pPr>
+      <w:rPr>
+        <w:rFonts w:ascii="Arial" w:eastAsiaTheme="minorHAnsi" w:hAnsi="Arial" w:cs="Arial" w:hint="default"/>
+      </w:rPr>
+    </w:lvl>
+    <w:lvl w:ilvl="1" w:tplc="08090003" w:tentative="1">
+      <w:start w:val="1"/>
+      <w:numFmt w:val="bullet"/>
+      <w:lvlText w:val="o"/>
+      <w:lvlJc w:val="left"/>
+      <w:pPr>
+        <w:ind w:left="1440" w:hanging="360"/>
+      </w:pPr>
+      <w:rPr>
+        <w:rFonts w:ascii="Courier New" w:hAnsi="Courier New" w:cs="Courier New" w:hint="default"/>
+      </w:rPr>
+    </w:lvl>
+    <w:lvl w:ilvl="2" w:tplc="08090005" w:tentative="1">
+      <w:start w:val="1"/>
+      <w:numFmt w:val="bullet"/>
+      <w:lvlText w:val=""/>
+      <w:lvlJc w:val="left"/>
+      <w:pPr>
+        <w:ind w:left="2160" w:hanging="360"/>
+      </w:pPr>
+      <w:rPr>
+        <w:rFonts w:ascii="Wingdings" w:hAnsi="Wingdings" w:hint="default"/>
+      </w:rPr>
+    </w:lvl>
+    <w:lvl w:ilvl="3" w:tplc="08090001" w:tentative="1">
+      <w:start w:val="1"/>
+      <w:numFmt w:val="bullet"/>
+      <w:lvlText w:val=""/>
+      <w:lvlJc w:val="left"/>
+      <w:pPr>
+        <w:ind w:left="2880" w:hanging="360"/>
+      </w:pPr>
+      <w:rPr>
+        <w:rFonts w:ascii="Symbol" w:hAnsi="Symbol" w:hint="default"/>
+      </w:rPr>
+    </w:lvl>
+    <w:lvl w:ilvl="4" w:tplc="08090003" w:tentative="1">
+      <w:start w:val="1"/>
+      <w:numFmt w:val="bullet"/>
+      <w:lvlText w:val="o"/>
+      <w:lvlJc w:val="left"/>
+      <w:pPr>
+        <w:ind w:left="3600" w:hanging="360"/>
+      </w:pPr>
+      <w:rPr>
+        <w:rFonts w:ascii="Courier New" w:hAnsi="Courier New" w:cs="Courier New" w:hint="default"/>
+      </w:rPr>
+    </w:lvl>
+    <w:lvl w:ilvl="5" w:tplc="08090005" w:tentative="1">
+      <w:start w:val="1"/>
+      <w:numFmt w:val="bullet"/>
+      <w:lvlText w:val=""/>
+      <w:lvlJc w:val="left"/>
+      <w:pPr>
+        <w:ind w:left="4320" w:hanging="360"/>
+      </w:pPr>
+      <w:rPr>
+        <w:rFonts w:ascii="Wingdings" w:hAnsi="Wingdings" w:hint="default"/>
+      </w:rPr>
+    </w:lvl>
+    <w:lvl w:ilvl="6" w:tplc="08090001" w:tentative="1">
+      <w:start w:val="1"/>
+      <w:numFmt w:val="bullet"/>
+      <w:lvlText w:val=""/>
+      <w:lvlJc w:val="left"/>
+      <w:pPr>
+        <w:ind w:left="5040" w:hanging="360"/>
+      </w:pPr>
+      <w:rPr>
+        <w:rFonts w:ascii="Symbol" w:hAnsi="Symbol" w:hint="default"/>
+      </w:rPr>
+    </w:lvl>
+    <w:lvl w:ilvl="7" w:tplc="08090003" w:tentative="1">
+      <w:start w:val="1"/>
+      <w:numFmt w:val="bullet"/>
+      <w:lvlText w:val="o"/>
+      <w:lvlJc w:val="left"/>
+      <w:pPr>
+        <w:ind w:left="5760" w:hanging="360"/>
+      </w:pPr>
+      <w:rPr>
+        <w:rFonts w:ascii="Courier New" w:hAnsi="Courier New" w:cs="Courier New" w:hint="default"/>
+      </w:rPr>
+    </w:lvl>
+    <w:lvl w:ilvl="8" w:tplc="08090005" w:tentative="1">
+      <w:start w:val="1"/>
+      <w:numFmt w:val="bullet"/>
+      <w:lvlText w:val=""/>
+      <w:lvlJc w:val="left"/>
+      <w:pPr>
+        <w:ind w:left="6480" w:hanging="360"/>
+      </w:pPr>
+      <w:rPr>
+        <w:rFonts w:ascii="Wingdings" w:hAnsi="Wingdings" w:hint="default"/>
+      </w:rPr>
+    </w:lvl>
+  </w:abstractNum>
+  <w:abstractNum w:abstractNumId="2" w15:restartNumberingAfterBreak="0">
     <w:nsid w:val="2DA958E2"/>
     <w:multiLevelType w:val="multilevel"/>
     <w:tmpl w:val="2200E37A"/>
@@ -908,7 +5242,120 @@
       </w:rPr>
     </w:lvl>
   </w:abstractNum>
-  <w:abstractNum w:abstractNumId="1" w15:restartNumberingAfterBreak="0">
+  <w:abstractNum w:abstractNumId="3" w15:restartNumberingAfterBreak="0">
+    <w:nsid w:val="30975D23"/>
+    <w:multiLevelType w:val="hybridMultilevel"/>
+    <w:tmpl w:val="C368EAC6"/>
+    <w:lvl w:ilvl="0" w:tplc="F76C78C4">
+      <w:start w:val="5"/>
+      <w:numFmt w:val="bullet"/>
+      <w:lvlText w:val="-"/>
+      <w:lvlJc w:val="left"/>
+      <w:pPr>
+        <w:ind w:left="720" w:hanging="360"/>
+      </w:pPr>
+      <w:rPr>
+        <w:rFonts w:ascii="Arial" w:eastAsiaTheme="minorHAnsi" w:hAnsi="Arial" w:cs="Arial" w:hint="default"/>
+      </w:rPr>
+    </w:lvl>
+    <w:lvl w:ilvl="1" w:tplc="08090003" w:tentative="1">
+      <w:start w:val="1"/>
+      <w:numFmt w:val="bullet"/>
+      <w:lvlText w:val="o"/>
+      <w:lvlJc w:val="left"/>
+      <w:pPr>
+        <w:ind w:left="1440" w:hanging="360"/>
+      </w:pPr>
+      <w:rPr>
+        <w:rFonts w:ascii="Courier New" w:hAnsi="Courier New" w:cs="Courier New" w:hint="default"/>
+      </w:rPr>
+    </w:lvl>
+    <w:lvl w:ilvl="2" w:tplc="08090005" w:tentative="1">
+      <w:start w:val="1"/>
+      <w:numFmt w:val="bullet"/>
+      <w:lvlText w:val=""/>
+      <w:lvlJc w:val="left"/>
+      <w:pPr>
+        <w:ind w:left="2160" w:hanging="360"/>
+      </w:pPr>
+      <w:rPr>
+        <w:rFonts w:ascii="Wingdings" w:hAnsi="Wingdings" w:hint="default"/>
+      </w:rPr>
+    </w:lvl>
+    <w:lvl w:ilvl="3" w:tplc="08090001" w:tentative="1">
+      <w:start w:val="1"/>
+      <w:numFmt w:val="bullet"/>
+      <w:lvlText w:val=""/>
+      <w:lvlJc w:val="left"/>
+      <w:pPr>
+        <w:ind w:left="2880" w:hanging="360"/>
+      </w:pPr>
+      <w:rPr>
+        <w:rFonts w:ascii="Symbol" w:hAnsi="Symbol" w:hint="default"/>
+      </w:rPr>
+    </w:lvl>
+    <w:lvl w:ilvl="4" w:tplc="08090003" w:tentative="1">
+      <w:start w:val="1"/>
+      <w:numFmt w:val="bullet"/>
+      <w:lvlText w:val="o"/>
+      <w:lvlJc w:val="left"/>
+      <w:pPr>
+        <w:ind w:left="3600" w:hanging="360"/>
+      </w:pPr>
+      <w:rPr>
+        <w:rFonts w:ascii="Courier New" w:hAnsi="Courier New" w:cs="Courier New" w:hint="default"/>
+      </w:rPr>
+    </w:lvl>
+    <w:lvl w:ilvl="5" w:tplc="08090005" w:tentative="1">
+      <w:start w:val="1"/>
+      <w:numFmt w:val="bullet"/>
+      <w:lvlText w:val=""/>
+      <w:lvlJc w:val="left"/>
+      <w:pPr>
+        <w:ind w:left="4320" w:hanging="360"/>
+      </w:pPr>
+      <w:rPr>
+        <w:rFonts w:ascii="Wingdings" w:hAnsi="Wingdings" w:hint="default"/>
+      </w:rPr>
+    </w:lvl>
+    <w:lvl w:ilvl="6" w:tplc="08090001" w:tentative="1">
+      <w:start w:val="1"/>
+      <w:numFmt w:val="bullet"/>
+      <w:lvlText w:val=""/>
+      <w:lvlJc w:val="left"/>
+      <w:pPr>
+        <w:ind w:left="5040" w:hanging="360"/>
+      </w:pPr>
+      <w:rPr>
+        <w:rFonts w:ascii="Symbol" w:hAnsi="Symbol" w:hint="default"/>
+      </w:rPr>
+    </w:lvl>
+    <w:lvl w:ilvl="7" w:tplc="08090003" w:tentative="1">
+      <w:start w:val="1"/>
+      <w:numFmt w:val="bullet"/>
+      <w:lvlText w:val="o"/>
+      <w:lvlJc w:val="left"/>
+      <w:pPr>
+        <w:ind w:left="5760" w:hanging="360"/>
+      </w:pPr>
+      <w:rPr>
+        <w:rFonts w:ascii="Courier New" w:hAnsi="Courier New" w:cs="Courier New" w:hint="default"/>
+      </w:rPr>
+    </w:lvl>
+    <w:lvl w:ilvl="8" w:tplc="08090005" w:tentative="1">
+      <w:start w:val="1"/>
+      <w:numFmt w:val="bullet"/>
+      <w:lvlText w:val=""/>
+      <w:lvlJc w:val="left"/>
+      <w:pPr>
+        <w:ind w:left="6480" w:hanging="360"/>
+      </w:pPr>
+      <w:rPr>
+        <w:rFonts w:ascii="Wingdings" w:hAnsi="Wingdings" w:hint="default"/>
+      </w:rPr>
+    </w:lvl>
+  </w:abstractNum>
+  <w:abstractNum w:abstractNumId="4" w15:restartNumberingAfterBreak="0">
     <w:nsid w:val="5A9B44AD"/>
     <w:multiLevelType w:val="multilevel"/>
     <w:tmpl w:val="E1B2F886"/>
@@ -1021,11 +5468,136 @@
       </w:rPr>
     </w:lvl>
   </w:abstractNum>
+  <w:abstractNum w:abstractNumId="5" w15:restartNumberingAfterBreak="0">
+    <w:nsid w:val="621459B9"/>
+    <w:multiLevelType w:val="hybridMultilevel"/>
+    <w:tmpl w:val="CB58693C"/>
+    <w:lvl w:ilvl="0" w:tplc="F76C78C4">
+      <w:start w:val="5"/>
+      <w:numFmt w:val="bullet"/>
+      <w:lvlText w:val="-"/>
+      <w:lvlJc w:val="left"/>
+      <w:pPr>
+        <w:ind w:left="720" w:hanging="360"/>
+      </w:pPr>
+      <w:rPr>
+        <w:rFonts w:ascii="Arial" w:eastAsiaTheme="minorHAnsi" w:hAnsi="Arial" w:cs="Arial" w:hint="default"/>
+      </w:rPr>
+    </w:lvl>
+    <w:lvl w:ilvl="1" w:tplc="08090003" w:tentative="1">
+      <w:start w:val="1"/>
+      <w:numFmt w:val="bullet"/>
+      <w:lvlText w:val="o"/>
+      <w:lvlJc w:val="left"/>
+      <w:pPr>
+        <w:ind w:left="1440" w:hanging="360"/>
+      </w:pPr>
+      <w:rPr>
+        <w:rFonts w:ascii="Courier New" w:hAnsi="Courier New" w:cs="Courier New" w:hint="default"/>
+      </w:rPr>
+    </w:lvl>
+    <w:lvl w:ilvl="2" w:tplc="08090005" w:tentative="1">
+      <w:start w:val="1"/>
+      <w:numFmt w:val="bullet"/>
+      <w:lvlText w:val=""/>
+      <w:lvlJc w:val="left"/>
+      <w:pPr>
+        <w:ind w:left="2160" w:hanging="360"/>
+      </w:pPr>
+      <w:rPr>
+        <w:rFonts w:ascii="Wingdings" w:hAnsi="Wingdings" w:hint="default"/>
+      </w:rPr>
+    </w:lvl>
+    <w:lvl w:ilvl="3" w:tplc="08090001" w:tentative="1">
+      <w:start w:val="1"/>
+      <w:numFmt w:val="bullet"/>
+      <w:lvlText w:val=""/>
+      <w:lvlJc w:val="left"/>
+      <w:pPr>
+        <w:ind w:left="2880" w:hanging="360"/>
+      </w:pPr>
+      <w:rPr>
+        <w:rFonts w:ascii="Symbol" w:hAnsi="Symbol" w:hint="default"/>
+      </w:rPr>
+    </w:lvl>
+    <w:lvl w:ilvl="4" w:tplc="08090003" w:tentative="1">
+      <w:start w:val="1"/>
+      <w:numFmt w:val="bullet"/>
+      <w:lvlText w:val="o"/>
+      <w:lvlJc w:val="left"/>
+      <w:pPr>
+        <w:ind w:left="3600" w:hanging="360"/>
+      </w:pPr>
+      <w:rPr>
+        <w:rFonts w:ascii="Courier New" w:hAnsi="Courier New" w:cs="Courier New" w:hint="default"/>
+      </w:rPr>
+    </w:lvl>
+    <w:lvl w:ilvl="5" w:tplc="08090005" w:tentative="1">
+      <w:start w:val="1"/>
+      <w:numFmt w:val="bullet"/>
+      <w:lvlText w:val=""/>
+      <w:lvlJc w:val="left"/>
+      <w:pPr>
+        <w:ind w:left="4320" w:hanging="360"/>
+      </w:pPr>
+      <w:rPr>
+        <w:rFonts w:ascii="Wingdings" w:hAnsi="Wingdings" w:hint="default"/>
+      </w:rPr>
+    </w:lvl>
+    <w:lvl w:ilvl="6" w:tplc="08090001" w:tentative="1">
+      <w:start w:val="1"/>
+      <w:numFmt w:val="bullet"/>
+      <w:lvlText w:val=""/>
+      <w:lvlJc w:val="left"/>
+      <w:pPr>
+        <w:ind w:left="5040" w:hanging="360"/>
+      </w:pPr>
+      <w:rPr>
+        <w:rFonts w:ascii="Symbol" w:hAnsi="Symbol" w:hint="default"/>
+      </w:rPr>
+    </w:lvl>
+    <w:lvl w:ilvl="7" w:tplc="08090003" w:tentative="1">
+      <w:start w:val="1"/>
+      <w:numFmt w:val="bullet"/>
+      <w:lvlText w:val="o"/>
+      <w:lvlJc w:val="left"/>
+      <w:pPr>
+        <w:ind w:left="5760" w:hanging="360"/>
+      </w:pPr>
+      <w:rPr>
+        <w:rFonts w:ascii="Courier New" w:hAnsi="Courier New" w:cs="Courier New" w:hint="default"/>
+      </w:rPr>
+    </w:lvl>
+    <w:lvl w:ilvl="8" w:tplc="08090005" w:tentative="1">
+      <w:start w:val="1"/>
+      <w:numFmt w:val="bullet"/>
+      <w:lvlText w:val=""/>
+      <w:lvlJc w:val="left"/>
+      <w:pPr>
+        <w:ind w:left="6480" w:hanging="360"/>
+      </w:pPr>
+      <w:rPr>
+        <w:rFonts w:ascii="Wingdings" w:hAnsi="Wingdings" w:hint="default"/>
+      </w:rPr>
+    </w:lvl>
+  </w:abstractNum>
   <w:num w:numId="1" w16cid:durableId="1954552590">
+    <w:abstractNumId w:val="4"/>
+  </w:num>
+  <w:num w:numId="2" w16cid:durableId="601450434">
+    <w:abstractNumId w:val="2"/>
+  </w:num>
+  <w:num w:numId="3" w16cid:durableId="1311058048">
     <w:abstractNumId w:val="1"/>
   </w:num>
-  <w:num w:numId="2" w16cid:durableId="601450434">
+  <w:num w:numId="4" w16cid:durableId="463547082">
+    <w:abstractNumId w:val="3"/>
+  </w:num>
+  <w:num w:numId="5" w16cid:durableId="458257766">
     <w:abstractNumId w:val="0"/>
+  </w:num>
+  <w:num w:numId="6" w16cid:durableId="1964533949">
+    <w:abstractNumId w:val="5"/>
   </w:num>
 </w:numbering>
 </file>
@@ -1946,6 +6518,79 @@
       <w:spacing w:val="5"/>
     </w:rPr>
   </w:style>
+  <w:style w:type="paragraph" w:styleId="TOCHeading">
+    <w:name w:val="TOC Heading"/>
+    <w:basedOn w:val="Heading1"/>
+    <w:next w:val="Normal"/>
+    <w:uiPriority w:val="39"/>
+    <w:unhideWhenUsed/>
+    <w:qFormat/>
+    <w:rsid w:val="00D47844"/>
+    <w:pPr>
+      <w:spacing w:before="240" w:after="0" w:line="259" w:lineRule="auto"/>
+      <w:outlineLvl w:val="9"/>
+    </w:pPr>
+    <w:rPr>
+      <w:rFonts w:asciiTheme="majorHAnsi" w:hAnsiTheme="majorHAnsi" w:cstheme="majorBidi"/>
+      <w:b w:val="0"/>
+      <w:bCs w:val="0"/>
+      <w:color w:val="0F4761" w:themeColor="accent1" w:themeShade="BF"/>
+      <w:kern w:val="0"/>
+      <w:sz w:val="32"/>
+      <w:szCs w:val="32"/>
+      <w:lang w:val="en-US"/>
+      <w14:ligatures w14:val="none"/>
+    </w:rPr>
+  </w:style>
+  <w:style w:type="paragraph" w:styleId="TOC1">
+    <w:name w:val="toc 1"/>
+    <w:basedOn w:val="Normal"/>
+    <w:next w:val="Normal"/>
+    <w:autoRedefine/>
+    <w:uiPriority w:val="39"/>
+    <w:unhideWhenUsed/>
+    <w:rsid w:val="00D47844"/>
+    <w:pPr>
+      <w:spacing w:after="100"/>
+    </w:pPr>
+  </w:style>
+  <w:style w:type="paragraph" w:styleId="TOC2">
+    <w:name w:val="toc 2"/>
+    <w:basedOn w:val="Normal"/>
+    <w:next w:val="Normal"/>
+    <w:autoRedefine/>
+    <w:uiPriority w:val="39"/>
+    <w:unhideWhenUsed/>
+    <w:rsid w:val="00D47844"/>
+    <w:pPr>
+      <w:spacing w:after="100"/>
+      <w:ind w:left="220"/>
+    </w:pPr>
+  </w:style>
+  <w:style w:type="paragraph" w:styleId="TOC3">
+    <w:name w:val="toc 3"/>
+    <w:basedOn w:val="Normal"/>
+    <w:next w:val="Normal"/>
+    <w:autoRedefine/>
+    <w:uiPriority w:val="39"/>
+    <w:unhideWhenUsed/>
+    <w:rsid w:val="00D47844"/>
+    <w:pPr>
+      <w:spacing w:after="100"/>
+      <w:ind w:left="440"/>
+    </w:pPr>
+  </w:style>
+  <w:style w:type="character" w:styleId="Hyperlink">
+    <w:name w:val="Hyperlink"/>
+    <w:basedOn w:val="DefaultParagraphFont"/>
+    <w:uiPriority w:val="99"/>
+    <w:unhideWhenUsed/>
+    <w:rsid w:val="00D47844"/>
+    <w:rPr>
+      <w:color w:val="467886" w:themeColor="hyperlink"/>
+      <w:u w:val="single"/>
+    </w:rPr>
+  </w:style>
 </w:styles>
 </file>
 
